--- a/07-驱动电路/02-LED驱动/PWM调光电路/PWM调光电路.docx
+++ b/07-驱动电路/02-LED驱动/PWM调光电路/PWM调光电路.docx
@@ -2491,6 +2491,20 @@
     </w:p>
     <w:bookmarkEnd w:id="26"/>
     <w:bookmarkEnd w:id="27"/>
+    <w:p>
+      <w:pPr>
+        <w:spacing w:before="360"/>
+        <w:jc w:val="center"/>
+      </w:pPr>
+      <w:r>
+        <w:rPr>
+          <w:rFonts w:ascii="Times New Roman" w:hAnsi="Times New Roman"/>
+          <w:color w:val="555555"/>
+          <w:sz w:val="21"/>
+        </w:rPr>
+        <w:t>材料收集者：杜文杰</w:t>
+      </w:r>
+    </w:p>
     <w:sectPr>
       <w:headerReference r:id="rId9" w:type="default"/>
       <w:footerReference r:id="rId10" w:type="default"/>

--- a/07-驱动电路/02-LED驱动/PWM调光电路/PWM调光电路.docx
+++ b/07-驱动电路/02-LED驱动/PWM调光电路/PWM调光电路.docx
@@ -1,6 +1,6 @@
 
 <file path=word/document.xml><?xml version="1.0" encoding="utf-8"?>
-<w:document xmlns:w="http://schemas.openxmlformats.org/wordprocessingml/2006/main" xmlns:m="http://schemas.openxmlformats.org/officeDocument/2006/math" xmlns:r="http://schemas.openxmlformats.org/officeDocument/2006/relationships" xmlns:o="urn:schemas-microsoft-com:office:office" xmlns:v="urn:schemas-microsoft-com:vml" xmlns:w10="urn:schemas-microsoft-com:office:word" xmlns:a="http://schemas.openxmlformats.org/drawingml/2006/main" xmlns:pic="http://schemas.openxmlformats.org/drawingml/2006/picture" xmlns:wp="http://schemas.openxmlformats.org/drawingml/2006/wordprocessingDrawing">
+<w:document xmlns:m="http://schemas.openxmlformats.org/officeDocument/2006/math" xmlns:r="http://schemas.openxmlformats.org/officeDocument/2006/relationships" xmlns:w="http://schemas.openxmlformats.org/wordprocessingml/2006/main" xmlns:o="urn:schemas-microsoft-com:office:office" xmlns:v="urn:schemas-microsoft-com:vml" xmlns:w10="urn:schemas-microsoft-com:office:word" xmlns:a="http://schemas.openxmlformats.org/drawingml/2006/main" xmlns:pic="http://schemas.openxmlformats.org/drawingml/2006/picture" xmlns:wp="http://schemas.openxmlformats.org/drawingml/2006/wordprocessingDrawing">
   <w:body>
     <w:bookmarkStart w:id="27" w:name="pwm-调光电路"/>
     <w:p>
@@ -8,11 +8,14 @@
         <w:pStyle w:val="Heading1"/>
       </w:pPr>
       <w:r>
+        <w:rPr>
+          <w:rFonts w:eastAsia="黑体"/>
+        </w:rPr>
         <w:t xml:space="preserve">PWM </w:t>
       </w:r>
       <w:r>
         <w:rPr>
-          <w:rFonts w:hint="eastAsia"/>
+          <w:rFonts w:hint="eastAsia" w:eastAsia="黑体"/>
         </w:rPr>
         <w:t xml:space="preserve">调光电路</w:t>
       </w:r>
@@ -24,7 +27,7 @@
       </w:pPr>
       <w:r>
         <w:rPr>
-          <w:rFonts w:hint="eastAsia"/>
+          <w:rFonts w:hint="eastAsia" w:eastAsia="黑体"/>
         </w:rPr>
         <w:t xml:space="preserve">拓扑描述</w:t>
       </w:r>
@@ -35,15 +38,19 @@
       </w:pPr>
       <w:r>
         <w:rPr>
-          <w:rFonts w:hint="eastAsia"/>
+          <w:rFonts w:hint="eastAsia" w:eastAsia="黑体"/>
         </w:rPr>
         <w:t xml:space="preserve">由</w:t>
       </w:r>
       <w:r>
+        <w:rPr>
+          <w:rFonts w:eastAsia="黑体"/>
+        </w:rPr>
         <w:t xml:space="preserve"> </w:t>
       </w:r>
       <w:r>
         <w:rPr>
+          <w:rFonts w:eastAsia="黑体"/>
           <w:b/>
           <w:bCs/>
         </w:rPr>
@@ -51,7 +58,7 @@
       </w:r>
       <w:r>
         <w:rPr>
-          <w:rFonts w:hint="eastAsia"/>
+          <w:rFonts w:hint="eastAsia" w:eastAsia="黑体"/>
           <w:b/>
           <w:bCs/>
         </w:rPr>
@@ -59,6 +66,7 @@
       </w:r>
       <w:r>
         <w:rPr>
+          <w:rFonts w:eastAsia="黑体"/>
           <w:b/>
           <w:bCs/>
         </w:rPr>
@@ -66,18 +74,21 @@
       </w:r>
       <w:r>
         <w:rPr>
-          <w:rFonts w:hint="eastAsia"/>
+          <w:rFonts w:hint="eastAsia" w:eastAsia="黑体"/>
           <w:b/>
           <w:bCs/>
         </w:rPr>
         <w:t xml:space="preserve">定时器/专用调光器）</w:t>
       </w:r>
       <w:r>
+        <w:rPr>
+          <w:rFonts w:eastAsia="黑体"/>
+        </w:rPr>
         <w:t xml:space="preserve">、</w:t>
       </w:r>
       <w:r>
         <w:rPr>
-          <w:rFonts w:hint="eastAsia"/>
+          <w:rFonts w:hint="eastAsia" w:eastAsia="黑体"/>
           <w:b/>
           <w:bCs/>
         </w:rPr>
@@ -85,6 +96,7 @@
       </w:r>
       <w:r>
         <w:rPr>
+          <w:rFonts w:eastAsia="黑体"/>
           <w:b/>
           <w:bCs/>
         </w:rPr>
@@ -92,7 +104,7 @@
       </w:r>
       <w:r>
         <w:rPr>
-          <w:rFonts w:hint="eastAsia"/>
+          <w:rFonts w:hint="eastAsia" w:eastAsia="黑体"/>
           <w:b/>
           <w:bCs/>
         </w:rPr>
@@ -100,6 +112,7 @@
       </w:r>
       <w:r>
         <w:rPr>
+          <w:rFonts w:eastAsia="黑体"/>
           <w:b/>
           <w:bCs/>
         </w:rPr>
@@ -107,6 +120,7 @@
       </w:r>
       <w:r>
         <w:rPr>
+          <w:rFonts w:eastAsia="黑体"/>
           <w:b/>
           <w:bCs/>
         </w:rPr>
@@ -128,6 +142,7 @@
       </m:oMath>
       <w:r>
         <w:rPr>
+          <w:rFonts w:eastAsia="黑体"/>
           <w:b/>
           <w:bCs/>
         </w:rPr>
@@ -135,64 +150,79 @@
       </w:r>
       <w:r>
         <w:rPr>
-          <w:rFonts w:hint="eastAsia"/>
+          <w:rFonts w:hint="eastAsia" w:eastAsia="黑体"/>
           <w:b/>
           <w:bCs/>
         </w:rPr>
         <w:t xml:space="preserve">计，或使用恒流驱动芯片的调光/使能引脚）</w:t>
       </w:r>
       <w:r>
+        <w:rPr>
+          <w:rFonts w:eastAsia="黑体"/>
+        </w:rPr>
         <w:t xml:space="preserve">、</w:t>
       </w:r>
       <w:r>
         <w:rPr>
-          <w:rFonts w:hint="eastAsia"/>
+          <w:rFonts w:hint="eastAsia" w:eastAsia="黑体"/>
           <w:b/>
           <w:bCs/>
         </w:rPr>
         <w:t xml:space="preserve">限流/恒流环节</w:t>
       </w:r>
       <w:r>
+        <w:rPr>
+          <w:rFonts w:eastAsia="黑体"/>
+        </w:rPr>
         <w:t xml:space="preserve"> </w:t>
       </w:r>
       <w:r>
         <w:rPr>
-          <w:rFonts w:hint="eastAsia"/>
+          <w:rFonts w:hint="eastAsia" w:eastAsia="黑体"/>
         </w:rPr>
         <w:t xml:space="preserve">与</w:t>
       </w:r>
       <w:r>
+        <w:rPr>
+          <w:rFonts w:eastAsia="黑体"/>
+        </w:rPr>
         <w:t xml:space="preserve"> </w:t>
       </w:r>
       <w:r>
         <w:rPr>
-          <w:rFonts w:hint="eastAsia"/>
+          <w:rFonts w:hint="eastAsia" w:eastAsia="黑体"/>
           <w:b/>
           <w:bCs/>
         </w:rPr>
         <w:t xml:space="preserve">LED（串/并联负载）</w:t>
       </w:r>
       <w:r>
+        <w:rPr>
+          <w:rFonts w:eastAsia="黑体"/>
+        </w:rPr>
         <w:t xml:space="preserve"> </w:t>
       </w:r>
       <w:r>
         <w:rPr>
-          <w:rFonts w:hint="eastAsia"/>
+          <w:rFonts w:hint="eastAsia" w:eastAsia="黑体"/>
         </w:rPr>
         <w:t xml:space="preserve">组成的亮度调节网络。电路共有</w:t>
       </w:r>
       <w:r>
+        <w:rPr>
+          <w:rFonts w:eastAsia="黑体"/>
+        </w:rPr>
         <w:t xml:space="preserve"> 3 </w:t>
       </w:r>
       <w:r>
         <w:rPr>
-          <w:rFonts w:hint="eastAsia"/>
+          <w:rFonts w:hint="eastAsia" w:eastAsia="黑体"/>
         </w:rPr>
         <w:t xml:space="preserve">个关键节点：</w:t>
       </w:r>
       <w:r>
         <w:rPr>
-          <w:rFonts w:hint="eastAsia"/>
+          <w:rFonts w:hint="eastAsia" w:eastAsia="黑体"/>
           <w:b/>
           <w:bCs/>
         </w:rPr>
@@ -200,6 +230,7 @@
       </w:r>
       <w:r>
         <w:rPr>
+          <w:rFonts w:eastAsia="黑体"/>
           <w:b/>
           <w:bCs/>
         </w:rPr>
@@ -207,7 +238,7 @@
       </w:r>
       <w:r>
         <w:rPr>
-          <w:rFonts w:hint="eastAsia"/>
+          <w:rFonts w:hint="eastAsia" w:eastAsia="黑体"/>
           <w:b/>
           <w:bCs/>
         </w:rPr>
@@ -215,6 +246,7 @@
       </w:r>
       <w:r>
         <w:rPr>
+          <w:rFonts w:eastAsia="黑体"/>
           <w:b/>
           <w:bCs/>
         </w:rPr>
@@ -222,22 +254,25 @@
       </w:r>
       <w:r>
         <w:rPr>
-          <w:rFonts w:hint="eastAsia"/>
+          <w:rFonts w:hint="eastAsia" w:eastAsia="黑体"/>
         </w:rPr>
         <w:t xml:space="preserve">（限流/恒流环节输入端或</w:t>
       </w:r>
       <w:r>
+        <w:rPr>
+          <w:rFonts w:eastAsia="黑体"/>
+        </w:rPr>
         <w:t xml:space="preserve"> LED </w:t>
       </w:r>
       <w:r>
         <w:rPr>
-          <w:rFonts w:hint="eastAsia"/>
+          <w:rFonts w:hint="eastAsia" w:eastAsia="黑体"/>
         </w:rPr>
         <w:t xml:space="preserve">串阳极端）；</w:t>
       </w:r>
       <w:r>
         <w:rPr>
-          <w:rFonts w:hint="eastAsia"/>
+          <w:rFonts w:hint="eastAsia" w:eastAsia="黑体"/>
           <w:b/>
           <w:bCs/>
         </w:rPr>
@@ -245,6 +280,7 @@
       </w:r>
       <w:r>
         <w:rPr>
+          <w:rFonts w:eastAsia="黑体"/>
           <w:b/>
           <w:bCs/>
         </w:rPr>
@@ -252,7 +288,7 @@
       </w:r>
       <w:r>
         <w:rPr>
-          <w:rFonts w:hint="eastAsia"/>
+          <w:rFonts w:hint="eastAsia" w:eastAsia="黑体"/>
           <w:b/>
           <w:bCs/>
         </w:rPr>
@@ -260,20 +296,26 @@
       </w:r>
       <w:r>
         <w:rPr>
-          <w:rFonts w:hint="eastAsia"/>
+          <w:rFonts w:hint="eastAsia" w:eastAsia="黑体"/>
         </w:rPr>
         <w:t xml:space="preserve">（LED</w:t>
       </w:r>
       <w:r>
+        <w:rPr>
+          <w:rFonts w:eastAsia="黑体"/>
+        </w:rPr>
         <w:t xml:space="preserve"> </w:t>
       </w:r>
       <w:r>
         <w:rPr>
-          <w:rFonts w:hint="eastAsia"/>
+          <w:rFonts w:hint="eastAsia" w:eastAsia="黑体"/>
         </w:rPr>
         <w:t xml:space="preserve">串阴极端与</w:t>
       </w:r>
       <w:r>
+        <w:rPr>
+          <w:rFonts w:eastAsia="黑体"/>
+        </w:rPr>
         <w:t xml:space="preserve"> </w:t>
       </w:r>
       <m:oMath>
@@ -291,26 +333,32 @@
         </m:sSub>
       </m:oMath>
       <w:r>
+        <w:rPr>
+          <w:rFonts w:eastAsia="黑体"/>
+        </w:rPr>
         <w:t xml:space="preserve"> </w:t>
       </w:r>
       <w:r>
         <w:rPr>
-          <w:rFonts w:hint="eastAsia"/>
+          <w:rFonts w:hint="eastAsia" w:eastAsia="黑体"/>
         </w:rPr>
         <w:t xml:space="preserve">漏极</w:t>
       </w:r>
       <w:r>
+        <w:rPr>
+          <w:rFonts w:eastAsia="黑体"/>
+        </w:rPr>
         <w:t xml:space="preserve"> D </w:t>
       </w:r>
       <w:r>
         <w:rPr>
-          <w:rFonts w:hint="eastAsia"/>
+          <w:rFonts w:hint="eastAsia" w:eastAsia="黑体"/>
         </w:rPr>
         <w:t xml:space="preserve">相连，为限流/恒流环节与开关管的公共节点）；</w:t>
       </w:r>
       <w:r>
         <w:rPr>
-          <w:rFonts w:hint="eastAsia"/>
+          <w:rFonts w:hint="eastAsia" w:eastAsia="黑体"/>
           <w:b/>
           <w:bCs/>
         </w:rPr>
@@ -318,6 +366,7 @@
       </w:r>
       <w:r>
         <w:rPr>
+          <w:rFonts w:eastAsia="黑体"/>
           <w:b/>
           <w:bCs/>
         </w:rPr>
@@ -325,7 +374,7 @@
       </w:r>
       <w:r>
         <w:rPr>
-          <w:rFonts w:hint="eastAsia"/>
+          <w:rFonts w:hint="eastAsia" w:eastAsia="黑体"/>
           <w:b/>
           <w:bCs/>
         </w:rPr>
@@ -333,6 +382,7 @@
       </w:r>
       <w:r>
         <w:rPr>
+          <w:rFonts w:eastAsia="黑体"/>
           <w:b/>
           <w:bCs/>
         </w:rPr>
@@ -340,7 +390,7 @@
       </w:r>
       <w:r>
         <w:rPr>
-          <w:rFonts w:hint="eastAsia"/>
+          <w:rFonts w:hint="eastAsia" w:eastAsia="黑体"/>
         </w:rPr>
         <w:t xml:space="preserve">（</w:t>
       </w:r>
@@ -359,29 +409,38 @@
         </m:sSub>
       </m:oMath>
       <w:r>
+        <w:rPr>
+          <w:rFonts w:eastAsia="黑体"/>
+        </w:rPr>
         <w:t xml:space="preserve"> </w:t>
       </w:r>
       <w:r>
         <w:rPr>
-          <w:rFonts w:hint="eastAsia"/>
+          <w:rFonts w:hint="eastAsia" w:eastAsia="黑体"/>
         </w:rPr>
         <w:t xml:space="preserve">源极</w:t>
       </w:r>
       <w:r>
+        <w:rPr>
+          <w:rFonts w:eastAsia="黑体"/>
+        </w:rPr>
         <w:t xml:space="preserve"> S </w:t>
       </w:r>
       <w:r>
         <w:rPr>
-          <w:rFonts w:hint="eastAsia"/>
+          <w:rFonts w:hint="eastAsia" w:eastAsia="黑体"/>
         </w:rPr>
         <w:t xml:space="preserve">与电源负端相连）。另有</w:t>
       </w:r>
       <w:r>
+        <w:rPr>
+          <w:rFonts w:eastAsia="黑体"/>
+        </w:rPr>
         <w:t xml:space="preserve"> </w:t>
       </w:r>
       <w:r>
         <w:rPr>
-          <w:rFonts w:hint="eastAsia"/>
+          <w:rFonts w:hint="eastAsia" w:eastAsia="黑体"/>
           <w:b/>
           <w:bCs/>
         </w:rPr>
@@ -389,6 +448,7 @@
       </w:r>
       <w:r>
         <w:rPr>
+          <w:rFonts w:eastAsia="黑体"/>
           <w:b/>
           <w:bCs/>
         </w:rPr>
@@ -396,7 +456,7 @@
       </w:r>
       <w:r>
         <w:rPr>
-          <w:rFonts w:hint="eastAsia"/>
+          <w:rFonts w:hint="eastAsia" w:eastAsia="黑体"/>
           <w:b/>
           <w:bCs/>
         </w:rPr>
@@ -404,20 +464,26 @@
       </w:r>
       <w:r>
         <w:rPr>
-          <w:rFonts w:hint="eastAsia"/>
+          <w:rFonts w:hint="eastAsia" w:eastAsia="黑体"/>
         </w:rPr>
         <w:t xml:space="preserve">（PWM</w:t>
       </w:r>
       <w:r>
+        <w:rPr>
+          <w:rFonts w:eastAsia="黑体"/>
+        </w:rPr>
         <w:t xml:space="preserve"> </w:t>
       </w:r>
       <w:r>
         <w:rPr>
-          <w:rFonts w:hint="eastAsia"/>
+          <w:rFonts w:hint="eastAsia" w:eastAsia="黑体"/>
         </w:rPr>
         <w:t xml:space="preserve">源输出接</w:t>
       </w:r>
       <w:r>
+        <w:rPr>
+          <w:rFonts w:eastAsia="黑体"/>
+        </w:rPr>
         <w:t xml:space="preserve"> </w:t>
       </w:r>
       <m:oMath>
@@ -435,20 +501,26 @@
         </m:sSub>
       </m:oMath>
       <w:r>
+        <w:rPr>
+          <w:rFonts w:eastAsia="黑体"/>
+        </w:rPr>
         <w:t xml:space="preserve"> </w:t>
       </w:r>
       <w:r>
         <w:rPr>
-          <w:rFonts w:hint="eastAsia"/>
+          <w:rFonts w:hint="eastAsia" w:eastAsia="黑体"/>
         </w:rPr>
         <w:t xml:space="preserve">栅极</w:t>
       </w:r>
       <w:r>
+        <w:rPr>
+          <w:rFonts w:eastAsia="黑体"/>
+        </w:rPr>
         <w:t xml:space="preserve"> G </w:t>
       </w:r>
       <w:r>
         <w:rPr>
-          <w:rFonts w:hint="eastAsia"/>
+          <w:rFonts w:hint="eastAsia" w:eastAsia="黑体"/>
         </w:rPr>
         <w:t xml:space="preserve">或恒流芯片调光使能脚）。</w:t>
       </w:r>
@@ -457,12 +529,13 @@
       <w:pPr/>
       <w:r>
         <w:rPr>
-          <w:rFonts w:hint="eastAsia"/>
+          <w:rFonts w:hint="eastAsia" w:eastAsia="黑体"/>
         </w:rPr>
         <w:t xml:space="preserve">各元件管脚连接：</w:t>
       </w:r>
       <w:r>
         <w:rPr>
+          <w:rFonts w:eastAsia="黑体"/>
           <w:b/>
           <w:bCs/>
         </w:rPr>
@@ -470,27 +543,33 @@
       </w:r>
       <w:r>
         <w:rPr>
-          <w:rFonts w:hint="eastAsia"/>
+          <w:rFonts w:hint="eastAsia" w:eastAsia="黑体"/>
           <w:b/>
           <w:bCs/>
         </w:rPr>
         <w:t xml:space="preserve">信号源</w:t>
       </w:r>
       <w:r>
+        <w:rPr>
+          <w:rFonts w:eastAsia="黑体"/>
+        </w:rPr>
         <w:t xml:space="preserve"> </w:t>
       </w:r>
       <w:r>
         <w:rPr>
-          <w:rFonts w:hint="eastAsia"/>
+          <w:rFonts w:hint="eastAsia" w:eastAsia="黑体"/>
         </w:rPr>
         <w:t xml:space="preserve">输出接节点④PWM</w:t>
       </w:r>
       <w:r>
+        <w:rPr>
+          <w:rFonts w:eastAsia="黑体"/>
+        </w:rPr>
         <w:t xml:space="preserve"> </w:t>
       </w:r>
       <w:r>
         <w:rPr>
-          <w:rFonts w:hint="eastAsia"/>
+          <w:rFonts w:hint="eastAsia" w:eastAsia="黑体"/>
         </w:rPr>
         <w:t xml:space="preserve">信号节点；</w:t>
       </w:r>
@@ -509,107 +588,138 @@
         </m:sSub>
       </m:oMath>
       <w:r>
+        <w:rPr>
+          <w:rFonts w:eastAsia="黑体"/>
+        </w:rPr>
         <w:t xml:space="preserve"> </w:t>
       </w:r>
       <w:r>
         <w:rPr>
-          <w:rFonts w:hint="eastAsia"/>
+          <w:rFonts w:hint="eastAsia" w:eastAsia="黑体"/>
         </w:rPr>
         <w:t xml:space="preserve">的</w:t>
       </w:r>
       <w:r>
+        <w:rPr>
+          <w:rFonts w:eastAsia="黑体"/>
+        </w:rPr>
         <w:t xml:space="preserve"> G </w:t>
       </w:r>
       <w:r>
         <w:rPr>
-          <w:rFonts w:hint="eastAsia"/>
+          <w:rFonts w:hint="eastAsia" w:eastAsia="黑体"/>
         </w:rPr>
         <w:t xml:space="preserve">接节点④PWM</w:t>
       </w:r>
       <w:r>
+        <w:rPr>
+          <w:rFonts w:eastAsia="黑体"/>
+        </w:rPr>
         <w:t xml:space="preserve"> </w:t>
       </w:r>
       <w:r>
         <w:rPr>
-          <w:rFonts w:hint="eastAsia"/>
+          <w:rFonts w:hint="eastAsia" w:eastAsia="黑体"/>
         </w:rPr>
         <w:t xml:space="preserve">信号节点、D</w:t>
       </w:r>
       <w:r>
+        <w:rPr>
+          <w:rFonts w:eastAsia="黑体"/>
+        </w:rPr>
         <w:t xml:space="preserve"> </w:t>
       </w:r>
       <w:r>
         <w:rPr>
-          <w:rFonts w:hint="eastAsia"/>
+          <w:rFonts w:hint="eastAsia" w:eastAsia="黑体"/>
         </w:rPr>
         <w:t xml:space="preserve">接节点②开关节点、S</w:t>
       </w:r>
       <w:r>
+        <w:rPr>
+          <w:rFonts w:eastAsia="黑体"/>
+        </w:rPr>
         <w:t xml:space="preserve"> </w:t>
       </w:r>
       <w:r>
         <w:rPr>
-          <w:rFonts w:hint="eastAsia"/>
+          <w:rFonts w:hint="eastAsia" w:eastAsia="黑体"/>
         </w:rPr>
         <w:t xml:space="preserve">接节点③地；</w:t>
       </w:r>
       <w:r>
         <w:rPr>
-          <w:rFonts w:hint="eastAsia"/>
+          <w:rFonts w:hint="eastAsia" w:eastAsia="黑体"/>
           <w:b/>
           <w:bCs/>
         </w:rPr>
         <w:t xml:space="preserve">限流/恒流环节</w:t>
       </w:r>
       <w:r>
+        <w:rPr>
+          <w:rFonts w:eastAsia="黑体"/>
+        </w:rPr>
         <w:t xml:space="preserve"> </w:t>
       </w:r>
       <w:r>
         <w:rPr>
-          <w:rFonts w:hint="eastAsia"/>
+          <w:rFonts w:hint="eastAsia" w:eastAsia="黑体"/>
         </w:rPr>
         <w:t xml:space="preserve">一端接节点①电源正端（或串于</w:t>
       </w:r>
       <w:r>
+        <w:rPr>
+          <w:rFonts w:eastAsia="黑体"/>
+        </w:rPr>
         <w:t xml:space="preserve"> LED </w:t>
       </w:r>
       <w:r>
         <w:rPr>
-          <w:rFonts w:hint="eastAsia"/>
+          <w:rFonts w:hint="eastAsia" w:eastAsia="黑体"/>
         </w:rPr>
         <w:t xml:space="preserve">支路）、另一端接</w:t>
       </w:r>
       <w:r>
+        <w:rPr>
+          <w:rFonts w:eastAsia="黑体"/>
+        </w:rPr>
         <w:t xml:space="preserve"> LED </w:t>
       </w:r>
       <w:r>
         <w:rPr>
-          <w:rFonts w:hint="eastAsia"/>
+          <w:rFonts w:hint="eastAsia" w:eastAsia="黑体"/>
         </w:rPr>
         <w:t xml:space="preserve">对应端；</w:t>
       </w:r>
       <w:r>
         <w:rPr>
+          <w:rFonts w:eastAsia="黑体"/>
           <w:b/>
           <w:bCs/>
         </w:rPr>
         <w:t xml:space="preserve">LED</w:t>
       </w:r>
       <w:r>
+        <w:rPr>
+          <w:rFonts w:eastAsia="黑体"/>
+        </w:rPr>
         <w:t xml:space="preserve"> </w:t>
       </w:r>
       <w:r>
         <w:rPr>
-          <w:rFonts w:hint="eastAsia"/>
+          <w:rFonts w:hint="eastAsia" w:eastAsia="黑体"/>
         </w:rPr>
         <w:t xml:space="preserve">阳极经限流/恒流环节接节点①、阴极接节点②开关节点（采用恒流芯片调光脚方案时由芯片内部开关控制</w:t>
       </w:r>
       <w:r>
+        <w:rPr>
+          <w:rFonts w:eastAsia="黑体"/>
+        </w:rPr>
         <w:t xml:space="preserve"> LED </w:t>
       </w:r>
       <w:r>
         <w:rPr>
-          <w:rFonts w:hint="eastAsia"/>
+          <w:rFonts w:hint="eastAsia" w:eastAsia="黑体"/>
         </w:rPr>
         <w:t xml:space="preserve">支路）。</w:t>
       </w:r>
@@ -618,29 +728,38 @@
       <w:pPr/>
       <w:r>
         <w:rPr>
-          <w:rFonts w:hint="eastAsia"/>
+          <w:rFonts w:hint="eastAsia" w:eastAsia="黑体"/>
         </w:rPr>
         <w:t xml:space="preserve">由此构成”PWM</w:t>
       </w:r>
       <w:r>
+        <w:rPr>
+          <w:rFonts w:eastAsia="黑体"/>
+        </w:rPr>
         <w:t xml:space="preserve"> </w:t>
       </w:r>
       <w:r>
         <w:rPr>
-          <w:rFonts w:hint="eastAsia"/>
+          <w:rFonts w:hint="eastAsia" w:eastAsia="黑体"/>
         </w:rPr>
         <w:t xml:space="preserve">通断调光”组态：PWM</w:t>
       </w:r>
       <w:r>
+        <w:rPr>
+          <w:rFonts w:eastAsia="黑体"/>
+        </w:rPr>
         <w:t xml:space="preserve"> </w:t>
       </w:r>
       <w:r>
         <w:rPr>
-          <w:rFonts w:hint="eastAsia"/>
+          <w:rFonts w:hint="eastAsia" w:eastAsia="黑体"/>
         </w:rPr>
         <w:t xml:space="preserve">方波控制</w:t>
       </w:r>
       <w:r>
+        <w:rPr>
+          <w:rFonts w:eastAsia="黑体"/>
+        </w:rPr>
         <w:t xml:space="preserve"> </w:t>
       </w:r>
       <m:oMath>
@@ -659,16 +778,19 @@
       </m:oMath>
       <w:r>
         <w:rPr>
-          <w:rFonts w:hint="eastAsia"/>
+          <w:rFonts w:hint="eastAsia" w:eastAsia="黑体"/>
         </w:rPr>
         <w:t xml:space="preserve">（或调光使能脚）通断，LED</w:t>
       </w:r>
       <w:r>
+        <w:rPr>
+          <w:rFonts w:eastAsia="黑体"/>
+        </w:rPr>
         <w:t xml:space="preserve"> </w:t>
       </w:r>
       <w:r>
         <w:rPr>
-          <w:rFonts w:hint="eastAsia"/>
+          <w:rFonts w:hint="eastAsia" w:eastAsia="黑体"/>
         </w:rPr>
         <w:t xml:space="preserve">在导通期间以额定（峰值）电流点亮、关断期间熄灭，改变占空比即改变人眼感知的平均亮度（</w:t>
       </w:r>
@@ -730,16 +852,19 @@
       </m:oMath>
       <w:r>
         <w:rPr>
-          <w:rFonts w:hint="eastAsia"/>
+          <w:rFonts w:hint="eastAsia" w:eastAsia="黑体"/>
         </w:rPr>
         <w:t xml:space="preserve">），因导通电流恒定故</w:t>
       </w:r>
       <w:r>
+        <w:rPr>
+          <w:rFonts w:eastAsia="黑体"/>
+        </w:rPr>
         <w:t xml:space="preserve"> LED </w:t>
       </w:r>
       <w:r>
         <w:rPr>
-          <w:rFonts w:hint="eastAsia"/>
+          <w:rFonts w:hint="eastAsia" w:eastAsia="黑体"/>
         </w:rPr>
         <w:t xml:space="preserve">色温基本不变，实现无级连续调光。</w:t>
       </w:r>
@@ -752,7 +877,7 @@
       </w:pPr>
       <w:r>
         <w:rPr>
-          <w:rFonts w:hint="eastAsia"/>
+          <w:rFonts w:hint="eastAsia" w:eastAsia="黑体"/>
         </w:rPr>
         <w:t xml:space="preserve">工作原理</w:t>
       </w:r>
@@ -763,25 +888,31 @@
       </w:pPr>
       <w:r>
         <w:rPr>
-          <w:rFonts w:hint="eastAsia"/>
+          <w:rFonts w:hint="eastAsia" w:eastAsia="黑体"/>
         </w:rPr>
         <w:t xml:space="preserve">在电路导通期间</w:t>
       </w:r>
       <w:r>
+        <w:rPr>
+          <w:rFonts w:eastAsia="黑体"/>
+        </w:rPr>
         <w:t xml:space="preserve"> LED </w:t>
       </w:r>
       <w:r>
         <w:rPr>
-          <w:rFonts w:hint="eastAsia"/>
+          <w:rFonts w:hint="eastAsia" w:eastAsia="黑体"/>
         </w:rPr>
         <w:t xml:space="preserve">以额定（峰值）电流点亮，关断期间完全熄灭；调节高低电平的时间比例（占空比），即可改变人眼感知的平均亮度。由于导通电流恒定，LED</w:t>
       </w:r>
       <w:r>
+        <w:rPr>
+          <w:rFonts w:eastAsia="黑体"/>
+        </w:rPr>
         <w:t xml:space="preserve"> </w:t>
       </w:r>
       <w:r>
         <w:rPr>
-          <w:rFonts w:hint="eastAsia"/>
+          <w:rFonts w:hint="eastAsia" w:eastAsia="黑体"/>
         </w:rPr>
         <w:t xml:space="preserve">的光谱（颜色）几乎不随亮度漂移。</w:t>
       </w:r>
@@ -794,7 +925,7 @@
       </w:pPr>
       <w:r>
         <w:rPr>
-          <w:rFonts w:hint="eastAsia"/>
+          <w:rFonts w:hint="eastAsia" w:eastAsia="黑体"/>
         </w:rPr>
         <w:t xml:space="preserve">关键计算公式</w:t>
       </w:r>
@@ -808,7 +939,7 @@
       </w:pPr>
       <w:r>
         <w:rPr>
-          <w:rFonts w:hint="eastAsia"/>
+          <w:rFonts w:hint="eastAsia" w:eastAsia="黑体"/>
         </w:rPr>
         <w:t xml:space="preserve">平均电流：</w:t>
       </w:r>
@@ -889,7 +1020,7 @@
       </w:pPr>
       <w:r>
         <w:rPr>
-          <w:rFonts w:hint="eastAsia"/>
+          <w:rFonts w:hint="eastAsia" w:eastAsia="黑体"/>
         </w:rPr>
         <w:t xml:space="preserve">占空比：</w:t>
       </w:r>
@@ -1021,16 +1152,19 @@
       </w:pPr>
       <w:r>
         <w:rPr>
-          <w:rFonts w:hint="eastAsia"/>
+          <w:rFonts w:hint="eastAsia" w:eastAsia="黑体"/>
         </w:rPr>
         <w:t xml:space="preserve">调光分辨率（N</w:t>
       </w:r>
       <w:r>
+        <w:rPr>
+          <w:rFonts w:eastAsia="黑体"/>
+        </w:rPr>
         <w:t xml:space="preserve"> </w:t>
       </w:r>
       <w:r>
         <w:rPr>
-          <w:rFonts w:hint="eastAsia"/>
+          <w:rFonts w:hint="eastAsia" w:eastAsia="黑体"/>
         </w:rPr>
         <w:t xml:space="preserve">位定时器）：</w:t>
       </w:r>
@@ -1089,11 +1223,14 @@
         </w:numPr>
       </w:pPr>
       <w:r>
+        <w:rPr>
+          <w:rFonts w:eastAsia="黑体"/>
+        </w:rPr>
         <w:t xml:space="preserve">PWM </w:t>
       </w:r>
       <w:r>
         <w:rPr>
-          <w:rFonts w:hint="eastAsia"/>
+          <w:rFonts w:hint="eastAsia" w:eastAsia="黑体"/>
         </w:rPr>
         <w:t xml:space="preserve">频率：</w:t>
       </w:r>
@@ -1159,7 +1296,7 @@
       </w:pPr>
       <w:r>
         <w:rPr>
-          <w:rFonts w:hint="eastAsia"/>
+          <w:rFonts w:hint="eastAsia" w:eastAsia="黑体"/>
         </w:rPr>
         <w:t xml:space="preserve">平均功耗：</w:t>
       </w:r>
@@ -1268,7 +1405,7 @@
             </w:pPr>
             <w:r>
               <w:rPr>
-                <w:rFonts w:hint="eastAsia"/>
+                <w:rFonts w:hint="eastAsia" w:eastAsia="黑体"/>
               </w:rPr>
               <w:t xml:space="preserve">符号</w:t>
             </w:r>
@@ -1282,7 +1419,7 @@
             </w:pPr>
             <w:r>
               <w:rPr>
-                <w:rFonts w:hint="eastAsia"/>
+                <w:rFonts w:hint="eastAsia" w:eastAsia="黑体"/>
               </w:rPr>
               <w:t xml:space="preserve">含义</w:t>
             </w:r>
@@ -1296,7 +1433,7 @@
             </w:pPr>
             <w:r>
               <w:rPr>
-                <w:rFonts w:hint="eastAsia"/>
+                <w:rFonts w:hint="eastAsia" w:eastAsia="黑体"/>
               </w:rPr>
               <w:t xml:space="preserve">单位</w:t>
             </w:r>
@@ -1334,6 +1471,9 @@
               </m:sSub>
             </m:oMath>
             <w:r>
+              <w:rPr>
+                <w:rFonts w:eastAsia="黑体"/>
+              </w:rPr>
               <w:t xml:space="preserve">​</w:t>
             </w:r>
           </w:p>
@@ -1346,7 +1486,7 @@
             </w:pPr>
             <w:r>
               <w:rPr>
-                <w:rFonts w:hint="eastAsia"/>
+                <w:rFonts w:hint="eastAsia" w:eastAsia="黑体"/>
               </w:rPr>
               <w:t xml:space="preserve">导通峰值电流</w:t>
             </w:r>
@@ -1359,6 +1499,9 @@
               <w:pStyle w:val="Compact"/>
             </w:pPr>
             <w:r>
+              <w:rPr>
+                <w:rFonts w:eastAsia="黑体"/>
+              </w:rPr>
               <w:t xml:space="preserve">A</w:t>
             </w:r>
           </w:p>
@@ -1392,6 +1535,9 @@
               </m:sSub>
             </m:oMath>
             <w:r>
+              <w:rPr>
+                <w:rFonts w:eastAsia="黑体"/>
+              </w:rPr>
               <w:t xml:space="preserve">​</w:t>
             </w:r>
           </w:p>
@@ -1404,7 +1550,7 @@
             </w:pPr>
             <w:r>
               <w:rPr>
-                <w:rFonts w:hint="eastAsia"/>
+                <w:rFonts w:hint="eastAsia" w:eastAsia="黑体"/>
               </w:rPr>
               <w:t xml:space="preserve">平均电流</w:t>
             </w:r>
@@ -1417,6 +1563,9 @@
               <w:pStyle w:val="Compact"/>
             </w:pPr>
             <w:r>
+              <w:rPr>
+                <w:rFonts w:eastAsia="黑体"/>
+              </w:rPr>
               <w:t xml:space="preserve">A</w:t>
             </w:r>
           </w:p>
@@ -1435,6 +1584,9 @@
               </m:r>
             </m:oMath>
             <w:r>
+              <w:rPr>
+                <w:rFonts w:eastAsia="黑体"/>
+              </w:rPr>
               <w:t xml:space="preserve">​</w:t>
             </w:r>
           </w:p>
@@ -1447,7 +1599,7 @@
             </w:pPr>
             <w:r>
               <w:rPr>
-                <w:rFonts w:hint="eastAsia"/>
+                <w:rFonts w:hint="eastAsia" w:eastAsia="黑体"/>
               </w:rPr>
               <w:t xml:space="preserve">占空比</w:t>
             </w:r>
@@ -1460,6 +1612,9 @@
               <w:pStyle w:val="Compact"/>
             </w:pPr>
             <w:r>
+              <w:rPr>
+                <w:rFonts w:eastAsia="黑体"/>
+              </w:rPr>
               <w:t xml:space="preserve">—</w:t>
             </w:r>
           </w:p>
@@ -1490,6 +1645,9 @@
               </m:sSub>
             </m:oMath>
             <w:r>
+              <w:rPr>
+                <w:rFonts w:eastAsia="黑体"/>
+              </w:rPr>
               <w:t xml:space="preserve">​</w:t>
             </w:r>
           </w:p>
@@ -1502,7 +1660,7 @@
             </w:pPr>
             <w:r>
               <w:rPr>
-                <w:rFonts w:hint="eastAsia"/>
+                <w:rFonts w:hint="eastAsia" w:eastAsia="黑体"/>
               </w:rPr>
               <w:t xml:space="preserve">导通时间</w:t>
             </w:r>
@@ -1515,6 +1673,9 @@
               <w:pStyle w:val="Compact"/>
             </w:pPr>
             <w:r>
+              <w:rPr>
+                <w:rFonts w:eastAsia="黑体"/>
+              </w:rPr>
               <w:t xml:space="preserve">s</w:t>
             </w:r>
           </w:p>
@@ -1548,6 +1709,9 @@
               </m:sSub>
             </m:oMath>
             <w:r>
+              <w:rPr>
+                <w:rFonts w:eastAsia="黑体"/>
+              </w:rPr>
               <w:t xml:space="preserve">​</w:t>
             </w:r>
           </w:p>
@@ -1560,7 +1724,7 @@
             </w:pPr>
             <w:r>
               <w:rPr>
-                <w:rFonts w:hint="eastAsia"/>
+                <w:rFonts w:hint="eastAsia" w:eastAsia="黑体"/>
               </w:rPr>
               <w:t xml:space="preserve">关断时间</w:t>
             </w:r>
@@ -1573,6 +1737,9 @@
               <w:pStyle w:val="Compact"/>
             </w:pPr>
             <w:r>
+              <w:rPr>
+                <w:rFonts w:eastAsia="黑体"/>
+              </w:rPr>
               <w:t xml:space="preserve">s</w:t>
             </w:r>
           </w:p>
@@ -1591,6 +1758,9 @@
               </m:r>
             </m:oMath>
             <w:r>
+              <w:rPr>
+                <w:rFonts w:eastAsia="黑体"/>
+              </w:rPr>
               <w:t xml:space="preserve">​</w:t>
             </w:r>
           </w:p>
@@ -1602,11 +1772,14 @@
               <w:pStyle w:val="Compact"/>
             </w:pPr>
             <w:r>
+              <w:rPr>
+                <w:rFonts w:eastAsia="黑体"/>
+              </w:rPr>
               <w:t xml:space="preserve">PWM </w:t>
             </w:r>
             <w:r>
               <w:rPr>
-                <w:rFonts w:hint="eastAsia"/>
+                <w:rFonts w:hint="eastAsia" w:eastAsia="黑体"/>
               </w:rPr>
               <w:t xml:space="preserve">周期</w:t>
             </w:r>
@@ -1619,6 +1792,9 @@
               <w:pStyle w:val="Compact"/>
             </w:pPr>
             <w:r>
+              <w:rPr>
+                <w:rFonts w:eastAsia="黑体"/>
+              </w:rPr>
               <w:t xml:space="preserve">s</w:t>
             </w:r>
           </w:p>
@@ -1652,6 +1828,9 @@
               </m:sSub>
             </m:oMath>
             <w:r>
+              <w:rPr>
+                <w:rFonts w:eastAsia="黑体"/>
+              </w:rPr>
               <w:t xml:space="preserve">​</w:t>
             </w:r>
           </w:p>
@@ -1663,11 +1842,14 @@
               <w:pStyle w:val="Compact"/>
             </w:pPr>
             <w:r>
+              <w:rPr>
+                <w:rFonts w:eastAsia="黑体"/>
+              </w:rPr>
               <w:t xml:space="preserve">PWM </w:t>
             </w:r>
             <w:r>
               <w:rPr>
-                <w:rFonts w:hint="eastAsia"/>
+                <w:rFonts w:hint="eastAsia" w:eastAsia="黑体"/>
               </w:rPr>
               <w:t xml:space="preserve">频率</w:t>
             </w:r>
@@ -1680,6 +1862,9 @@
               <w:pStyle w:val="Compact"/>
             </w:pPr>
             <w:r>
+              <w:rPr>
+                <w:rFonts w:eastAsia="黑体"/>
+              </w:rPr>
               <w:t xml:space="preserve">Hz</w:t>
             </w:r>
           </w:p>
@@ -1707,6 +1892,9 @@
               </m:sSub>
             </m:oMath>
             <w:r>
+              <w:rPr>
+                <w:rFonts w:eastAsia="黑体"/>
+              </w:rPr>
               <w:t xml:space="preserve">​</w:t>
             </w:r>
           </w:p>
@@ -1718,11 +1906,14 @@
               <w:pStyle w:val="Compact"/>
             </w:pPr>
             <w:r>
+              <w:rPr>
+                <w:rFonts w:eastAsia="黑体"/>
+              </w:rPr>
               <w:t xml:space="preserve">LED </w:t>
             </w:r>
             <w:r>
               <w:rPr>
-                <w:rFonts w:hint="eastAsia"/>
+                <w:rFonts w:hint="eastAsia" w:eastAsia="黑体"/>
               </w:rPr>
               <w:t xml:space="preserve">正向压降</w:t>
             </w:r>
@@ -1735,6 +1926,9 @@
               <w:pStyle w:val="Compact"/>
             </w:pPr>
             <w:r>
+              <w:rPr>
+                <w:rFonts w:eastAsia="黑体"/>
+              </w:rPr>
               <w:t xml:space="preserve">V</w:t>
             </w:r>
           </w:p>
@@ -1749,7 +1943,7 @@
       </w:pPr>
       <w:r>
         <w:rPr>
-          <w:rFonts w:hint="eastAsia"/>
+          <w:rFonts w:hint="eastAsia" w:eastAsia="黑体"/>
         </w:rPr>
         <w:t xml:space="preserve">元件调整影响</w:t>
       </w:r>
@@ -1764,7 +1958,7 @@
       </w:pPr>
       <w:r>
         <w:rPr>
-          <w:rFonts w:hint="eastAsia"/>
+          <w:rFonts w:hint="eastAsia" w:eastAsia="黑体"/>
           <w:b/>
           <w:bCs/>
         </w:rPr>
@@ -1772,6 +1966,7 @@
       </w:r>
       <w:r>
         <w:rPr>
+          <w:rFonts w:eastAsia="黑体"/>
           <w:b/>
           <w:bCs/>
         </w:rPr>
@@ -1779,30 +1974,39 @@
       </w:r>
       <w:r>
         <w:rPr>
-          <w:rFonts w:hint="eastAsia"/>
+          <w:rFonts w:hint="eastAsia" w:eastAsia="黑体"/>
           <w:b/>
           <w:bCs/>
         </w:rPr>
         <w:t xml:space="preserve">增大</w:t>
       </w:r>
       <w:r>
+        <w:rPr>
+          <w:rFonts w:eastAsia="黑体"/>
+        </w:rPr>
         <w:t xml:space="preserve"> </w:t>
       </w:r>
       <w:r>
+        <w:rPr>
+          <w:rFonts w:eastAsia="黑体"/>
+        </w:rPr>
         <w:t xml:space="preserve">→ </w:t>
       </w:r>
       <w:r>
         <w:rPr>
-          <w:rFonts w:hint="eastAsia"/>
+          <w:rFonts w:hint="eastAsia" w:eastAsia="黑体"/>
         </w:rPr>
         <w:t xml:space="preserve">平均电流增大，LED</w:t>
       </w:r>
       <w:r>
+        <w:rPr>
+          <w:rFonts w:eastAsia="黑体"/>
+        </w:rPr>
         <w:t xml:space="preserve"> </w:t>
       </w:r>
       <w:r>
         <w:rPr>
-          <w:rFonts w:hint="eastAsia"/>
+          <w:rFonts w:hint="eastAsia" w:eastAsia="黑体"/>
         </w:rPr>
         <w:t xml:space="preserve">变亮。</w:t>
       </w:r>
@@ -1817,6 +2021,7 @@
       </w:pPr>
       <w:r>
         <w:rPr>
+          <w:rFonts w:eastAsia="黑体"/>
           <w:b/>
           <w:bCs/>
         </w:rPr>
@@ -1824,21 +2029,27 @@
       </w:r>
       <w:r>
         <w:rPr>
-          <w:rFonts w:hint="eastAsia"/>
+          <w:rFonts w:hint="eastAsia" w:eastAsia="黑体"/>
           <w:b/>
           <w:bCs/>
         </w:rPr>
         <w:t xml:space="preserve">频率降低</w:t>
       </w:r>
       <w:r>
+        <w:rPr>
+          <w:rFonts w:eastAsia="黑体"/>
+        </w:rPr>
         <w:t xml:space="preserve"> </w:t>
       </w:r>
       <w:r>
+        <w:rPr>
+          <w:rFonts w:eastAsia="黑体"/>
+        </w:rPr>
         <w:t xml:space="preserve">→ </w:t>
       </w:r>
       <w:r>
         <w:rPr>
-          <w:rFonts w:hint="eastAsia"/>
+          <w:rFonts w:hint="eastAsia" w:eastAsia="黑体"/>
         </w:rPr>
         <w:t xml:space="preserve">可能被人眼察觉闪烁，甚至与相机、频闪源产生拍频。</w:t>
       </w:r>
@@ -1853,6 +2064,7 @@
       </w:pPr>
       <w:r>
         <w:rPr>
+          <w:rFonts w:eastAsia="黑体"/>
           <w:b/>
           <w:bCs/>
         </w:rPr>
@@ -1860,21 +2072,27 @@
       </w:r>
       <w:r>
         <w:rPr>
-          <w:rFonts w:hint="eastAsia"/>
+          <w:rFonts w:hint="eastAsia" w:eastAsia="黑体"/>
           <w:b/>
           <w:bCs/>
         </w:rPr>
         <w:t xml:space="preserve">频率过高</w:t>
       </w:r>
       <w:r>
+        <w:rPr>
+          <w:rFonts w:eastAsia="黑体"/>
+        </w:rPr>
         <w:t xml:space="preserve"> </w:t>
       </w:r>
       <w:r>
+        <w:rPr>
+          <w:rFonts w:eastAsia="黑体"/>
+        </w:rPr>
         <w:t xml:space="preserve">→ </w:t>
       </w:r>
       <w:r>
         <w:rPr>
-          <w:rFonts w:hint="eastAsia"/>
+          <w:rFonts w:hint="eastAsia" w:eastAsia="黑体"/>
         </w:rPr>
         <w:t xml:space="preserve">开关损耗增大，调光线性度与对比度变差。</w:t>
       </w:r>
@@ -1889,30 +2107,39 @@
       </w:pPr>
       <w:r>
         <w:rPr>
-          <w:rFonts w:hint="eastAsia"/>
+          <w:rFonts w:hint="eastAsia" w:eastAsia="黑体"/>
           <w:b/>
           <w:bCs/>
         </w:rPr>
         <w:t xml:space="preserve">导通峰值电流增大</w:t>
       </w:r>
       <w:r>
+        <w:rPr>
+          <w:rFonts w:eastAsia="黑体"/>
+        </w:rPr>
         <w:t xml:space="preserve"> </w:t>
       </w:r>
       <w:r>
+        <w:rPr>
+          <w:rFonts w:eastAsia="黑体"/>
+        </w:rPr>
         <w:t xml:space="preserve">→ </w:t>
       </w:r>
       <w:r>
         <w:rPr>
-          <w:rFonts w:hint="eastAsia"/>
+          <w:rFonts w:hint="eastAsia" w:eastAsia="黑体"/>
         </w:rPr>
         <w:t xml:space="preserve">亮度上限提高，但需校核</w:t>
       </w:r>
       <w:r>
+        <w:rPr>
+          <w:rFonts w:eastAsia="黑体"/>
+        </w:rPr>
         <w:t xml:space="preserve"> LED </w:t>
       </w:r>
       <w:r>
         <w:rPr>
-          <w:rFonts w:hint="eastAsia"/>
+          <w:rFonts w:hint="eastAsia" w:eastAsia="黑体"/>
         </w:rPr>
         <w:t xml:space="preserve">允许的峰值电流与结温。</w:t>
       </w:r>
@@ -1925,7 +2152,7 @@
       </w:pPr>
       <w:r>
         <w:rPr>
-          <w:rFonts w:hint="eastAsia"/>
+          <w:rFonts w:hint="eastAsia" w:eastAsia="黑体"/>
         </w:rPr>
         <w:t xml:space="preserve">典型参数示例</w:t>
       </w:r>
@@ -1940,11 +2167,14 @@
       </w:pPr>
       <w:r>
         <w:rPr>
-          <w:rFonts w:hint="eastAsia"/>
+          <w:rFonts w:hint="eastAsia" w:eastAsia="黑体"/>
         </w:rPr>
         <w:t xml:space="preserve">取</w:t>
       </w:r>
       <w:r>
+        <w:rPr>
+          <w:rFonts w:eastAsia="黑体"/>
+        </w:rPr>
         <w:t xml:space="preserve"> </w:t>
       </w:r>
       <m:oMath>
@@ -1990,6 +2220,9 @@
         </m:r>
       </m:oMath>
       <w:r>
+        <w:rPr>
+          <w:rFonts w:eastAsia="黑体"/>
+        </w:rPr>
         <w:t xml:space="preserve">、</w:t>
       </w:r>
       <m:oMath>
@@ -2008,7 +2241,7 @@
       </m:oMath>
       <w:r>
         <w:rPr>
-          <w:rFonts w:hint="eastAsia"/>
+          <w:rFonts w:hint="eastAsia" w:eastAsia="黑体"/>
         </w:rPr>
         <w:t xml:space="preserve">：</w:t>
       </w:r>
@@ -2070,6 +2303,9 @@
         </m:r>
       </m:oMath>
       <w:r>
+        <w:rPr>
+          <w:rFonts w:eastAsia="黑体"/>
+        </w:rPr>
         <w:t xml:space="preserve">。</w:t>
       </w:r>
     </w:p>
@@ -2082,24 +2318,33 @@
         </w:numPr>
       </w:pPr>
       <w:r>
+        <w:rPr>
+          <w:rFonts w:eastAsia="黑体"/>
+        </w:rPr>
         <w:t xml:space="preserve">16 </w:t>
       </w:r>
       <w:r>
         <w:rPr>
-          <w:rFonts w:hint="eastAsia"/>
+          <w:rFonts w:hint="eastAsia" w:eastAsia="黑体"/>
         </w:rPr>
         <w:t xml:space="preserve">位</w:t>
       </w:r>
       <w:r>
+        <w:rPr>
+          <w:rFonts w:eastAsia="黑体"/>
+        </w:rPr>
         <w:t xml:space="preserve"> PWM </w:t>
       </w:r>
       <w:r>
         <w:rPr>
-          <w:rFonts w:hint="eastAsia"/>
+          <w:rFonts w:hint="eastAsia" w:eastAsia="黑体"/>
         </w:rPr>
         <w:t xml:space="preserve">定时器：调光分辨率</w:t>
       </w:r>
       <w:r>
+        <w:rPr>
+          <w:rFonts w:eastAsia="黑体"/>
+        </w:rPr>
         <w:t xml:space="preserve"> </w:t>
       </w:r>
       <m:oMath>
@@ -2169,16 +2414,19 @@
       </m:oMath>
       <w:r>
         <w:rPr>
-          <w:rFonts w:hint="eastAsia"/>
+          <w:rFonts w:hint="eastAsia" w:eastAsia="黑体"/>
         </w:rPr>
         <w:t xml:space="preserve">（约</w:t>
       </w:r>
       <w:r>
+        <w:rPr>
+          <w:rFonts w:eastAsia="黑体"/>
+        </w:rPr>
         <w:t xml:space="preserve"> 65536 </w:t>
       </w:r>
       <w:r>
         <w:rPr>
-          <w:rFonts w:hint="eastAsia"/>
+          <w:rFonts w:hint="eastAsia" w:eastAsia="黑体"/>
         </w:rPr>
         <w:t xml:space="preserve">级）。</w:t>
       </w:r>
@@ -2191,7 +2439,7 @@
       </w:pPr>
       <w:r>
         <w:rPr>
-          <w:rFonts w:hint="eastAsia"/>
+          <w:rFonts w:hint="eastAsia" w:eastAsia="黑体"/>
         </w:rPr>
         <w:t xml:space="preserve">常见器件型号</w:t>
       </w:r>
@@ -2205,20 +2453,26 @@
         </w:numPr>
       </w:pPr>
       <w:r>
+        <w:rPr>
+          <w:rFonts w:eastAsia="黑体"/>
+        </w:rPr>
         <w:t xml:space="preserve">PWM </w:t>
       </w:r>
       <w:r>
         <w:rPr>
-          <w:rFonts w:hint="eastAsia"/>
+          <w:rFonts w:hint="eastAsia" w:eastAsia="黑体"/>
         </w:rPr>
         <w:t xml:space="preserve">发生器：任意带定时器的</w:t>
       </w:r>
       <w:r>
+        <w:rPr>
+          <w:rFonts w:eastAsia="黑体"/>
+        </w:rPr>
         <w:t xml:space="preserve"> </w:t>
       </w:r>
       <w:r>
         <w:rPr>
-          <w:rFonts w:hint="eastAsia"/>
+          <w:rFonts w:hint="eastAsia" w:eastAsia="黑体"/>
         </w:rPr>
         <w:t xml:space="preserve">MCU（STM32、ATmega328）。</w:t>
       </w:r>
@@ -2233,16 +2487,19 @@
       </w:pPr>
       <w:r>
         <w:rPr>
-          <w:rFonts w:hint="eastAsia"/>
+          <w:rFonts w:hint="eastAsia" w:eastAsia="黑体"/>
         </w:rPr>
         <w:t xml:space="preserve">恒流驱动带调光脚：MBI5024、TLC5940、PT4115（PWM</w:t>
       </w:r>
       <w:r>
+        <w:rPr>
+          <w:rFonts w:eastAsia="黑体"/>
+        </w:rPr>
         <w:t xml:space="preserve"> </w:t>
       </w:r>
       <w:r>
         <w:rPr>
-          <w:rFonts w:hint="eastAsia"/>
+          <w:rFonts w:hint="eastAsia" w:eastAsia="黑体"/>
         </w:rPr>
         <w:t xml:space="preserve">调光引脚）。</w:t>
       </w:r>
@@ -2257,16 +2514,19 @@
       </w:pPr>
       <w:r>
         <w:rPr>
-          <w:rFonts w:hint="eastAsia"/>
+          <w:rFonts w:hint="eastAsia" w:eastAsia="黑体"/>
         </w:rPr>
         <w:t xml:space="preserve">专用调光</w:t>
       </w:r>
       <w:r>
+        <w:rPr>
+          <w:rFonts w:eastAsia="黑体"/>
+        </w:rPr>
         <w:t xml:space="preserve"> </w:t>
       </w:r>
       <w:r>
         <w:rPr>
-          <w:rFonts w:hint="eastAsia"/>
+          <w:rFonts w:hint="eastAsia" w:eastAsia="黑体"/>
         </w:rPr>
         <w:t xml:space="preserve">IC：LM3409、AL8860。</w:t>
       </w:r>
@@ -2279,7 +2539,7 @@
       </w:pPr>
       <w:r>
         <w:rPr>
-          <w:rFonts w:hint="eastAsia"/>
+          <w:rFonts w:hint="eastAsia" w:eastAsia="黑体"/>
         </w:rPr>
         <w:t xml:space="preserve">注意事项</w:t>
       </w:r>
@@ -2293,29 +2553,38 @@
         </w:numPr>
       </w:pPr>
       <w:r>
+        <w:rPr>
+          <w:rFonts w:eastAsia="黑体"/>
+        </w:rPr>
         <w:t xml:space="preserve">PWM </w:t>
       </w:r>
       <w:r>
         <w:rPr>
-          <w:rFonts w:hint="eastAsia"/>
+          <w:rFonts w:hint="eastAsia" w:eastAsia="黑体"/>
         </w:rPr>
         <w:t xml:space="preserve">频率通常取</w:t>
       </w:r>
       <w:r>
+        <w:rPr>
+          <w:rFonts w:eastAsia="黑体"/>
+        </w:rPr>
         <w:t xml:space="preserve"> 200 </w:t>
       </w:r>
       <w:r>
         <w:rPr>
-          <w:rFonts w:hint="eastAsia"/>
+          <w:rFonts w:hint="eastAsia" w:eastAsia="黑体"/>
         </w:rPr>
         <w:t xml:space="preserve">Hz～10</w:t>
       </w:r>
       <w:r>
+        <w:rPr>
+          <w:rFonts w:eastAsia="黑体"/>
+        </w:rPr>
         <w:t xml:space="preserve"> </w:t>
       </w:r>
       <w:r>
         <w:rPr>
-          <w:rFonts w:hint="eastAsia"/>
+          <w:rFonts w:hint="eastAsia" w:eastAsia="黑体"/>
         </w:rPr>
         <w:t xml:space="preserve">kHz，避开人眼闪烁与音频可闻频段。</w:t>
       </w:r>
@@ -2330,25 +2599,31 @@
       </w:pPr>
       <w:r>
         <w:rPr>
-          <w:rFonts w:hint="eastAsia"/>
+          <w:rFonts w:hint="eastAsia" w:eastAsia="黑体"/>
         </w:rPr>
         <w:t xml:space="preserve">高频开关沿产生的</w:t>
       </w:r>
       <w:r>
+        <w:rPr>
+          <w:rFonts w:eastAsia="黑体"/>
+        </w:rPr>
         <w:t xml:space="preserve"> EMI </w:t>
       </w:r>
       <w:r>
         <w:rPr>
-          <w:rFonts w:hint="eastAsia"/>
+          <w:rFonts w:hint="eastAsia" w:eastAsia="黑体"/>
         </w:rPr>
         <w:t xml:space="preserve">需通过布置短走线、加</w:t>
       </w:r>
       <w:r>
+        <w:rPr>
+          <w:rFonts w:eastAsia="黑体"/>
+        </w:rPr>
         <w:t xml:space="preserve"> RC </w:t>
       </w:r>
       <w:r>
         <w:rPr>
-          <w:rFonts w:hint="eastAsia"/>
+          <w:rFonts w:hint="eastAsia" w:eastAsia="黑体"/>
         </w:rPr>
         <w:t xml:space="preserve">缓冲缓解。</w:t>
       </w:r>
@@ -2363,16 +2638,19 @@
       </w:pPr>
       <w:r>
         <w:rPr>
-          <w:rFonts w:hint="eastAsia"/>
+          <w:rFonts w:hint="eastAsia" w:eastAsia="黑体"/>
         </w:rPr>
         <w:t xml:space="preserve">高精度调光宜采用恒流源</w:t>
       </w:r>
       <w:r>
+        <w:rPr>
+          <w:rFonts w:eastAsia="黑体"/>
+        </w:rPr>
         <w:t xml:space="preserve"> + </w:t>
       </w:r>
       <w:r>
         <w:rPr>
-          <w:rFonts w:hint="eastAsia"/>
+          <w:rFonts w:hint="eastAsia" w:eastAsia="黑体"/>
         </w:rPr>
         <w:t xml:space="preserve">模拟或混合调光，避免大占空比范围内的非线性。</w:t>
       </w:r>
@@ -2387,16 +2665,19 @@
       </w:pPr>
       <w:r>
         <w:rPr>
-          <w:rFonts w:hint="eastAsia"/>
+          <w:rFonts w:hint="eastAsia" w:eastAsia="黑体"/>
         </w:rPr>
         <w:t xml:space="preserve">数字电源上</w:t>
       </w:r>
       <w:r>
+        <w:rPr>
+          <w:rFonts w:eastAsia="黑体"/>
+        </w:rPr>
         <w:t xml:space="preserve"> PWM </w:t>
       </w:r>
       <w:r>
         <w:rPr>
-          <w:rFonts w:hint="eastAsia"/>
+          <w:rFonts w:hint="eastAsia" w:eastAsia="黑体"/>
         </w:rPr>
         <w:t xml:space="preserve">突变电流会引入纹波，注意退耦与滤波。</w:t>
       </w:r>
@@ -2409,7 +2690,7 @@
       </w:pPr>
       <w:r>
         <w:rPr>
-          <w:rFonts w:hint="eastAsia"/>
+          <w:rFonts w:hint="eastAsia" w:eastAsia="黑体"/>
         </w:rPr>
         <w:t xml:space="preserve">参考资料</w:t>
       </w:r>
@@ -2423,6 +2704,9 @@
         </w:numPr>
       </w:pPr>
       <w:r>
+        <w:rPr>
+          <w:rFonts w:eastAsia="黑体"/>
+        </w:rPr>
         <w:t xml:space="preserve">Wikipedia: Pulse-width modulation。</w:t>
       </w:r>
     </w:p>
@@ -2435,29 +2719,38 @@
         </w:numPr>
       </w:pPr>
       <w:r>
+        <w:rPr>
+          <w:rFonts w:eastAsia="黑体"/>
+        </w:rPr>
         <w:t xml:space="preserve">TI </w:t>
       </w:r>
       <w:r>
         <w:rPr>
-          <w:rFonts w:hint="eastAsia"/>
+          <w:rFonts w:hint="eastAsia" w:eastAsia="黑体"/>
         </w:rPr>
         <w:t xml:space="preserve">应用笔记（LED</w:t>
       </w:r>
       <w:r>
+        <w:rPr>
+          <w:rFonts w:eastAsia="黑体"/>
+        </w:rPr>
         <w:t xml:space="preserve"> PWM </w:t>
       </w:r>
       <w:r>
         <w:rPr>
-          <w:rFonts w:hint="eastAsia"/>
+          <w:rFonts w:hint="eastAsia" w:eastAsia="黑体"/>
         </w:rPr>
         <w:t xml:space="preserve">调光，LM3409</w:t>
       </w:r>
       <w:r>
+        <w:rPr>
+          <w:rFonts w:eastAsia="黑体"/>
+        </w:rPr>
         <w:t xml:space="preserve"> </w:t>
       </w:r>
       <w:r>
         <w:rPr>
-          <w:rFonts w:hint="eastAsia"/>
+          <w:rFonts w:hint="eastAsia" w:eastAsia="黑体"/>
         </w:rPr>
         <w:t xml:space="preserve">数据手册）。</w:t>
       </w:r>
@@ -2471,20 +2764,26 @@
         </w:numPr>
       </w:pPr>
       <w:r>
+        <w:rPr>
+          <w:rFonts w:eastAsia="黑体"/>
+        </w:rPr>
         <w:t xml:space="preserve">STM32 TIM </w:t>
       </w:r>
       <w:r>
         <w:rPr>
-          <w:rFonts w:hint="eastAsia"/>
+          <w:rFonts w:hint="eastAsia" w:eastAsia="黑体"/>
         </w:rPr>
         <w:t xml:space="preserve">定时器</w:t>
       </w:r>
       <w:r>
+        <w:rPr>
+          <w:rFonts w:eastAsia="黑体"/>
+        </w:rPr>
         <w:t xml:space="preserve"> PWM </w:t>
       </w:r>
       <w:r>
         <w:rPr>
-          <w:rFonts w:hint="eastAsia"/>
+          <w:rFonts w:hint="eastAsia" w:eastAsia="黑体"/>
         </w:rPr>
         <w:t xml:space="preserve">输出参考手册。</w:t>
       </w:r>
@@ -2498,11 +2797,11 @@
       </w:pPr>
       <w:r>
         <w:rPr>
-          <w:rFonts w:ascii="Times New Roman" w:hAnsi="Times New Roman"/>
+          <w:rFonts w:ascii="Times New Roman" w:hAnsi="Times New Roman" w:eastAsia="黑体"/>
           <w:color w:val="555555"/>
           <w:sz w:val="21"/>
         </w:rPr>
-        <w:t>材料收集者：杜文杰</w:t>
+        <w:t>材料收集者：杜文杰，WX手机：19519196569，QQ:3478827729</w:t>
       </w:r>
     </w:p>
     <w:sectPr>
@@ -2522,7 +2821,7 @@
 </file>
 
 <file path=word/footer1.xml><?xml version="1.0" encoding="utf-8"?>
-<w:ftr xmlns:m="http://schemas.openxmlformats.org/officeDocument/2006/math" xmlns:mc="http://schemas.openxmlformats.org/markup-compatibility/2006" xmlns:mo="http://schemas.microsoft.com/office/mac/office/2008/main" xmlns:mv="urn:schemas-microsoft-com:mac:vml" xmlns:o="urn:schemas-microsoft-com:office:office" xmlns:r="http://schemas.openxmlformats.org/officeDocument/2006/relationships" xmlns:v="urn:schemas-microsoft-com:vml" xmlns:w10="urn:schemas-microsoft-com:office:word" xmlns:w14="http://schemas.microsoft.com/office/word/2010/wordml" xmlns:w="http://schemas.openxmlformats.org/wordprocessingml/2006/main" xmlns:wne="http://schemas.microsoft.com/office/word/2006/wordml" xmlns:wp14="http://schemas.microsoft.com/office/word/2010/wordprocessingDrawing" xmlns:wp="http://schemas.openxmlformats.org/drawingml/2006/wordprocessingDrawing" xmlns:wpc="http://schemas.microsoft.com/office/word/2010/wordprocessingCanvas" xmlns:wpg="http://schemas.microsoft.com/office/word/2010/wordprocessingGroup" xmlns:wpi="http://schemas.microsoft.com/office/word/2010/wordprocessingInk" xmlns:wps="http://schemas.microsoft.com/office/word/2010/wordprocessingShape" mc:Ignorable="w14 wp14">
+<w:ftr xmlns:mc="http://schemas.openxmlformats.org/markup-compatibility/2006" xmlns:w="http://schemas.openxmlformats.org/wordprocessingml/2006/main" xmlns:m="http://schemas.openxmlformats.org/officeDocument/2006/math" xmlns:mo="http://schemas.microsoft.com/office/mac/office/2008/main" xmlns:mv="urn:schemas-microsoft-com:mac:vml" xmlns:o="urn:schemas-microsoft-com:office:office" xmlns:r="http://schemas.openxmlformats.org/officeDocument/2006/relationships" xmlns:v="urn:schemas-microsoft-com:vml" xmlns:w10="urn:schemas-microsoft-com:office:word" xmlns:w14="http://schemas.microsoft.com/office/word/2010/wordml" xmlns:wne="http://schemas.microsoft.com/office/word/2006/wordml" xmlns:wp14="http://schemas.microsoft.com/office/word/2010/wordprocessingDrawing" xmlns:wp="http://schemas.openxmlformats.org/drawingml/2006/wordprocessingDrawing" xmlns:wpc="http://schemas.microsoft.com/office/word/2010/wordprocessingCanvas" xmlns:wpg="http://schemas.microsoft.com/office/word/2010/wordprocessingGroup" xmlns:wpi="http://schemas.microsoft.com/office/word/2010/wordprocessingInk" xmlns:wps="http://schemas.microsoft.com/office/word/2010/wordprocessingShape" mc:Ignorable="w14 wp14">
   <w:p>
     <w:pPr>
       <w:pStyle w:val="Footer"/>
@@ -2530,12 +2829,14 @@
     </w:pPr>
     <w:r>
       <w:rPr>
+        <w:rFonts w:eastAsia="黑体"/>
         <w:sz w:val="18"/>
       </w:rPr>
       <w:t xml:space="preserve">第 </w:t>
     </w:r>
     <w:r>
       <w:rPr>
+        <w:rFonts w:eastAsia="黑体"/>
         <w:sz w:val="18"/>
       </w:rPr>
       <w:fldChar w:fldCharType="begin"/>
@@ -2544,6 +2845,7 @@
     </w:r>
     <w:r>
       <w:rPr>
+        <w:rFonts w:eastAsia="黑体"/>
         <w:sz w:val="18"/>
       </w:rPr>
       <w:t xml:space="preserve"> 页</w:t>
@@ -2557,6 +2859,9 @@
   <w:footnote w:type="continuationSeparator" w:id="0">
     <w:p>
       <w:r>
+        <w:rPr>
+          <w:rFonts w:eastAsia="黑体"/>
+        </w:rPr>
         <w:continuationSeparator/>
       </w:r>
     </w:p>
@@ -2564,6 +2869,9 @@
   <w:footnote w:type="separator" w:id="-1">
     <w:p>
       <w:r>
+        <w:rPr>
+          <w:rFonts w:eastAsia="黑体"/>
+        </w:rPr>
         <w:separator/>
       </w:r>
     </w:p>
@@ -2572,7 +2880,7 @@
 </file>
 
 <file path=word/header1.xml><?xml version="1.0" encoding="utf-8"?>
-<w:hdr xmlns:m="http://schemas.openxmlformats.org/officeDocument/2006/math" xmlns:mc="http://schemas.openxmlformats.org/markup-compatibility/2006" xmlns:mo="http://schemas.microsoft.com/office/mac/office/2008/main" xmlns:mv="urn:schemas-microsoft-com:mac:vml" xmlns:o="urn:schemas-microsoft-com:office:office" xmlns:r="http://schemas.openxmlformats.org/officeDocument/2006/relationships" xmlns:v="urn:schemas-microsoft-com:vml" xmlns:w10="urn:schemas-microsoft-com:office:word" xmlns:w14="http://schemas.microsoft.com/office/word/2010/wordml" xmlns:w="http://schemas.openxmlformats.org/wordprocessingml/2006/main" xmlns:wne="http://schemas.microsoft.com/office/word/2006/wordml" xmlns:wp14="http://schemas.microsoft.com/office/word/2010/wordprocessingDrawing" xmlns:wp="http://schemas.openxmlformats.org/drawingml/2006/wordprocessingDrawing" xmlns:wpc="http://schemas.microsoft.com/office/word/2010/wordprocessingCanvas" xmlns:wpg="http://schemas.microsoft.com/office/word/2010/wordprocessingGroup" xmlns:wpi="http://schemas.microsoft.com/office/word/2010/wordprocessingInk" xmlns:wps="http://schemas.microsoft.com/office/word/2010/wordprocessingShape" mc:Ignorable="w14 wp14">
+<w:hdr xmlns:mc="http://schemas.openxmlformats.org/markup-compatibility/2006" xmlns:w="http://schemas.openxmlformats.org/wordprocessingml/2006/main" xmlns:m="http://schemas.openxmlformats.org/officeDocument/2006/math" xmlns:mo="http://schemas.microsoft.com/office/mac/office/2008/main" xmlns:mv="urn:schemas-microsoft-com:mac:vml" xmlns:o="urn:schemas-microsoft-com:office:office" xmlns:r="http://schemas.openxmlformats.org/officeDocument/2006/relationships" xmlns:v="urn:schemas-microsoft-com:vml" xmlns:w10="urn:schemas-microsoft-com:office:word" xmlns:w14="http://schemas.microsoft.com/office/word/2010/wordml" xmlns:wne="http://schemas.microsoft.com/office/word/2006/wordml" xmlns:wp14="http://schemas.microsoft.com/office/word/2010/wordprocessingDrawing" xmlns:wp="http://schemas.openxmlformats.org/drawingml/2006/wordprocessingDrawing" xmlns:wpc="http://schemas.microsoft.com/office/word/2010/wordprocessingCanvas" xmlns:wpg="http://schemas.microsoft.com/office/word/2010/wordprocessingGroup" xmlns:wpi="http://schemas.microsoft.com/office/word/2010/wordprocessingInk" xmlns:wps="http://schemas.microsoft.com/office/word/2010/wordprocessingShape" mc:Ignorable="w14 wp14">
   <w:p>
     <w:pPr>
       <w:pStyle w:val="Header"/>
@@ -2580,7 +2888,7 @@
     </w:pPr>
     <w:r>
       <w:rPr>
-        <w:rFonts w:ascii="Times New Roman" w:hAnsi="Times New Roman"/>
+        <w:rFonts w:ascii="Times New Roman" w:hAnsi="Times New Roman" w:eastAsia="黑体"/>
         <w:sz w:val="18"/>
         <w:rFonts w:eastAsia="黑体"/>
         <w:rFonts w:eastAsia="黑体"/>
@@ -2592,7 +2900,7 @@
 </file>
 
 <file path=word/numbering.xml><?xml version="1.0" encoding="utf-8"?>
-<w:numbering xmlns:m="http://schemas.openxmlformats.org/officeDocument/2006/math" xmlns:mc="http://schemas.openxmlformats.org/markup-compatibility/2006" xmlns:mo="http://schemas.microsoft.com/office/mac/office/2008/main" xmlns:mv="urn:schemas-microsoft-com:mac:vml" xmlns:o="urn:schemas-microsoft-com:office:office" xmlns:r="http://schemas.openxmlformats.org/officeDocument/2006/relationships" xmlns:v="urn:schemas-microsoft-com:vml" xmlns:w="http://schemas.openxmlformats.org/wordprocessingml/2006/main" xmlns:w10="urn:schemas-microsoft-com:office:word" xmlns:w14="http://schemas.microsoft.com/office/word/2010/wordml" xmlns:wne="http://schemas.microsoft.com/office/word/2006/wordml" xmlns:wp="http://schemas.openxmlformats.org/drawingml/2006/wordprocessingDrawing" xmlns:wp14="http://schemas.microsoft.com/office/word/2010/wordprocessingDrawing" xmlns:wpc="http://schemas.microsoft.com/office/word/2010/wordprocessingCanvas" xmlns:wpg="http://schemas.microsoft.com/office/word/2010/wordprocessingGroup" xmlns:wpi="http://schemas.microsoft.com/office/word/2010/wordprocessingInk" xmlns:wps="http://schemas.microsoft.com/office/word/2010/wordprocessingShape" mc:Ignorable="w14 wp14">
+<w:numbering xmlns:mc="http://schemas.openxmlformats.org/markup-compatibility/2006" xmlns:w="http://schemas.openxmlformats.org/wordprocessingml/2006/main" xmlns:m="http://schemas.openxmlformats.org/officeDocument/2006/math" xmlns:mo="http://schemas.microsoft.com/office/mac/office/2008/main" xmlns:mv="urn:schemas-microsoft-com:mac:vml" xmlns:o="urn:schemas-microsoft-com:office:office" xmlns:r="http://schemas.openxmlformats.org/officeDocument/2006/relationships" xmlns:v="urn:schemas-microsoft-com:vml" xmlns:w10="urn:schemas-microsoft-com:office:word" xmlns:w14="http://schemas.microsoft.com/office/word/2010/wordml" xmlns:wne="http://schemas.microsoft.com/office/word/2006/wordml" xmlns:wp="http://schemas.openxmlformats.org/drawingml/2006/wordprocessingDrawing" xmlns:wp14="http://schemas.microsoft.com/office/word/2010/wordprocessingDrawing" xmlns:wpc="http://schemas.microsoft.com/office/word/2010/wordprocessingCanvas" xmlns:wpg="http://schemas.microsoft.com/office/word/2010/wordprocessingGroup" xmlns:wpi="http://schemas.microsoft.com/office/word/2010/wordprocessingInk" xmlns:wps="http://schemas.microsoft.com/office/word/2010/wordprocessingShape" mc:Ignorable="w14 wp14">
   <w:abstractNum w:abstractNumId="0">
     <w:nsid w:val="FFFFFF7C"/>
     <w:multiLevelType w:val="singleLevel"/>
@@ -2679,7 +2987,7 @@
         <w:ind w:hanging="360" w:left="1440"/>
       </w:pPr>
       <w:rPr>
-        <w:rFonts w:ascii="Symbol" w:hAnsi="Symbol" w:hint="default"/>
+        <w:rFonts w:ascii="Symbol" w:hAnsi="Symbol" w:hint="default" w:eastAsia="黑体"/>
       </w:rPr>
     </w:lvl>
   </w:abstractNum>
@@ -2700,7 +3008,7 @@
         <w:ind w:hanging="360" w:left="1080"/>
       </w:pPr>
       <w:rPr>
-        <w:rFonts w:ascii="Symbol" w:hAnsi="Symbol" w:hint="default"/>
+        <w:rFonts w:ascii="Symbol" w:hAnsi="Symbol" w:hint="default" w:eastAsia="黑体"/>
       </w:rPr>
     </w:lvl>
   </w:abstractNum>
@@ -2721,7 +3029,7 @@
         <w:ind w:hanging="360" w:left="720"/>
       </w:pPr>
       <w:rPr>
-        <w:rFonts w:ascii="Symbol" w:hAnsi="Symbol" w:hint="default"/>
+        <w:rFonts w:ascii="Symbol" w:hAnsi="Symbol" w:hint="default" w:eastAsia="黑体"/>
       </w:rPr>
     </w:lvl>
   </w:abstractNum>
@@ -2760,7 +3068,7 @@
         <w:ind w:hanging="360" w:left="360"/>
       </w:pPr>
       <w:rPr>
-        <w:rFonts w:ascii="Symbol" w:hAnsi="Symbol" w:hint="default"/>
+        <w:rFonts w:ascii="Symbol" w:hAnsi="Symbol" w:hint="default" w:eastAsia="黑体"/>
       </w:rPr>
     </w:lvl>
   </w:abstractNum>
@@ -2851,7 +3159,7 @@
         <w:ind w:left="720" w:hanging="360"/>
       </w:pPr>
       <w:rPr>
-        <w:rFonts w:ascii="Symbol" w:hAnsi="Symbol" w:cs="Symbol" w:hint="default"/>
+        <w:rFonts w:ascii="Symbol" w:hAnsi="Symbol" w:cs="Symbol" w:hint="default" w:eastAsia="黑体"/>
       </w:rPr>
     </w:lvl>
     <w:lvl w:ilvl="1">
@@ -2862,7 +3170,7 @@
         <w:ind w:left="1440" w:hanging="360"/>
       </w:pPr>
       <w:rPr>
-        <w:rFonts w:ascii="Courier New" w:hAnsi="Courier New" w:cs="Courier New" w:hint="default"/>
+        <w:rFonts w:ascii="Courier New" w:hAnsi="Courier New" w:cs="Courier New" w:hint="default" w:eastAsia="黑体"/>
       </w:rPr>
     </w:lvl>
     <w:lvl w:ilvl="2">
@@ -2873,7 +3181,7 @@
         <w:ind w:left="2160" w:hanging="360"/>
       </w:pPr>
       <w:rPr>
-        <w:rFonts w:ascii="Wingdings" w:hAnsi="Wingdings" w:cs="Wingdings" w:hint="default"/>
+        <w:rFonts w:ascii="Wingdings" w:hAnsi="Wingdings" w:cs="Wingdings" w:hint="default" w:eastAsia="黑体"/>
       </w:rPr>
     </w:lvl>
     <w:lvl w:ilvl="3">
@@ -2884,7 +3192,7 @@
         <w:ind w:left="2880" w:hanging="360"/>
       </w:pPr>
       <w:rPr>
-        <w:rFonts w:ascii="Symbol" w:hAnsi="Symbol" w:cs="Symbol" w:hint="default"/>
+        <w:rFonts w:ascii="Symbol" w:hAnsi="Symbol" w:cs="Symbol" w:hint="default" w:eastAsia="黑体"/>
       </w:rPr>
     </w:lvl>
     <w:lvl w:ilvl="4">
@@ -2895,7 +3203,7 @@
         <w:ind w:left="3600" w:hanging="360"/>
       </w:pPr>
       <w:rPr>
-        <w:rFonts w:ascii="Courier New" w:hAnsi="Courier New" w:cs="Courier New" w:hint="default"/>
+        <w:rFonts w:ascii="Courier New" w:hAnsi="Courier New" w:cs="Courier New" w:hint="default" w:eastAsia="黑体"/>
       </w:rPr>
     </w:lvl>
     <w:lvl w:ilvl="5">
@@ -2906,7 +3214,7 @@
         <w:ind w:left="4320" w:hanging="360"/>
       </w:pPr>
       <w:rPr>
-        <w:rFonts w:ascii="Wingdings" w:hAnsi="Wingdings" w:cs="Wingdings" w:hint="default"/>
+        <w:rFonts w:ascii="Wingdings" w:hAnsi="Wingdings" w:cs="Wingdings" w:hint="default" w:eastAsia="黑体"/>
       </w:rPr>
     </w:lvl>
     <w:lvl w:ilvl="6">
@@ -2917,7 +3225,7 @@
         <w:ind w:left="5040" w:hanging="360"/>
       </w:pPr>
       <w:rPr>
-        <w:rFonts w:ascii="Symbol" w:hAnsi="Symbol" w:cs="Symbol" w:hint="default"/>
+        <w:rFonts w:ascii="Symbol" w:hAnsi="Symbol" w:cs="Symbol" w:hint="default" w:eastAsia="黑体"/>
       </w:rPr>
     </w:lvl>
     <w:lvl w:ilvl="7">
@@ -2928,7 +3236,7 @@
         <w:ind w:left="5760" w:hanging="360"/>
       </w:pPr>
       <w:rPr>
-        <w:rFonts w:ascii="Courier New" w:hAnsi="Courier New" w:cs="Courier New" w:hint="default"/>
+        <w:rFonts w:ascii="Courier New" w:hAnsi="Courier New" w:cs="Courier New" w:hint="default" w:eastAsia="黑体"/>
       </w:rPr>
     </w:lvl>
     <w:lvl w:ilvl="8">
@@ -2939,7 +3247,7 @@
         <w:ind w:left="6480" w:hanging="360"/>
       </w:pPr>
       <w:rPr>
-        <w:rFonts w:ascii="Wingdings" w:hAnsi="Wingdings" w:cs="Wingdings" w:hint="default"/>
+        <w:rFonts w:ascii="Wingdings" w:hAnsi="Wingdings" w:cs="Wingdings" w:hint="default" w:eastAsia="黑体"/>
       </w:rPr>
     </w:lvl>
   </w:abstractNum>
@@ -2995,11 +3303,11 @@
 </file>
 
 <file path=word/styles.xml><?xml version="1.0" encoding="utf-8"?>
-<w:styles xmlns:mc="http://schemas.openxmlformats.org/markup-compatibility/2006" xmlns:r="http://schemas.openxmlformats.org/officeDocument/2006/relationships" xmlns:w="http://schemas.openxmlformats.org/wordprocessingml/2006/main" xmlns:w14="http://schemas.microsoft.com/office/word/2010/wordml" mc:Ignorable="w14">
+<w:styles xmlns:mc="http://schemas.openxmlformats.org/markup-compatibility/2006" xmlns:w="http://schemas.openxmlformats.org/wordprocessingml/2006/main" xmlns:r="http://schemas.openxmlformats.org/officeDocument/2006/relationships" xmlns:w14="http://schemas.microsoft.com/office/word/2010/wordml" mc:Ignorable="w14">
   <w:docDefaults>
     <w:rPrDefault>
       <w:rPr>
-        <w:rFonts w:asciiTheme="minorHAnsi" w:cstheme="minorBidi" w:eastAsiaTheme="minorEastAsia" w:hAnsiTheme="minorHAnsi"/>
+        <w:rFonts w:asciiTheme="minorHAnsi" w:cstheme="minorBidi" w:hAnsiTheme="minorHAnsi" w:eastAsia="黑体"/>
         <w:sz w:val="22"/>
         <w:szCs w:val="22"/>
         <w:lang w:bidi="ar-SA" w:eastAsia="en-US" w:val="en-US"/>
@@ -3221,7 +3529,7 @@
       <w:outlineLvl w:val="0"/>
     </w:pPr>
     <w:rPr>
-      <w:rFonts w:ascii="Times New Roman" w:asciiTheme="majorHAnsi" w:cstheme="majorBidi" w:eastAsia="黑体" w:eastAsiaTheme="majorEastAsia" w:hAnsi="Times New Roman" w:hAnsiTheme="majorHAnsi"/>
+      <w:rFonts w:ascii="Times New Roman" w:asciiTheme="majorHAnsi" w:cstheme="majorBidi" w:eastAsia="黑体" w:hAnsi="Times New Roman" w:hAnsiTheme="majorHAnsi"/>
       <w:b/>
       <w:bCs/>
       <w:color w:val="1F3864"/>
@@ -3245,7 +3553,7 @@
       <w:outlineLvl w:val="1"/>
     </w:pPr>
     <w:rPr>
-      <w:rFonts w:ascii="Times New Roman" w:asciiTheme="majorHAnsi" w:cstheme="majorBidi" w:eastAsia="黑体" w:eastAsiaTheme="majorEastAsia" w:hAnsi="Times New Roman" w:hAnsiTheme="majorHAnsi"/>
+      <w:rFonts w:ascii="Times New Roman" w:asciiTheme="majorHAnsi" w:cstheme="majorBidi" w:eastAsia="黑体" w:hAnsi="Times New Roman" w:hAnsiTheme="majorHAnsi"/>
       <w:b/>
       <w:bCs/>
       <w:color w:val="2E4E7E"/>
@@ -3269,7 +3577,7 @@
       <w:outlineLvl w:val="2"/>
     </w:pPr>
     <w:rPr>
-      <w:rFonts w:ascii="Times New Roman" w:asciiTheme="majorHAnsi" w:cstheme="majorBidi" w:eastAsia="黑体" w:eastAsiaTheme="majorEastAsia" w:hAnsi="Times New Roman" w:hAnsiTheme="majorHAnsi"/>
+      <w:rFonts w:ascii="Times New Roman" w:asciiTheme="majorHAnsi" w:cstheme="majorBidi" w:eastAsia="黑体" w:hAnsi="Times New Roman" w:hAnsiTheme="majorHAnsi"/>
       <w:b/>
       <w:bCs/>
       <w:color w:val="2E4E7E"/>
@@ -3293,7 +3601,7 @@
       <w:outlineLvl w:val="3"/>
     </w:pPr>
     <w:rPr>
-      <w:rFonts w:ascii="Times New Roman" w:asciiTheme="majorHAnsi" w:cstheme="majorBidi" w:eastAsia="黑体" w:eastAsiaTheme="majorEastAsia" w:hAnsi="Times New Roman" w:hAnsiTheme="majorHAnsi"/>
+      <w:rFonts w:ascii="Times New Roman" w:asciiTheme="majorHAnsi" w:cstheme="majorBidi" w:eastAsia="黑体" w:hAnsi="Times New Roman" w:hAnsiTheme="majorHAnsi"/>
       <w:b/>
       <w:bCs/>
       <w:i/>
@@ -3319,7 +3627,7 @@
       <w:outlineLvl w:val="4"/>
     </w:pPr>
     <w:rPr>
-      <w:rFonts w:ascii="Times New Roman" w:asciiTheme="majorHAnsi" w:cstheme="majorBidi" w:eastAsia="黑体" w:eastAsiaTheme="majorEastAsia" w:hAnsi="Times New Roman" w:hAnsiTheme="majorHAnsi"/>
+      <w:rFonts w:ascii="Times New Roman" w:asciiTheme="majorHAnsi" w:cstheme="majorBidi" w:eastAsia="黑体" w:hAnsi="Times New Roman" w:hAnsiTheme="majorHAnsi"/>
       <w:b/>
       <w:color w:val="333333"/>
       <w:sz w:val="22"/>
@@ -3342,7 +3650,7 @@
       <w:outlineLvl w:val="5"/>
     </w:pPr>
     <w:rPr>
-      <w:rFonts w:asciiTheme="majorHAnsi" w:cstheme="majorBidi" w:eastAsiaTheme="majorEastAsia" w:hAnsiTheme="majorHAnsi"/>
+      <w:rFonts w:asciiTheme="majorHAnsi" w:cstheme="majorBidi" w:hAnsiTheme="majorHAnsi" w:eastAsia="黑体"/>
       <w:i/>
       <w:iCs/>
       <w:color w:themeColor="accent1" w:themeShade="7F" w:val="243F60"/>
@@ -3365,7 +3673,7 @@
       <w:outlineLvl w:val="6"/>
     </w:pPr>
     <w:rPr>
-      <w:rFonts w:asciiTheme="majorHAnsi" w:cstheme="majorBidi" w:eastAsiaTheme="majorEastAsia" w:hAnsiTheme="majorHAnsi"/>
+      <w:rFonts w:asciiTheme="majorHAnsi" w:cstheme="majorBidi" w:hAnsiTheme="majorHAnsi" w:eastAsia="黑体"/>
       <w:i/>
       <w:iCs/>
       <w:color w:themeColor="text1" w:themeTint="BF" w:val="404040"/>
@@ -3388,7 +3696,7 @@
       <w:outlineLvl w:val="7"/>
     </w:pPr>
     <w:rPr>
-      <w:rFonts w:asciiTheme="majorHAnsi" w:cstheme="majorBidi" w:eastAsiaTheme="majorEastAsia" w:hAnsiTheme="majorHAnsi"/>
+      <w:rFonts w:asciiTheme="majorHAnsi" w:cstheme="majorBidi" w:hAnsiTheme="majorHAnsi" w:eastAsia="黑体"/>
       <w:color w:themeColor="accent1" w:val="4F81BD"/>
       <w:sz w:val="20"/>
       <w:szCs w:val="20"/>
@@ -3411,7 +3719,7 @@
       <w:outlineLvl w:val="8"/>
     </w:pPr>
     <w:rPr>
-      <w:rFonts w:asciiTheme="majorHAnsi" w:cstheme="majorBidi" w:eastAsiaTheme="majorEastAsia" w:hAnsiTheme="majorHAnsi"/>
+      <w:rFonts w:asciiTheme="majorHAnsi" w:cstheme="majorBidi" w:hAnsiTheme="majorHAnsi" w:eastAsia="黑体"/>
       <w:i/>
       <w:iCs/>
       <w:color w:themeColor="text1" w:themeTint="BF" w:val="404040"/>
@@ -3462,7 +3770,7 @@
     <w:uiPriority w:val="9"/>
     <w:rsid w:val="00FC693F"/>
     <w:rPr>
-      <w:rFonts w:asciiTheme="majorHAnsi" w:cstheme="majorBidi" w:eastAsiaTheme="majorEastAsia" w:hAnsiTheme="majorHAnsi"/>
+      <w:rFonts w:asciiTheme="majorHAnsi" w:cstheme="majorBidi" w:hAnsiTheme="majorHAnsi" w:eastAsia="黑体"/>
       <w:b/>
       <w:bCs/>
       <w:color w:themeColor="accent1" w:themeShade="BF" w:val="365F91"/>
@@ -3477,7 +3785,7 @@
     <w:uiPriority w:val="9"/>
     <w:rsid w:val="00FC693F"/>
     <w:rPr>
-      <w:rFonts w:asciiTheme="majorHAnsi" w:cstheme="majorBidi" w:eastAsiaTheme="majorEastAsia" w:hAnsiTheme="majorHAnsi"/>
+      <w:rFonts w:asciiTheme="majorHAnsi" w:cstheme="majorBidi" w:hAnsiTheme="majorHAnsi" w:eastAsia="黑体"/>
       <w:b/>
       <w:bCs/>
       <w:color w:themeColor="accent1" w:val="4F81BD"/>
@@ -3492,7 +3800,7 @@
     <w:uiPriority w:val="9"/>
     <w:rsid w:val="00FC693F"/>
     <w:rPr>
-      <w:rFonts w:asciiTheme="majorHAnsi" w:cstheme="majorBidi" w:eastAsiaTheme="majorEastAsia" w:hAnsiTheme="majorHAnsi"/>
+      <w:rFonts w:asciiTheme="majorHAnsi" w:cstheme="majorBidi" w:hAnsiTheme="majorHAnsi" w:eastAsia="黑体"/>
       <w:b/>
       <w:bCs/>
       <w:color w:themeColor="accent1" w:val="4F81BD"/>
@@ -3515,7 +3823,7 @@
       <w:contextualSpacing/>
     </w:pPr>
     <w:rPr>
-      <w:rFonts w:ascii="Times New Roman" w:asciiTheme="majorHAnsi" w:cstheme="majorBidi" w:eastAsia="黑体" w:eastAsiaTheme="majorEastAsia" w:hAnsi="Times New Roman" w:hAnsiTheme="majorHAnsi"/>
+      <w:rFonts w:ascii="Times New Roman" w:asciiTheme="majorHAnsi" w:cstheme="majorBidi" w:eastAsia="黑体" w:hAnsi="Times New Roman" w:hAnsiTheme="majorHAnsi"/>
       <w:b/>
       <w:color w:val="1F3864"/>
       <w:spacing w:val="5"/>
@@ -3531,7 +3839,7 @@
     <w:uiPriority w:val="10"/>
     <w:rsid w:val="00FC693F"/>
     <w:rPr>
-      <w:rFonts w:asciiTheme="majorHAnsi" w:cstheme="majorBidi" w:eastAsiaTheme="majorEastAsia" w:hAnsiTheme="majorHAnsi"/>
+      <w:rFonts w:asciiTheme="majorHAnsi" w:cstheme="majorBidi" w:hAnsiTheme="majorHAnsi" w:eastAsia="黑体"/>
       <w:color w:themeColor="text2" w:themeShade="BF" w:val="17365D"/>
       <w:spacing w:val="5"/>
       <w:kern w:val="28"/>
@@ -3553,7 +3861,7 @@
       </w:numPr>
     </w:pPr>
     <w:rPr>
-      <w:rFonts w:asciiTheme="majorHAnsi" w:cstheme="majorBidi" w:eastAsiaTheme="majorEastAsia" w:hAnsiTheme="majorHAnsi"/>
+      <w:rFonts w:asciiTheme="majorHAnsi" w:cstheme="majorBidi" w:hAnsiTheme="majorHAnsi" w:eastAsia="黑体"/>
       <w:i/>
       <w:iCs/>
       <w:color w:themeColor="accent1" w:val="4F81BD"/>
@@ -3569,7 +3877,7 @@
     <w:uiPriority w:val="11"/>
     <w:rsid w:val="00FC693F"/>
     <w:rPr>
-      <w:rFonts w:asciiTheme="majorHAnsi" w:cstheme="majorBidi" w:eastAsiaTheme="majorEastAsia" w:hAnsiTheme="majorHAnsi"/>
+      <w:rFonts w:asciiTheme="majorHAnsi" w:cstheme="majorBidi" w:hAnsiTheme="majorHAnsi" w:eastAsia="黑体"/>
       <w:i/>
       <w:iCs/>
       <w:color w:themeColor="accent1" w:val="4F81BD"/>
@@ -3636,6 +3944,7 @@
       <w:spacing w:after="120"/>
     </w:pPr>
     <w:rPr>
+      <w:rFonts w:eastAsia="黑体"/>
       <w:sz w:val="16"/>
       <w:szCs w:val="16"/>
     </w:rPr>
@@ -3647,6 +3956,7 @@
     <w:uiPriority w:val="99"/>
     <w:rsid w:val="00AA1D8D"/>
     <w:rPr>
+      <w:rFonts w:eastAsia="黑体"/>
       <w:sz w:val="16"/>
       <w:szCs w:val="16"/>
     </w:rPr>
@@ -3816,7 +4126,7 @@
       </w:tabs>
     </w:pPr>
     <w:rPr>
-      <w:rFonts w:ascii="Courier" w:hAnsi="Courier"/>
+      <w:rFonts w:ascii="Courier" w:hAnsi="Courier" w:eastAsia="黑体"/>
       <w:sz w:val="20"/>
       <w:szCs w:val="20"/>
     </w:rPr>
@@ -3828,7 +4138,7 @@
     <w:uiPriority w:val="99"/>
     <w:rsid w:val="0029639D"/>
     <w:rPr>
-      <w:rFonts w:ascii="Courier" w:hAnsi="Courier"/>
+      <w:rFonts w:ascii="Courier" w:hAnsi="Courier" w:eastAsia="黑体"/>
       <w:sz w:val="20"/>
       <w:szCs w:val="20"/>
     </w:rPr>
@@ -3864,6 +4174,7 @@
     <w:uiPriority w:val="29"/>
     <w:rsid w:val="00FC693F"/>
     <w:rPr>
+      <w:rFonts w:eastAsia="黑体"/>
       <w:i/>
       <w:iCs/>
       <w:color w:themeColor="text1" w:val="000000"/>
@@ -3877,7 +4188,7 @@
     <w:semiHidden/>
     <w:rsid w:val="00FC693F"/>
     <w:rPr>
-      <w:rFonts w:asciiTheme="majorHAnsi" w:cstheme="majorBidi" w:eastAsiaTheme="majorEastAsia" w:hAnsiTheme="majorHAnsi"/>
+      <w:rFonts w:asciiTheme="majorHAnsi" w:cstheme="majorBidi" w:hAnsiTheme="majorHAnsi" w:eastAsia="黑体"/>
       <w:b/>
       <w:bCs/>
       <w:i/>
@@ -3893,7 +4204,7 @@
     <w:semiHidden/>
     <w:rsid w:val="00FC693F"/>
     <w:rPr>
-      <w:rFonts w:asciiTheme="majorHAnsi" w:cstheme="majorBidi" w:eastAsiaTheme="majorEastAsia" w:hAnsiTheme="majorHAnsi"/>
+      <w:rFonts w:asciiTheme="majorHAnsi" w:cstheme="majorBidi" w:hAnsiTheme="majorHAnsi" w:eastAsia="黑体"/>
       <w:color w:themeColor="accent1" w:themeShade="7F" w:val="243F60"/>
     </w:rPr>
   </w:style>
@@ -3905,7 +4216,7 @@
     <w:semiHidden/>
     <w:rsid w:val="00FC693F"/>
     <w:rPr>
-      <w:rFonts w:asciiTheme="majorHAnsi" w:cstheme="majorBidi" w:eastAsiaTheme="majorEastAsia" w:hAnsiTheme="majorHAnsi"/>
+      <w:rFonts w:asciiTheme="majorHAnsi" w:cstheme="majorBidi" w:hAnsiTheme="majorHAnsi" w:eastAsia="黑体"/>
       <w:i/>
       <w:iCs/>
       <w:color w:themeColor="accent1" w:themeShade="7F" w:val="243F60"/>
@@ -3919,7 +4230,7 @@
     <w:semiHidden/>
     <w:rsid w:val="00FC693F"/>
     <w:rPr>
-      <w:rFonts w:asciiTheme="majorHAnsi" w:cstheme="majorBidi" w:eastAsiaTheme="majorEastAsia" w:hAnsiTheme="majorHAnsi"/>
+      <w:rFonts w:asciiTheme="majorHAnsi" w:cstheme="majorBidi" w:hAnsiTheme="majorHAnsi" w:eastAsia="黑体"/>
       <w:i/>
       <w:iCs/>
       <w:color w:themeColor="text1" w:themeTint="BF" w:val="404040"/>
@@ -3933,7 +4244,7 @@
     <w:semiHidden/>
     <w:rsid w:val="00FC693F"/>
     <w:rPr>
-      <w:rFonts w:asciiTheme="majorHAnsi" w:cstheme="majorBidi" w:eastAsiaTheme="majorEastAsia" w:hAnsiTheme="majorHAnsi"/>
+      <w:rFonts w:asciiTheme="majorHAnsi" w:cstheme="majorBidi" w:hAnsiTheme="majorHAnsi" w:eastAsia="黑体"/>
       <w:color w:themeColor="accent1" w:val="4F81BD"/>
       <w:sz w:val="20"/>
       <w:szCs w:val="20"/>
@@ -3947,7 +4258,7 @@
     <w:semiHidden/>
     <w:rsid w:val="00FC693F"/>
     <w:rPr>
-      <w:rFonts w:asciiTheme="majorHAnsi" w:cstheme="majorBidi" w:eastAsiaTheme="majorEastAsia" w:hAnsiTheme="majorHAnsi"/>
+      <w:rFonts w:asciiTheme="majorHAnsi" w:cstheme="majorBidi" w:hAnsiTheme="majorHAnsi" w:eastAsia="黑体"/>
       <w:i/>
       <w:iCs/>
       <w:color w:themeColor="text1" w:themeTint="BF" w:val="404040"/>
@@ -3968,6 +4279,7 @@
       <w:spacing w:line="240" w:lineRule="auto"/>
     </w:pPr>
     <w:rPr>
+      <w:rFonts w:eastAsia="黑体"/>
       <w:b/>
       <w:bCs/>
       <w:color w:themeColor="accent1" w:val="4F81BD"/>
@@ -3982,6 +4294,7 @@
     <w:qFormat/>
     <w:rsid w:val="00FC693F"/>
     <w:rPr>
+      <w:rFonts w:eastAsia="黑体"/>
       <w:b/>
       <w:bCs/>
     </w:rPr>
@@ -3993,6 +4306,7 @@
     <w:qFormat/>
     <w:rsid w:val="00FC693F"/>
     <w:rPr>
+      <w:rFonts w:eastAsia="黑体"/>
       <w:i/>
       <w:iCs/>
     </w:rPr>
@@ -4013,6 +4327,7 @@
       <w:ind w:left="936" w:right="936"/>
     </w:pPr>
     <w:rPr>
+      <w:rFonts w:eastAsia="黑体"/>
       <w:b/>
       <w:bCs/>
       <w:i/>
@@ -4027,6 +4342,7 @@
     <w:uiPriority w:val="30"/>
     <w:rsid w:val="00FC693F"/>
     <w:rPr>
+      <w:rFonts w:eastAsia="黑体"/>
       <w:b/>
       <w:bCs/>
       <w:i/>
@@ -4041,6 +4357,7 @@
     <w:qFormat/>
     <w:rsid w:val="00FC693F"/>
     <w:rPr>
+      <w:rFonts w:eastAsia="黑体"/>
       <w:i/>
       <w:iCs/>
       <w:color w:themeColor="text1" w:themeTint="7F" w:val="808080"/>
@@ -4053,6 +4370,7 @@
     <w:qFormat/>
     <w:rsid w:val="00FC693F"/>
     <w:rPr>
+      <w:rFonts w:eastAsia="黑体"/>
       <w:b/>
       <w:bCs/>
       <w:i/>
@@ -4067,6 +4385,7 @@
     <w:qFormat/>
     <w:rsid w:val="00FC693F"/>
     <w:rPr>
+      <w:rFonts w:eastAsia="黑体"/>
       <w:smallCaps/>
       <w:color w:themeColor="accent2" w:val="C0504D"/>
       <w:u w:val="single"/>
@@ -4079,6 +4398,7 @@
     <w:qFormat/>
     <w:rsid w:val="00FC693F"/>
     <w:rPr>
+      <w:rFonts w:eastAsia="黑体"/>
       <w:b/>
       <w:bCs/>
       <w:smallCaps/>
@@ -4094,6 +4414,7 @@
     <w:qFormat/>
     <w:rsid w:val="00FC693F"/>
     <w:rPr>
+      <w:rFonts w:eastAsia="黑体"/>
       <w:b/>
       <w:bCs/>
       <w:smallCaps/>
@@ -4148,6 +4469,7 @@
       <w:spacing w:after="0" w:line="240" w:lineRule="auto"/>
     </w:pPr>
     <w:rPr>
+      <w:rFonts w:eastAsia="黑体"/>
       <w:color w:themeColor="text1" w:themeShade="BF" w:val="000000"/>
     </w:rPr>
     <w:tblPr>
@@ -4170,6 +4492,7 @@
         <w:spacing w:after="0" w:before="0" w:line="240" w:lineRule="auto"/>
       </w:pPr>
       <w:rPr>
+        <w:rFonts w:eastAsia="黑体"/>
         <w:b/>
         <w:bCs/>
       </w:rPr>
@@ -4190,6 +4513,7 @@
         <w:spacing w:after="0" w:before="0" w:line="240" w:lineRule="auto"/>
       </w:pPr>
       <w:rPr>
+        <w:rFonts w:eastAsia="黑体"/>
         <w:b/>
         <w:bCs/>
       </w:rPr>
@@ -4207,12 +4531,14 @@
     </w:tblStylePr>
     <w:tblStylePr w:type="firstCol">
       <w:rPr>
+        <w:rFonts w:eastAsia="黑体"/>
         <w:b/>
         <w:bCs/>
       </w:rPr>
     </w:tblStylePr>
     <w:tblStylePr w:type="lastCol">
       <w:rPr>
+        <w:rFonts w:eastAsia="黑体"/>
         <w:b/>
         <w:bCs/>
       </w:rPr>
@@ -4251,6 +4577,7 @@
       <w:spacing w:after="0" w:line="240" w:lineRule="auto"/>
     </w:pPr>
     <w:rPr>
+      <w:rFonts w:eastAsia="黑体"/>
       <w:color w:themeColor="accent1" w:themeShade="BF" w:val="365F91"/>
     </w:rPr>
     <w:tblPr>
@@ -4273,6 +4600,7 @@
         <w:spacing w:after="0" w:before="0" w:line="240" w:lineRule="auto"/>
       </w:pPr>
       <w:rPr>
+        <w:rFonts w:eastAsia="黑体"/>
         <w:b/>
         <w:bCs/>
       </w:rPr>
@@ -4293,6 +4621,7 @@
         <w:spacing w:after="0" w:before="0" w:line="240" w:lineRule="auto"/>
       </w:pPr>
       <w:rPr>
+        <w:rFonts w:eastAsia="黑体"/>
         <w:b/>
         <w:bCs/>
       </w:rPr>
@@ -4310,12 +4639,14 @@
     </w:tblStylePr>
     <w:tblStylePr w:type="firstCol">
       <w:rPr>
+        <w:rFonts w:eastAsia="黑体"/>
         <w:b/>
         <w:bCs/>
       </w:rPr>
     </w:tblStylePr>
     <w:tblStylePr w:type="lastCol">
       <w:rPr>
+        <w:rFonts w:eastAsia="黑体"/>
         <w:b/>
         <w:bCs/>
       </w:rPr>
@@ -4354,6 +4685,7 @@
       <w:spacing w:after="0" w:line="240" w:lineRule="auto"/>
     </w:pPr>
     <w:rPr>
+      <w:rFonts w:eastAsia="黑体"/>
       <w:color w:themeColor="accent2" w:themeShade="BF" w:val="943634"/>
     </w:rPr>
     <w:tblPr>
@@ -4376,6 +4708,7 @@
         <w:spacing w:after="0" w:before="0" w:line="240" w:lineRule="auto"/>
       </w:pPr>
       <w:rPr>
+        <w:rFonts w:eastAsia="黑体"/>
         <w:b/>
         <w:bCs/>
       </w:rPr>
@@ -4396,6 +4729,7 @@
         <w:spacing w:after="0" w:before="0" w:line="240" w:lineRule="auto"/>
       </w:pPr>
       <w:rPr>
+        <w:rFonts w:eastAsia="黑体"/>
         <w:b/>
         <w:bCs/>
       </w:rPr>
@@ -4413,12 +4747,14 @@
     </w:tblStylePr>
     <w:tblStylePr w:type="firstCol">
       <w:rPr>
+        <w:rFonts w:eastAsia="黑体"/>
         <w:b/>
         <w:bCs/>
       </w:rPr>
     </w:tblStylePr>
     <w:tblStylePr w:type="lastCol">
       <w:rPr>
+        <w:rFonts w:eastAsia="黑体"/>
         <w:b/>
         <w:bCs/>
       </w:rPr>
@@ -4457,6 +4793,7 @@
       <w:spacing w:after="0" w:line="240" w:lineRule="auto"/>
     </w:pPr>
     <w:rPr>
+      <w:rFonts w:eastAsia="黑体"/>
       <w:color w:themeColor="accent3" w:themeShade="BF" w:val="76923C"/>
     </w:rPr>
     <w:tblPr>
@@ -4479,6 +4816,7 @@
         <w:spacing w:after="0" w:before="0" w:line="240" w:lineRule="auto"/>
       </w:pPr>
       <w:rPr>
+        <w:rFonts w:eastAsia="黑体"/>
         <w:b/>
         <w:bCs/>
       </w:rPr>
@@ -4499,6 +4837,7 @@
         <w:spacing w:after="0" w:before="0" w:line="240" w:lineRule="auto"/>
       </w:pPr>
       <w:rPr>
+        <w:rFonts w:eastAsia="黑体"/>
         <w:b/>
         <w:bCs/>
       </w:rPr>
@@ -4516,12 +4855,14 @@
     </w:tblStylePr>
     <w:tblStylePr w:type="firstCol">
       <w:rPr>
+        <w:rFonts w:eastAsia="黑体"/>
         <w:b/>
         <w:bCs/>
       </w:rPr>
     </w:tblStylePr>
     <w:tblStylePr w:type="lastCol">
       <w:rPr>
+        <w:rFonts w:eastAsia="黑体"/>
         <w:b/>
         <w:bCs/>
       </w:rPr>
@@ -4560,6 +4901,7 @@
       <w:spacing w:after="0" w:line="240" w:lineRule="auto"/>
     </w:pPr>
     <w:rPr>
+      <w:rFonts w:eastAsia="黑体"/>
       <w:color w:themeColor="accent4" w:themeShade="BF" w:val="5F497A"/>
     </w:rPr>
     <w:tblPr>
@@ -4582,6 +4924,7 @@
         <w:spacing w:after="0" w:before="0" w:line="240" w:lineRule="auto"/>
       </w:pPr>
       <w:rPr>
+        <w:rFonts w:eastAsia="黑体"/>
         <w:b/>
         <w:bCs/>
       </w:rPr>
@@ -4602,6 +4945,7 @@
         <w:spacing w:after="0" w:before="0" w:line="240" w:lineRule="auto"/>
       </w:pPr>
       <w:rPr>
+        <w:rFonts w:eastAsia="黑体"/>
         <w:b/>
         <w:bCs/>
       </w:rPr>
@@ -4619,12 +4963,14 @@
     </w:tblStylePr>
     <w:tblStylePr w:type="firstCol">
       <w:rPr>
+        <w:rFonts w:eastAsia="黑体"/>
         <w:b/>
         <w:bCs/>
       </w:rPr>
     </w:tblStylePr>
     <w:tblStylePr w:type="lastCol">
       <w:rPr>
+        <w:rFonts w:eastAsia="黑体"/>
         <w:b/>
         <w:bCs/>
       </w:rPr>
@@ -4663,6 +5009,7 @@
       <w:spacing w:after="0" w:line="240" w:lineRule="auto"/>
     </w:pPr>
     <w:rPr>
+      <w:rFonts w:eastAsia="黑体"/>
       <w:color w:themeColor="accent5" w:themeShade="BF" w:val="31849B"/>
     </w:rPr>
     <w:tblPr>
@@ -4685,6 +5032,7 @@
         <w:spacing w:after="0" w:before="0" w:line="240" w:lineRule="auto"/>
       </w:pPr>
       <w:rPr>
+        <w:rFonts w:eastAsia="黑体"/>
         <w:b/>
         <w:bCs/>
       </w:rPr>
@@ -4705,6 +5053,7 @@
         <w:spacing w:after="0" w:before="0" w:line="240" w:lineRule="auto"/>
       </w:pPr>
       <w:rPr>
+        <w:rFonts w:eastAsia="黑体"/>
         <w:b/>
         <w:bCs/>
       </w:rPr>
@@ -4722,12 +5071,14 @@
     </w:tblStylePr>
     <w:tblStylePr w:type="firstCol">
       <w:rPr>
+        <w:rFonts w:eastAsia="黑体"/>
         <w:b/>
         <w:bCs/>
       </w:rPr>
     </w:tblStylePr>
     <w:tblStylePr w:type="lastCol">
       <w:rPr>
+        <w:rFonts w:eastAsia="黑体"/>
         <w:b/>
         <w:bCs/>
       </w:rPr>
@@ -4766,6 +5117,7 @@
       <w:spacing w:after="0" w:line="240" w:lineRule="auto"/>
     </w:pPr>
     <w:rPr>
+      <w:rFonts w:eastAsia="黑体"/>
       <w:color w:themeColor="accent6" w:themeShade="BF" w:val="E36C0A"/>
     </w:rPr>
     <w:tblPr>
@@ -4788,6 +5140,7 @@
         <w:spacing w:after="0" w:before="0" w:line="240" w:lineRule="auto"/>
       </w:pPr>
       <w:rPr>
+        <w:rFonts w:eastAsia="黑体"/>
         <w:b/>
         <w:bCs/>
       </w:rPr>
@@ -4808,6 +5161,7 @@
         <w:spacing w:after="0" w:before="0" w:line="240" w:lineRule="auto"/>
       </w:pPr>
       <w:rPr>
+        <w:rFonts w:eastAsia="黑体"/>
         <w:b/>
         <w:bCs/>
       </w:rPr>
@@ -4825,12 +5179,14 @@
     </w:tblStylePr>
     <w:tblStylePr w:type="firstCol">
       <w:rPr>
+        <w:rFonts w:eastAsia="黑体"/>
         <w:b/>
         <w:bCs/>
       </w:rPr>
     </w:tblStylePr>
     <w:tblStylePr w:type="lastCol">
       <w:rPr>
+        <w:rFonts w:eastAsia="黑体"/>
         <w:b/>
         <w:bCs/>
       </w:rPr>
@@ -4890,6 +5246,7 @@
         <w:spacing w:after="0" w:before="0" w:line="240" w:lineRule="auto"/>
       </w:pPr>
       <w:rPr>
+        <w:rFonts w:eastAsia="黑体"/>
         <w:b/>
         <w:bCs/>
         <w:color w:themeColor="background1" w:val="FFFFFF"/>
@@ -4904,6 +5261,7 @@
         <w:spacing w:after="0" w:before="0" w:line="240" w:lineRule="auto"/>
       </w:pPr>
       <w:rPr>
+        <w:rFonts w:eastAsia="黑体"/>
         <w:b/>
         <w:bCs/>
       </w:rPr>
@@ -4919,12 +5277,14 @@
     </w:tblStylePr>
     <w:tblStylePr w:type="firstCol">
       <w:rPr>
+        <w:rFonts w:eastAsia="黑体"/>
         <w:b/>
         <w:bCs/>
       </w:rPr>
     </w:tblStylePr>
     <w:tblStylePr w:type="lastCol">
       <w:rPr>
+        <w:rFonts w:eastAsia="黑体"/>
         <w:b/>
         <w:bCs/>
       </w:rPr>
@@ -4982,6 +5342,7 @@
         <w:spacing w:after="0" w:before="0" w:line="240" w:lineRule="auto"/>
       </w:pPr>
       <w:rPr>
+        <w:rFonts w:eastAsia="黑体"/>
         <w:b/>
         <w:bCs/>
         <w:color w:themeColor="background1" w:val="FFFFFF"/>
@@ -4996,6 +5357,7 @@
         <w:spacing w:after="0" w:before="0" w:line="240" w:lineRule="auto"/>
       </w:pPr>
       <w:rPr>
+        <w:rFonts w:eastAsia="黑体"/>
         <w:b/>
         <w:bCs/>
       </w:rPr>
@@ -5011,12 +5373,14 @@
     </w:tblStylePr>
     <w:tblStylePr w:type="firstCol">
       <w:rPr>
+        <w:rFonts w:eastAsia="黑体"/>
         <w:b/>
         <w:bCs/>
       </w:rPr>
     </w:tblStylePr>
     <w:tblStylePr w:type="lastCol">
       <w:rPr>
+        <w:rFonts w:eastAsia="黑体"/>
         <w:b/>
         <w:bCs/>
       </w:rPr>
@@ -5074,6 +5438,7 @@
         <w:spacing w:after="0" w:before="0" w:line="240" w:lineRule="auto"/>
       </w:pPr>
       <w:rPr>
+        <w:rFonts w:eastAsia="黑体"/>
         <w:b/>
         <w:bCs/>
         <w:color w:themeColor="background1" w:val="FFFFFF"/>
@@ -5088,6 +5453,7 @@
         <w:spacing w:after="0" w:before="0" w:line="240" w:lineRule="auto"/>
       </w:pPr>
       <w:rPr>
+        <w:rFonts w:eastAsia="黑体"/>
         <w:b/>
         <w:bCs/>
       </w:rPr>
@@ -5103,12 +5469,14 @@
     </w:tblStylePr>
     <w:tblStylePr w:type="firstCol">
       <w:rPr>
+        <w:rFonts w:eastAsia="黑体"/>
         <w:b/>
         <w:bCs/>
       </w:rPr>
     </w:tblStylePr>
     <w:tblStylePr w:type="lastCol">
       <w:rPr>
+        <w:rFonts w:eastAsia="黑体"/>
         <w:b/>
         <w:bCs/>
       </w:rPr>
@@ -5166,6 +5534,7 @@
         <w:spacing w:after="0" w:before="0" w:line="240" w:lineRule="auto"/>
       </w:pPr>
       <w:rPr>
+        <w:rFonts w:eastAsia="黑体"/>
         <w:b/>
         <w:bCs/>
         <w:color w:themeColor="background1" w:val="FFFFFF"/>
@@ -5180,6 +5549,7 @@
         <w:spacing w:after="0" w:before="0" w:line="240" w:lineRule="auto"/>
       </w:pPr>
       <w:rPr>
+        <w:rFonts w:eastAsia="黑体"/>
         <w:b/>
         <w:bCs/>
       </w:rPr>
@@ -5195,12 +5565,14 @@
     </w:tblStylePr>
     <w:tblStylePr w:type="firstCol">
       <w:rPr>
+        <w:rFonts w:eastAsia="黑体"/>
         <w:b/>
         <w:bCs/>
       </w:rPr>
     </w:tblStylePr>
     <w:tblStylePr w:type="lastCol">
       <w:rPr>
+        <w:rFonts w:eastAsia="黑体"/>
         <w:b/>
         <w:bCs/>
       </w:rPr>
@@ -5258,6 +5630,7 @@
         <w:spacing w:after="0" w:before="0" w:line="240" w:lineRule="auto"/>
       </w:pPr>
       <w:rPr>
+        <w:rFonts w:eastAsia="黑体"/>
         <w:b/>
         <w:bCs/>
         <w:color w:themeColor="background1" w:val="FFFFFF"/>
@@ -5272,6 +5645,7 @@
         <w:spacing w:after="0" w:before="0" w:line="240" w:lineRule="auto"/>
       </w:pPr>
       <w:rPr>
+        <w:rFonts w:eastAsia="黑体"/>
         <w:b/>
         <w:bCs/>
       </w:rPr>
@@ -5287,12 +5661,14 @@
     </w:tblStylePr>
     <w:tblStylePr w:type="firstCol">
       <w:rPr>
+        <w:rFonts w:eastAsia="黑体"/>
         <w:b/>
         <w:bCs/>
       </w:rPr>
     </w:tblStylePr>
     <w:tblStylePr w:type="lastCol">
       <w:rPr>
+        <w:rFonts w:eastAsia="黑体"/>
         <w:b/>
         <w:bCs/>
       </w:rPr>
@@ -5350,6 +5726,7 @@
         <w:spacing w:after="0" w:before="0" w:line="240" w:lineRule="auto"/>
       </w:pPr>
       <w:rPr>
+        <w:rFonts w:eastAsia="黑体"/>
         <w:b/>
         <w:bCs/>
         <w:color w:themeColor="background1" w:val="FFFFFF"/>
@@ -5364,6 +5741,7 @@
         <w:spacing w:after="0" w:before="0" w:line="240" w:lineRule="auto"/>
       </w:pPr>
       <w:rPr>
+        <w:rFonts w:eastAsia="黑体"/>
         <w:b/>
         <w:bCs/>
       </w:rPr>
@@ -5379,12 +5757,14 @@
     </w:tblStylePr>
     <w:tblStylePr w:type="firstCol">
       <w:rPr>
+        <w:rFonts w:eastAsia="黑体"/>
         <w:b/>
         <w:bCs/>
       </w:rPr>
     </w:tblStylePr>
     <w:tblStylePr w:type="lastCol">
       <w:rPr>
+        <w:rFonts w:eastAsia="黑体"/>
         <w:b/>
         <w:bCs/>
       </w:rPr>
@@ -5442,6 +5822,7 @@
         <w:spacing w:after="0" w:before="0" w:line="240" w:lineRule="auto"/>
       </w:pPr>
       <w:rPr>
+        <w:rFonts w:eastAsia="黑体"/>
         <w:b/>
         <w:bCs/>
         <w:color w:themeColor="background1" w:val="FFFFFF"/>
@@ -5456,6 +5837,7 @@
         <w:spacing w:after="0" w:before="0" w:line="240" w:lineRule="auto"/>
       </w:pPr>
       <w:rPr>
+        <w:rFonts w:eastAsia="黑体"/>
         <w:b/>
         <w:bCs/>
       </w:rPr>
@@ -5471,12 +5853,14 @@
     </w:tblStylePr>
     <w:tblStylePr w:type="firstCol">
       <w:rPr>
+        <w:rFonts w:eastAsia="黑体"/>
         <w:b/>
         <w:bCs/>
       </w:rPr>
     </w:tblStylePr>
     <w:tblStylePr w:type="lastCol">
       <w:rPr>
+        <w:rFonts w:eastAsia="黑体"/>
         <w:b/>
         <w:bCs/>
       </w:rPr>
@@ -5536,7 +5920,7 @@
         <w:spacing w:after="0" w:before="0" w:line="240" w:lineRule="auto"/>
       </w:pPr>
       <w:rPr>
-        <w:rFonts w:asciiTheme="majorHAnsi" w:cstheme="majorBidi" w:eastAsiaTheme="majorEastAsia" w:hAnsiTheme="majorHAnsi"/>
+        <w:rFonts w:asciiTheme="majorHAnsi" w:cstheme="majorBidi" w:hAnsiTheme="majorHAnsi" w:eastAsia="黑体"/>
         <w:b/>
         <w:bCs/>
       </w:rPr>
@@ -5557,7 +5941,7 @@
         <w:spacing w:after="0" w:before="0" w:line="240" w:lineRule="auto"/>
       </w:pPr>
       <w:rPr>
-        <w:rFonts w:asciiTheme="majorHAnsi" w:cstheme="majorBidi" w:eastAsiaTheme="majorEastAsia" w:hAnsiTheme="majorHAnsi"/>
+        <w:rFonts w:asciiTheme="majorHAnsi" w:cstheme="majorBidi" w:hAnsiTheme="majorHAnsi" w:eastAsia="黑体"/>
         <w:b/>
         <w:bCs/>
       </w:rPr>
@@ -5575,14 +5959,14 @@
     </w:tblStylePr>
     <w:tblStylePr w:type="firstCol">
       <w:rPr>
-        <w:rFonts w:asciiTheme="majorHAnsi" w:cstheme="majorBidi" w:eastAsiaTheme="majorEastAsia" w:hAnsiTheme="majorHAnsi"/>
+        <w:rFonts w:asciiTheme="majorHAnsi" w:cstheme="majorBidi" w:hAnsiTheme="majorHAnsi" w:eastAsia="黑体"/>
         <w:b/>
         <w:bCs/>
       </w:rPr>
     </w:tblStylePr>
     <w:tblStylePr w:type="lastCol">
       <w:rPr>
-        <w:rFonts w:asciiTheme="majorHAnsi" w:cstheme="majorBidi" w:eastAsiaTheme="majorEastAsia" w:hAnsiTheme="majorHAnsi"/>
+        <w:rFonts w:asciiTheme="majorHAnsi" w:cstheme="majorBidi" w:hAnsiTheme="majorHAnsi" w:eastAsia="黑体"/>
         <w:b/>
         <w:bCs/>
       </w:rPr>
@@ -5666,7 +6050,7 @@
         <w:spacing w:after="0" w:before="0" w:line="240" w:lineRule="auto"/>
       </w:pPr>
       <w:rPr>
-        <w:rFonts w:asciiTheme="majorHAnsi" w:cstheme="majorBidi" w:eastAsiaTheme="majorEastAsia" w:hAnsiTheme="majorHAnsi"/>
+        <w:rFonts w:asciiTheme="majorHAnsi" w:cstheme="majorBidi" w:hAnsiTheme="majorHAnsi" w:eastAsia="黑体"/>
         <w:b/>
         <w:bCs/>
       </w:rPr>
@@ -5687,7 +6071,7 @@
         <w:spacing w:after="0" w:before="0" w:line="240" w:lineRule="auto"/>
       </w:pPr>
       <w:rPr>
-        <w:rFonts w:asciiTheme="majorHAnsi" w:cstheme="majorBidi" w:eastAsiaTheme="majorEastAsia" w:hAnsiTheme="majorHAnsi"/>
+        <w:rFonts w:asciiTheme="majorHAnsi" w:cstheme="majorBidi" w:hAnsiTheme="majorHAnsi" w:eastAsia="黑体"/>
         <w:b/>
         <w:bCs/>
       </w:rPr>
@@ -5705,14 +6089,14 @@
     </w:tblStylePr>
     <w:tblStylePr w:type="firstCol">
       <w:rPr>
-        <w:rFonts w:asciiTheme="majorHAnsi" w:cstheme="majorBidi" w:eastAsiaTheme="majorEastAsia" w:hAnsiTheme="majorHAnsi"/>
+        <w:rFonts w:asciiTheme="majorHAnsi" w:cstheme="majorBidi" w:hAnsiTheme="majorHAnsi" w:eastAsia="黑体"/>
         <w:b/>
         <w:bCs/>
       </w:rPr>
     </w:tblStylePr>
     <w:tblStylePr w:type="lastCol">
       <w:rPr>
-        <w:rFonts w:asciiTheme="majorHAnsi" w:cstheme="majorBidi" w:eastAsiaTheme="majorEastAsia" w:hAnsiTheme="majorHAnsi"/>
+        <w:rFonts w:asciiTheme="majorHAnsi" w:cstheme="majorBidi" w:hAnsiTheme="majorHAnsi" w:eastAsia="黑体"/>
         <w:b/>
         <w:bCs/>
       </w:rPr>
@@ -5796,7 +6180,7 @@
         <w:spacing w:after="0" w:before="0" w:line="240" w:lineRule="auto"/>
       </w:pPr>
       <w:rPr>
-        <w:rFonts w:asciiTheme="majorHAnsi" w:cstheme="majorBidi" w:eastAsiaTheme="majorEastAsia" w:hAnsiTheme="majorHAnsi"/>
+        <w:rFonts w:asciiTheme="majorHAnsi" w:cstheme="majorBidi" w:hAnsiTheme="majorHAnsi" w:eastAsia="黑体"/>
         <w:b/>
         <w:bCs/>
       </w:rPr>
@@ -5817,7 +6201,7 @@
         <w:spacing w:after="0" w:before="0" w:line="240" w:lineRule="auto"/>
       </w:pPr>
       <w:rPr>
-        <w:rFonts w:asciiTheme="majorHAnsi" w:cstheme="majorBidi" w:eastAsiaTheme="majorEastAsia" w:hAnsiTheme="majorHAnsi"/>
+        <w:rFonts w:asciiTheme="majorHAnsi" w:cstheme="majorBidi" w:hAnsiTheme="majorHAnsi" w:eastAsia="黑体"/>
         <w:b/>
         <w:bCs/>
       </w:rPr>
@@ -5835,14 +6219,14 @@
     </w:tblStylePr>
     <w:tblStylePr w:type="firstCol">
       <w:rPr>
-        <w:rFonts w:asciiTheme="majorHAnsi" w:cstheme="majorBidi" w:eastAsiaTheme="majorEastAsia" w:hAnsiTheme="majorHAnsi"/>
+        <w:rFonts w:asciiTheme="majorHAnsi" w:cstheme="majorBidi" w:hAnsiTheme="majorHAnsi" w:eastAsia="黑体"/>
         <w:b/>
         <w:bCs/>
       </w:rPr>
     </w:tblStylePr>
     <w:tblStylePr w:type="lastCol">
       <w:rPr>
-        <w:rFonts w:asciiTheme="majorHAnsi" w:cstheme="majorBidi" w:eastAsiaTheme="majorEastAsia" w:hAnsiTheme="majorHAnsi"/>
+        <w:rFonts w:asciiTheme="majorHAnsi" w:cstheme="majorBidi" w:hAnsiTheme="majorHAnsi" w:eastAsia="黑体"/>
         <w:b/>
         <w:bCs/>
       </w:rPr>
@@ -5926,7 +6310,7 @@
         <w:spacing w:after="0" w:before="0" w:line="240" w:lineRule="auto"/>
       </w:pPr>
       <w:rPr>
-        <w:rFonts w:asciiTheme="majorHAnsi" w:cstheme="majorBidi" w:eastAsiaTheme="majorEastAsia" w:hAnsiTheme="majorHAnsi"/>
+        <w:rFonts w:asciiTheme="majorHAnsi" w:cstheme="majorBidi" w:hAnsiTheme="majorHAnsi" w:eastAsia="黑体"/>
         <w:b/>
         <w:bCs/>
       </w:rPr>
@@ -5947,7 +6331,7 @@
         <w:spacing w:after="0" w:before="0" w:line="240" w:lineRule="auto"/>
       </w:pPr>
       <w:rPr>
-        <w:rFonts w:asciiTheme="majorHAnsi" w:cstheme="majorBidi" w:eastAsiaTheme="majorEastAsia" w:hAnsiTheme="majorHAnsi"/>
+        <w:rFonts w:asciiTheme="majorHAnsi" w:cstheme="majorBidi" w:hAnsiTheme="majorHAnsi" w:eastAsia="黑体"/>
         <w:b/>
         <w:bCs/>
       </w:rPr>
@@ -5965,14 +6349,14 @@
     </w:tblStylePr>
     <w:tblStylePr w:type="firstCol">
       <w:rPr>
-        <w:rFonts w:asciiTheme="majorHAnsi" w:cstheme="majorBidi" w:eastAsiaTheme="majorEastAsia" w:hAnsiTheme="majorHAnsi"/>
+        <w:rFonts w:asciiTheme="majorHAnsi" w:cstheme="majorBidi" w:hAnsiTheme="majorHAnsi" w:eastAsia="黑体"/>
         <w:b/>
         <w:bCs/>
       </w:rPr>
     </w:tblStylePr>
     <w:tblStylePr w:type="lastCol">
       <w:rPr>
-        <w:rFonts w:asciiTheme="majorHAnsi" w:cstheme="majorBidi" w:eastAsiaTheme="majorEastAsia" w:hAnsiTheme="majorHAnsi"/>
+        <w:rFonts w:asciiTheme="majorHAnsi" w:cstheme="majorBidi" w:hAnsiTheme="majorHAnsi" w:eastAsia="黑体"/>
         <w:b/>
         <w:bCs/>
       </w:rPr>
@@ -6056,7 +6440,7 @@
         <w:spacing w:after="0" w:before="0" w:line="240" w:lineRule="auto"/>
       </w:pPr>
       <w:rPr>
-        <w:rFonts w:asciiTheme="majorHAnsi" w:cstheme="majorBidi" w:eastAsiaTheme="majorEastAsia" w:hAnsiTheme="majorHAnsi"/>
+        <w:rFonts w:asciiTheme="majorHAnsi" w:cstheme="majorBidi" w:hAnsiTheme="majorHAnsi" w:eastAsia="黑体"/>
         <w:b/>
         <w:bCs/>
       </w:rPr>
@@ -6077,7 +6461,7 @@
         <w:spacing w:after="0" w:before="0" w:line="240" w:lineRule="auto"/>
       </w:pPr>
       <w:rPr>
-        <w:rFonts w:asciiTheme="majorHAnsi" w:cstheme="majorBidi" w:eastAsiaTheme="majorEastAsia" w:hAnsiTheme="majorHAnsi"/>
+        <w:rFonts w:asciiTheme="majorHAnsi" w:cstheme="majorBidi" w:hAnsiTheme="majorHAnsi" w:eastAsia="黑体"/>
         <w:b/>
         <w:bCs/>
       </w:rPr>
@@ -6095,14 +6479,14 @@
     </w:tblStylePr>
     <w:tblStylePr w:type="firstCol">
       <w:rPr>
-        <w:rFonts w:asciiTheme="majorHAnsi" w:cstheme="majorBidi" w:eastAsiaTheme="majorEastAsia" w:hAnsiTheme="majorHAnsi"/>
+        <w:rFonts w:asciiTheme="majorHAnsi" w:cstheme="majorBidi" w:hAnsiTheme="majorHAnsi" w:eastAsia="黑体"/>
         <w:b/>
         <w:bCs/>
       </w:rPr>
     </w:tblStylePr>
     <w:tblStylePr w:type="lastCol">
       <w:rPr>
-        <w:rFonts w:asciiTheme="majorHAnsi" w:cstheme="majorBidi" w:eastAsiaTheme="majorEastAsia" w:hAnsiTheme="majorHAnsi"/>
+        <w:rFonts w:asciiTheme="majorHAnsi" w:cstheme="majorBidi" w:hAnsiTheme="majorHAnsi" w:eastAsia="黑体"/>
         <w:b/>
         <w:bCs/>
       </w:rPr>
@@ -6186,7 +6570,7 @@
         <w:spacing w:after="0" w:before="0" w:line="240" w:lineRule="auto"/>
       </w:pPr>
       <w:rPr>
-        <w:rFonts w:asciiTheme="majorHAnsi" w:cstheme="majorBidi" w:eastAsiaTheme="majorEastAsia" w:hAnsiTheme="majorHAnsi"/>
+        <w:rFonts w:asciiTheme="majorHAnsi" w:cstheme="majorBidi" w:hAnsiTheme="majorHAnsi" w:eastAsia="黑体"/>
         <w:b/>
         <w:bCs/>
       </w:rPr>
@@ -6207,7 +6591,7 @@
         <w:spacing w:after="0" w:before="0" w:line="240" w:lineRule="auto"/>
       </w:pPr>
       <w:rPr>
-        <w:rFonts w:asciiTheme="majorHAnsi" w:cstheme="majorBidi" w:eastAsiaTheme="majorEastAsia" w:hAnsiTheme="majorHAnsi"/>
+        <w:rFonts w:asciiTheme="majorHAnsi" w:cstheme="majorBidi" w:hAnsiTheme="majorHAnsi" w:eastAsia="黑体"/>
         <w:b/>
         <w:bCs/>
       </w:rPr>
@@ -6225,14 +6609,14 @@
     </w:tblStylePr>
     <w:tblStylePr w:type="firstCol">
       <w:rPr>
-        <w:rFonts w:asciiTheme="majorHAnsi" w:cstheme="majorBidi" w:eastAsiaTheme="majorEastAsia" w:hAnsiTheme="majorHAnsi"/>
+        <w:rFonts w:asciiTheme="majorHAnsi" w:cstheme="majorBidi" w:hAnsiTheme="majorHAnsi" w:eastAsia="黑体"/>
         <w:b/>
         <w:bCs/>
       </w:rPr>
     </w:tblStylePr>
     <w:tblStylePr w:type="lastCol">
       <w:rPr>
-        <w:rFonts w:asciiTheme="majorHAnsi" w:cstheme="majorBidi" w:eastAsiaTheme="majorEastAsia" w:hAnsiTheme="majorHAnsi"/>
+        <w:rFonts w:asciiTheme="majorHAnsi" w:cstheme="majorBidi" w:hAnsiTheme="majorHAnsi" w:eastAsia="黑体"/>
         <w:b/>
         <w:bCs/>
       </w:rPr>
@@ -6316,7 +6700,7 @@
         <w:spacing w:after="0" w:before="0" w:line="240" w:lineRule="auto"/>
       </w:pPr>
       <w:rPr>
-        <w:rFonts w:asciiTheme="majorHAnsi" w:cstheme="majorBidi" w:eastAsiaTheme="majorEastAsia" w:hAnsiTheme="majorHAnsi"/>
+        <w:rFonts w:asciiTheme="majorHAnsi" w:cstheme="majorBidi" w:hAnsiTheme="majorHAnsi" w:eastAsia="黑体"/>
         <w:b/>
         <w:bCs/>
       </w:rPr>
@@ -6337,7 +6721,7 @@
         <w:spacing w:after="0" w:before="0" w:line="240" w:lineRule="auto"/>
       </w:pPr>
       <w:rPr>
-        <w:rFonts w:asciiTheme="majorHAnsi" w:cstheme="majorBidi" w:eastAsiaTheme="majorEastAsia" w:hAnsiTheme="majorHAnsi"/>
+        <w:rFonts w:asciiTheme="majorHAnsi" w:cstheme="majorBidi" w:hAnsiTheme="majorHAnsi" w:eastAsia="黑体"/>
         <w:b/>
         <w:bCs/>
       </w:rPr>
@@ -6355,14 +6739,14 @@
     </w:tblStylePr>
     <w:tblStylePr w:type="firstCol">
       <w:rPr>
-        <w:rFonts w:asciiTheme="majorHAnsi" w:cstheme="majorBidi" w:eastAsiaTheme="majorEastAsia" w:hAnsiTheme="majorHAnsi"/>
+        <w:rFonts w:asciiTheme="majorHAnsi" w:cstheme="majorBidi" w:hAnsiTheme="majorHAnsi" w:eastAsia="黑体"/>
         <w:b/>
         <w:bCs/>
       </w:rPr>
     </w:tblStylePr>
     <w:tblStylePr w:type="lastCol">
       <w:rPr>
-        <w:rFonts w:asciiTheme="majorHAnsi" w:cstheme="majorBidi" w:eastAsiaTheme="majorEastAsia" w:hAnsiTheme="majorHAnsi"/>
+        <w:rFonts w:asciiTheme="majorHAnsi" w:cstheme="majorBidi" w:hAnsiTheme="majorHAnsi" w:eastAsia="黑体"/>
         <w:b/>
         <w:bCs/>
       </w:rPr>
@@ -6445,6 +6829,7 @@
         <w:spacing w:after="0" w:before="0" w:line="240" w:lineRule="auto"/>
       </w:pPr>
       <w:rPr>
+        <w:rFonts w:eastAsia="黑体"/>
         <w:b/>
         <w:bCs/>
         <w:color w:themeColor="background1" w:val="FFFFFF"/>
@@ -6467,6 +6852,7 @@
         <w:spacing w:after="0" w:before="0" w:line="240" w:lineRule="auto"/>
       </w:pPr>
       <w:rPr>
+        <w:rFonts w:eastAsia="黑体"/>
         <w:b/>
         <w:bCs/>
       </w:rPr>
@@ -6484,12 +6870,14 @@
     </w:tblStylePr>
     <w:tblStylePr w:type="firstCol">
       <w:rPr>
+        <w:rFonts w:eastAsia="黑体"/>
         <w:b/>
         <w:bCs/>
       </w:rPr>
     </w:tblStylePr>
     <w:tblStylePr w:type="lastCol">
       <w:rPr>
+        <w:rFonts w:eastAsia="黑体"/>
         <w:b/>
         <w:bCs/>
       </w:rPr>
@@ -6551,6 +6939,7 @@
         <w:spacing w:after="0" w:before="0" w:line="240" w:lineRule="auto"/>
       </w:pPr>
       <w:rPr>
+        <w:rFonts w:eastAsia="黑体"/>
         <w:b/>
         <w:bCs/>
         <w:color w:themeColor="background1" w:val="FFFFFF"/>
@@ -6573,6 +6962,7 @@
         <w:spacing w:after="0" w:before="0" w:line="240" w:lineRule="auto"/>
       </w:pPr>
       <w:rPr>
+        <w:rFonts w:eastAsia="黑体"/>
         <w:b/>
         <w:bCs/>
       </w:rPr>
@@ -6590,12 +6980,14 @@
     </w:tblStylePr>
     <w:tblStylePr w:type="firstCol">
       <w:rPr>
+        <w:rFonts w:eastAsia="黑体"/>
         <w:b/>
         <w:bCs/>
       </w:rPr>
     </w:tblStylePr>
     <w:tblStylePr w:type="lastCol">
       <w:rPr>
+        <w:rFonts w:eastAsia="黑体"/>
         <w:b/>
         <w:bCs/>
       </w:rPr>
@@ -6657,6 +7049,7 @@
         <w:spacing w:after="0" w:before="0" w:line="240" w:lineRule="auto"/>
       </w:pPr>
       <w:rPr>
+        <w:rFonts w:eastAsia="黑体"/>
         <w:b/>
         <w:bCs/>
         <w:color w:themeColor="background1" w:val="FFFFFF"/>
@@ -6679,6 +7072,7 @@
         <w:spacing w:after="0" w:before="0" w:line="240" w:lineRule="auto"/>
       </w:pPr>
       <w:rPr>
+        <w:rFonts w:eastAsia="黑体"/>
         <w:b/>
         <w:bCs/>
       </w:rPr>
@@ -6696,12 +7090,14 @@
     </w:tblStylePr>
     <w:tblStylePr w:type="firstCol">
       <w:rPr>
+        <w:rFonts w:eastAsia="黑体"/>
         <w:b/>
         <w:bCs/>
       </w:rPr>
     </w:tblStylePr>
     <w:tblStylePr w:type="lastCol">
       <w:rPr>
+        <w:rFonts w:eastAsia="黑体"/>
         <w:b/>
         <w:bCs/>
       </w:rPr>
@@ -6763,6 +7159,7 @@
         <w:spacing w:after="0" w:before="0" w:line="240" w:lineRule="auto"/>
       </w:pPr>
       <w:rPr>
+        <w:rFonts w:eastAsia="黑体"/>
         <w:b/>
         <w:bCs/>
         <w:color w:themeColor="background1" w:val="FFFFFF"/>
@@ -6785,6 +7182,7 @@
         <w:spacing w:after="0" w:before="0" w:line="240" w:lineRule="auto"/>
       </w:pPr>
       <w:rPr>
+        <w:rFonts w:eastAsia="黑体"/>
         <w:b/>
         <w:bCs/>
       </w:rPr>
@@ -6802,12 +7200,14 @@
     </w:tblStylePr>
     <w:tblStylePr w:type="firstCol">
       <w:rPr>
+        <w:rFonts w:eastAsia="黑体"/>
         <w:b/>
         <w:bCs/>
       </w:rPr>
     </w:tblStylePr>
     <w:tblStylePr w:type="lastCol">
       <w:rPr>
+        <w:rFonts w:eastAsia="黑体"/>
         <w:b/>
         <w:bCs/>
       </w:rPr>
@@ -6869,6 +7269,7 @@
         <w:spacing w:after="0" w:before="0" w:line="240" w:lineRule="auto"/>
       </w:pPr>
       <w:rPr>
+        <w:rFonts w:eastAsia="黑体"/>
         <w:b/>
         <w:bCs/>
         <w:color w:themeColor="background1" w:val="FFFFFF"/>
@@ -6891,6 +7292,7 @@
         <w:spacing w:after="0" w:before="0" w:line="240" w:lineRule="auto"/>
       </w:pPr>
       <w:rPr>
+        <w:rFonts w:eastAsia="黑体"/>
         <w:b/>
         <w:bCs/>
       </w:rPr>
@@ -6908,12 +7310,14 @@
     </w:tblStylePr>
     <w:tblStylePr w:type="firstCol">
       <w:rPr>
+        <w:rFonts w:eastAsia="黑体"/>
         <w:b/>
         <w:bCs/>
       </w:rPr>
     </w:tblStylePr>
     <w:tblStylePr w:type="lastCol">
       <w:rPr>
+        <w:rFonts w:eastAsia="黑体"/>
         <w:b/>
         <w:bCs/>
       </w:rPr>
@@ -6975,6 +7379,7 @@
         <w:spacing w:after="0" w:before="0" w:line="240" w:lineRule="auto"/>
       </w:pPr>
       <w:rPr>
+        <w:rFonts w:eastAsia="黑体"/>
         <w:b/>
         <w:bCs/>
         <w:color w:themeColor="background1" w:val="FFFFFF"/>
@@ -6997,6 +7402,7 @@
         <w:spacing w:after="0" w:before="0" w:line="240" w:lineRule="auto"/>
       </w:pPr>
       <w:rPr>
+        <w:rFonts w:eastAsia="黑体"/>
         <w:b/>
         <w:bCs/>
       </w:rPr>
@@ -7014,12 +7420,14 @@
     </w:tblStylePr>
     <w:tblStylePr w:type="firstCol">
       <w:rPr>
+        <w:rFonts w:eastAsia="黑体"/>
         <w:b/>
         <w:bCs/>
       </w:rPr>
     </w:tblStylePr>
     <w:tblStylePr w:type="lastCol">
       <w:rPr>
+        <w:rFonts w:eastAsia="黑体"/>
         <w:b/>
         <w:bCs/>
       </w:rPr>
@@ -7081,6 +7489,7 @@
         <w:spacing w:after="0" w:before="0" w:line="240" w:lineRule="auto"/>
       </w:pPr>
       <w:rPr>
+        <w:rFonts w:eastAsia="黑体"/>
         <w:b/>
         <w:bCs/>
         <w:color w:themeColor="background1" w:val="FFFFFF"/>
@@ -7103,6 +7512,7 @@
         <w:spacing w:after="0" w:before="0" w:line="240" w:lineRule="auto"/>
       </w:pPr>
       <w:rPr>
+        <w:rFonts w:eastAsia="黑体"/>
         <w:b/>
         <w:bCs/>
       </w:rPr>
@@ -7120,12 +7530,14 @@
     </w:tblStylePr>
     <w:tblStylePr w:type="firstCol">
       <w:rPr>
+        <w:rFonts w:eastAsia="黑体"/>
         <w:b/>
         <w:bCs/>
       </w:rPr>
     </w:tblStylePr>
     <w:tblStylePr w:type="lastCol">
       <w:rPr>
+        <w:rFonts w:eastAsia="黑体"/>
         <w:b/>
         <w:bCs/>
       </w:rPr>
@@ -7184,6 +7596,7 @@
         <w:spacing w:after="0" w:before="0" w:line="240" w:lineRule="auto"/>
       </w:pPr>
       <w:rPr>
+        <w:rFonts w:eastAsia="黑体"/>
         <w:b/>
         <w:bCs/>
         <w:color w:themeColor="background1" w:val="FFFFFF"/>
@@ -7206,6 +7619,7 @@
         <w:spacing w:after="0" w:before="0" w:line="240" w:lineRule="auto"/>
       </w:pPr>
       <w:rPr>
+        <w:rFonts w:eastAsia="黑体"/>
         <w:color w:val="auto"/>
       </w:rPr>
       <w:tblPr/>
@@ -7223,6 +7637,7 @@
     </w:tblStylePr>
     <w:tblStylePr w:type="firstCol">
       <w:rPr>
+        <w:rFonts w:eastAsia="黑体"/>
         <w:b/>
         <w:bCs/>
         <w:color w:themeColor="background1" w:val="FFFFFF"/>
@@ -7242,6 +7657,7 @@
     </w:tblStylePr>
     <w:tblStylePr w:type="lastCol">
       <w:rPr>
+        <w:rFonts w:eastAsia="黑体"/>
         <w:b/>
         <w:bCs/>
         <w:color w:themeColor="background1" w:val="FFFFFF"/>
@@ -7290,6 +7706,7 @@
     </w:tblStylePr>
     <w:tblStylePr w:type="nwCell">
       <w:rPr>
+        <w:rFonts w:eastAsia="黑体"/>
         <w:color w:themeColor="background1" w:val="FFFFFF"/>
       </w:rPr>
       <w:tblPr/>
@@ -7333,6 +7750,7 @@
         <w:spacing w:after="0" w:before="0" w:line="240" w:lineRule="auto"/>
       </w:pPr>
       <w:rPr>
+        <w:rFonts w:eastAsia="黑体"/>
         <w:b/>
         <w:bCs/>
         <w:color w:themeColor="background1" w:val="FFFFFF"/>
@@ -7355,6 +7773,7 @@
         <w:spacing w:after="0" w:before="0" w:line="240" w:lineRule="auto"/>
       </w:pPr>
       <w:rPr>
+        <w:rFonts w:eastAsia="黑体"/>
         <w:color w:val="auto"/>
       </w:rPr>
       <w:tblPr/>
@@ -7372,6 +7791,7 @@
     </w:tblStylePr>
     <w:tblStylePr w:type="firstCol">
       <w:rPr>
+        <w:rFonts w:eastAsia="黑体"/>
         <w:b/>
         <w:bCs/>
         <w:color w:themeColor="background1" w:val="FFFFFF"/>
@@ -7391,6 +7811,7 @@
     </w:tblStylePr>
     <w:tblStylePr w:type="lastCol">
       <w:rPr>
+        <w:rFonts w:eastAsia="黑体"/>
         <w:b/>
         <w:bCs/>
         <w:color w:themeColor="background1" w:val="FFFFFF"/>
@@ -7439,6 +7860,7 @@
     </w:tblStylePr>
     <w:tblStylePr w:type="nwCell">
       <w:rPr>
+        <w:rFonts w:eastAsia="黑体"/>
         <w:color w:themeColor="background1" w:val="FFFFFF"/>
       </w:rPr>
       <w:tblPr/>
@@ -7482,6 +7904,7 @@
         <w:spacing w:after="0" w:before="0" w:line="240" w:lineRule="auto"/>
       </w:pPr>
       <w:rPr>
+        <w:rFonts w:eastAsia="黑体"/>
         <w:b/>
         <w:bCs/>
         <w:color w:themeColor="background1" w:val="FFFFFF"/>
@@ -7504,6 +7927,7 @@
         <w:spacing w:after="0" w:before="0" w:line="240" w:lineRule="auto"/>
       </w:pPr>
       <w:rPr>
+        <w:rFonts w:eastAsia="黑体"/>
         <w:color w:val="auto"/>
       </w:rPr>
       <w:tblPr/>
@@ -7521,6 +7945,7 @@
     </w:tblStylePr>
     <w:tblStylePr w:type="firstCol">
       <w:rPr>
+        <w:rFonts w:eastAsia="黑体"/>
         <w:b/>
         <w:bCs/>
         <w:color w:themeColor="background1" w:val="FFFFFF"/>
@@ -7540,6 +7965,7 @@
     </w:tblStylePr>
     <w:tblStylePr w:type="lastCol">
       <w:rPr>
+        <w:rFonts w:eastAsia="黑体"/>
         <w:b/>
         <w:bCs/>
         <w:color w:themeColor="background1" w:val="FFFFFF"/>
@@ -7588,6 +8014,7 @@
     </w:tblStylePr>
     <w:tblStylePr w:type="nwCell">
       <w:rPr>
+        <w:rFonts w:eastAsia="黑体"/>
         <w:color w:themeColor="background1" w:val="FFFFFF"/>
       </w:rPr>
       <w:tblPr/>
@@ -7631,6 +8058,7 @@
         <w:spacing w:after="0" w:before="0" w:line="240" w:lineRule="auto"/>
       </w:pPr>
       <w:rPr>
+        <w:rFonts w:eastAsia="黑体"/>
         <w:b/>
         <w:bCs/>
         <w:color w:themeColor="background1" w:val="FFFFFF"/>
@@ -7653,6 +8081,7 @@
         <w:spacing w:after="0" w:before="0" w:line="240" w:lineRule="auto"/>
       </w:pPr>
       <w:rPr>
+        <w:rFonts w:eastAsia="黑体"/>
         <w:color w:val="auto"/>
       </w:rPr>
       <w:tblPr/>
@@ -7670,6 +8099,7 @@
     </w:tblStylePr>
     <w:tblStylePr w:type="firstCol">
       <w:rPr>
+        <w:rFonts w:eastAsia="黑体"/>
         <w:b/>
         <w:bCs/>
         <w:color w:themeColor="background1" w:val="FFFFFF"/>
@@ -7689,6 +8119,7 @@
     </w:tblStylePr>
     <w:tblStylePr w:type="lastCol">
       <w:rPr>
+        <w:rFonts w:eastAsia="黑体"/>
         <w:b/>
         <w:bCs/>
         <w:color w:themeColor="background1" w:val="FFFFFF"/>
@@ -7737,6 +8168,7 @@
     </w:tblStylePr>
     <w:tblStylePr w:type="nwCell">
       <w:rPr>
+        <w:rFonts w:eastAsia="黑体"/>
         <w:color w:themeColor="background1" w:val="FFFFFF"/>
       </w:rPr>
       <w:tblPr/>
@@ -7780,6 +8212,7 @@
         <w:spacing w:after="0" w:before="0" w:line="240" w:lineRule="auto"/>
       </w:pPr>
       <w:rPr>
+        <w:rFonts w:eastAsia="黑体"/>
         <w:b/>
         <w:bCs/>
         <w:color w:themeColor="background1" w:val="FFFFFF"/>
@@ -7802,6 +8235,7 @@
         <w:spacing w:after="0" w:before="0" w:line="240" w:lineRule="auto"/>
       </w:pPr>
       <w:rPr>
+        <w:rFonts w:eastAsia="黑体"/>
         <w:color w:val="auto"/>
       </w:rPr>
       <w:tblPr/>
@@ -7819,6 +8253,7 @@
     </w:tblStylePr>
     <w:tblStylePr w:type="firstCol">
       <w:rPr>
+        <w:rFonts w:eastAsia="黑体"/>
         <w:b/>
         <w:bCs/>
         <w:color w:themeColor="background1" w:val="FFFFFF"/>
@@ -7838,6 +8273,7 @@
     </w:tblStylePr>
     <w:tblStylePr w:type="lastCol">
       <w:rPr>
+        <w:rFonts w:eastAsia="黑体"/>
         <w:b/>
         <w:bCs/>
         <w:color w:themeColor="background1" w:val="FFFFFF"/>
@@ -7886,6 +8322,7 @@
     </w:tblStylePr>
     <w:tblStylePr w:type="nwCell">
       <w:rPr>
+        <w:rFonts w:eastAsia="黑体"/>
         <w:color w:themeColor="background1" w:val="FFFFFF"/>
       </w:rPr>
       <w:tblPr/>
@@ -7929,6 +8366,7 @@
         <w:spacing w:after="0" w:before="0" w:line="240" w:lineRule="auto"/>
       </w:pPr>
       <w:rPr>
+        <w:rFonts w:eastAsia="黑体"/>
         <w:b/>
         <w:bCs/>
         <w:color w:themeColor="background1" w:val="FFFFFF"/>
@@ -7951,6 +8389,7 @@
         <w:spacing w:after="0" w:before="0" w:line="240" w:lineRule="auto"/>
       </w:pPr>
       <w:rPr>
+        <w:rFonts w:eastAsia="黑体"/>
         <w:color w:val="auto"/>
       </w:rPr>
       <w:tblPr/>
@@ -7968,6 +8407,7 @@
     </w:tblStylePr>
     <w:tblStylePr w:type="firstCol">
       <w:rPr>
+        <w:rFonts w:eastAsia="黑体"/>
         <w:b/>
         <w:bCs/>
         <w:color w:themeColor="background1" w:val="FFFFFF"/>
@@ -7987,6 +8427,7 @@
     </w:tblStylePr>
     <w:tblStylePr w:type="lastCol">
       <w:rPr>
+        <w:rFonts w:eastAsia="黑体"/>
         <w:b/>
         <w:bCs/>
         <w:color w:themeColor="background1" w:val="FFFFFF"/>
@@ -8035,6 +8476,7 @@
     </w:tblStylePr>
     <w:tblStylePr w:type="nwCell">
       <w:rPr>
+        <w:rFonts w:eastAsia="黑体"/>
         <w:color w:themeColor="background1" w:val="FFFFFF"/>
       </w:rPr>
       <w:tblPr/>
@@ -8078,6 +8520,7 @@
         <w:spacing w:after="0" w:before="0" w:line="240" w:lineRule="auto"/>
       </w:pPr>
       <w:rPr>
+        <w:rFonts w:eastAsia="黑体"/>
         <w:b/>
         <w:bCs/>
         <w:color w:themeColor="background1" w:val="FFFFFF"/>
@@ -8100,6 +8543,7 @@
         <w:spacing w:after="0" w:before="0" w:line="240" w:lineRule="auto"/>
       </w:pPr>
       <w:rPr>
+        <w:rFonts w:eastAsia="黑体"/>
         <w:color w:val="auto"/>
       </w:rPr>
       <w:tblPr/>
@@ -8117,6 +8561,7 @@
     </w:tblStylePr>
     <w:tblStylePr w:type="firstCol">
       <w:rPr>
+        <w:rFonts w:eastAsia="黑体"/>
         <w:b/>
         <w:bCs/>
         <w:color w:themeColor="background1" w:val="FFFFFF"/>
@@ -8136,6 +8581,7 @@
     </w:tblStylePr>
     <w:tblStylePr w:type="lastCol">
       <w:rPr>
+        <w:rFonts w:eastAsia="黑体"/>
         <w:b/>
         <w:bCs/>
         <w:color w:themeColor="background1" w:val="FFFFFF"/>
@@ -8184,6 +8630,7 @@
     </w:tblStylePr>
     <w:tblStylePr w:type="nwCell">
       <w:rPr>
+        <w:rFonts w:eastAsia="黑体"/>
         <w:color w:themeColor="background1" w:val="FFFFFF"/>
       </w:rPr>
       <w:tblPr/>
@@ -8208,6 +8655,7 @@
       <w:spacing w:after="0" w:line="240" w:lineRule="auto"/>
     </w:pPr>
     <w:rPr>
+      <w:rFonts w:eastAsia="黑体"/>
       <w:color w:themeColor="text1" w:val="000000"/>
     </w:rPr>
     <w:tblPr>
@@ -8227,7 +8675,7 @@
     </w:tblPr>
     <w:tblStylePr w:type="firstRow">
       <w:rPr>
-        <w:rFonts w:asciiTheme="majorHAnsi" w:cstheme="majorBidi" w:eastAsiaTheme="majorEastAsia" w:hAnsiTheme="majorHAnsi"/>
+        <w:rFonts w:asciiTheme="majorHAnsi" w:cstheme="majorBidi" w:hAnsiTheme="majorHAnsi" w:eastAsia="黑体"/>
       </w:rPr>
       <w:tblPr/>
       <w:tcPr>
@@ -8239,6 +8687,7 @@
     </w:tblStylePr>
     <w:tblStylePr w:type="lastRow">
       <w:rPr>
+        <w:rFonts w:eastAsia="黑体"/>
         <w:b/>
         <w:bCs/>
         <w:color w:themeColor="text2" w:val="1F497D"/>
@@ -8253,12 +8702,14 @@
     </w:tblStylePr>
     <w:tblStylePr w:type="firstCol">
       <w:rPr>
+        <w:rFonts w:eastAsia="黑体"/>
         <w:b/>
         <w:bCs/>
       </w:rPr>
     </w:tblStylePr>
     <w:tblStylePr w:type="lastCol">
       <w:rPr>
+        <w:rFonts w:eastAsia="黑体"/>
         <w:b/>
         <w:bCs/>
       </w:rPr>
@@ -8292,6 +8743,7 @@
       <w:spacing w:after="0" w:line="240" w:lineRule="auto"/>
     </w:pPr>
     <w:rPr>
+      <w:rFonts w:eastAsia="黑体"/>
       <w:color w:themeColor="text1" w:val="000000"/>
     </w:rPr>
     <w:tblPr>
@@ -8311,7 +8763,7 @@
     </w:tblPr>
     <w:tblStylePr w:type="firstRow">
       <w:rPr>
-        <w:rFonts w:asciiTheme="majorHAnsi" w:cstheme="majorBidi" w:eastAsiaTheme="majorEastAsia" w:hAnsiTheme="majorHAnsi"/>
+        <w:rFonts w:asciiTheme="majorHAnsi" w:cstheme="majorBidi" w:hAnsiTheme="majorHAnsi" w:eastAsia="黑体"/>
       </w:rPr>
       <w:tblPr/>
       <w:tcPr>
@@ -8323,6 +8775,7 @@
     </w:tblStylePr>
     <w:tblStylePr w:type="lastRow">
       <w:rPr>
+        <w:rFonts w:eastAsia="黑体"/>
         <w:b/>
         <w:bCs/>
         <w:color w:themeColor="text2" w:val="1F497D"/>
@@ -8337,12 +8790,14 @@
     </w:tblStylePr>
     <w:tblStylePr w:type="firstCol">
       <w:rPr>
+        <w:rFonts w:eastAsia="黑体"/>
         <w:b/>
         <w:bCs/>
       </w:rPr>
     </w:tblStylePr>
     <w:tblStylePr w:type="lastCol">
       <w:rPr>
+        <w:rFonts w:eastAsia="黑体"/>
         <w:b/>
         <w:bCs/>
       </w:rPr>
@@ -8376,6 +8831,7 @@
       <w:spacing w:after="0" w:line="240" w:lineRule="auto"/>
     </w:pPr>
     <w:rPr>
+      <w:rFonts w:eastAsia="黑体"/>
       <w:color w:themeColor="text1" w:val="000000"/>
     </w:rPr>
     <w:tblPr>
@@ -8395,7 +8851,7 @@
     </w:tblPr>
     <w:tblStylePr w:type="firstRow">
       <w:rPr>
-        <w:rFonts w:asciiTheme="majorHAnsi" w:cstheme="majorBidi" w:eastAsiaTheme="majorEastAsia" w:hAnsiTheme="majorHAnsi"/>
+        <w:rFonts w:asciiTheme="majorHAnsi" w:cstheme="majorBidi" w:hAnsiTheme="majorHAnsi" w:eastAsia="黑体"/>
       </w:rPr>
       <w:tblPr/>
       <w:tcPr>
@@ -8407,6 +8863,7 @@
     </w:tblStylePr>
     <w:tblStylePr w:type="lastRow">
       <w:rPr>
+        <w:rFonts w:eastAsia="黑体"/>
         <w:b/>
         <w:bCs/>
         <w:color w:themeColor="text2" w:val="1F497D"/>
@@ -8421,12 +8878,14 @@
     </w:tblStylePr>
     <w:tblStylePr w:type="firstCol">
       <w:rPr>
+        <w:rFonts w:eastAsia="黑体"/>
         <w:b/>
         <w:bCs/>
       </w:rPr>
     </w:tblStylePr>
     <w:tblStylePr w:type="lastCol">
       <w:rPr>
+        <w:rFonts w:eastAsia="黑体"/>
         <w:b/>
         <w:bCs/>
       </w:rPr>
@@ -8460,6 +8919,7 @@
       <w:spacing w:after="0" w:line="240" w:lineRule="auto"/>
     </w:pPr>
     <w:rPr>
+      <w:rFonts w:eastAsia="黑体"/>
       <w:color w:themeColor="text1" w:val="000000"/>
     </w:rPr>
     <w:tblPr>
@@ -8479,7 +8939,7 @@
     </w:tblPr>
     <w:tblStylePr w:type="firstRow">
       <w:rPr>
-        <w:rFonts w:asciiTheme="majorHAnsi" w:cstheme="majorBidi" w:eastAsiaTheme="majorEastAsia" w:hAnsiTheme="majorHAnsi"/>
+        <w:rFonts w:asciiTheme="majorHAnsi" w:cstheme="majorBidi" w:hAnsiTheme="majorHAnsi" w:eastAsia="黑体"/>
       </w:rPr>
       <w:tblPr/>
       <w:tcPr>
@@ -8491,6 +8951,7 @@
     </w:tblStylePr>
     <w:tblStylePr w:type="lastRow">
       <w:rPr>
+        <w:rFonts w:eastAsia="黑体"/>
         <w:b/>
         <w:bCs/>
         <w:color w:themeColor="text2" w:val="1F497D"/>
@@ -8505,12 +8966,14 @@
     </w:tblStylePr>
     <w:tblStylePr w:type="firstCol">
       <w:rPr>
+        <w:rFonts w:eastAsia="黑体"/>
         <w:b/>
         <w:bCs/>
       </w:rPr>
     </w:tblStylePr>
     <w:tblStylePr w:type="lastCol">
       <w:rPr>
+        <w:rFonts w:eastAsia="黑体"/>
         <w:b/>
         <w:bCs/>
       </w:rPr>
@@ -8544,6 +9007,7 @@
       <w:spacing w:after="0" w:line="240" w:lineRule="auto"/>
     </w:pPr>
     <w:rPr>
+      <w:rFonts w:eastAsia="黑体"/>
       <w:color w:themeColor="text1" w:val="000000"/>
     </w:rPr>
     <w:tblPr>
@@ -8563,7 +9027,7 @@
     </w:tblPr>
     <w:tblStylePr w:type="firstRow">
       <w:rPr>
-        <w:rFonts w:asciiTheme="majorHAnsi" w:cstheme="majorBidi" w:eastAsiaTheme="majorEastAsia" w:hAnsiTheme="majorHAnsi"/>
+        <w:rFonts w:asciiTheme="majorHAnsi" w:cstheme="majorBidi" w:hAnsiTheme="majorHAnsi" w:eastAsia="黑体"/>
       </w:rPr>
       <w:tblPr/>
       <w:tcPr>
@@ -8575,6 +9039,7 @@
     </w:tblStylePr>
     <w:tblStylePr w:type="lastRow">
       <w:rPr>
+        <w:rFonts w:eastAsia="黑体"/>
         <w:b/>
         <w:bCs/>
         <w:color w:themeColor="text2" w:val="1F497D"/>
@@ -8589,12 +9054,14 @@
     </w:tblStylePr>
     <w:tblStylePr w:type="firstCol">
       <w:rPr>
+        <w:rFonts w:eastAsia="黑体"/>
         <w:b/>
         <w:bCs/>
       </w:rPr>
     </w:tblStylePr>
     <w:tblStylePr w:type="lastCol">
       <w:rPr>
+        <w:rFonts w:eastAsia="黑体"/>
         <w:b/>
         <w:bCs/>
       </w:rPr>
@@ -8628,6 +9095,7 @@
       <w:spacing w:after="0" w:line="240" w:lineRule="auto"/>
     </w:pPr>
     <w:rPr>
+      <w:rFonts w:eastAsia="黑体"/>
       <w:color w:themeColor="text1" w:val="000000"/>
     </w:rPr>
     <w:tblPr>
@@ -8647,7 +9115,7 @@
     </w:tblPr>
     <w:tblStylePr w:type="firstRow">
       <w:rPr>
-        <w:rFonts w:asciiTheme="majorHAnsi" w:cstheme="majorBidi" w:eastAsiaTheme="majorEastAsia" w:hAnsiTheme="majorHAnsi"/>
+        <w:rFonts w:asciiTheme="majorHAnsi" w:cstheme="majorBidi" w:hAnsiTheme="majorHAnsi" w:eastAsia="黑体"/>
       </w:rPr>
       <w:tblPr/>
       <w:tcPr>
@@ -8659,6 +9127,7 @@
     </w:tblStylePr>
     <w:tblStylePr w:type="lastRow">
       <w:rPr>
+        <w:rFonts w:eastAsia="黑体"/>
         <w:b/>
         <w:bCs/>
         <w:color w:themeColor="text2" w:val="1F497D"/>
@@ -8673,12 +9142,14 @@
     </w:tblStylePr>
     <w:tblStylePr w:type="firstCol">
       <w:rPr>
+        <w:rFonts w:eastAsia="黑体"/>
         <w:b/>
         <w:bCs/>
       </w:rPr>
     </w:tblStylePr>
     <w:tblStylePr w:type="lastCol">
       <w:rPr>
+        <w:rFonts w:eastAsia="黑体"/>
         <w:b/>
         <w:bCs/>
       </w:rPr>
@@ -8712,6 +9183,7 @@
       <w:spacing w:after="0" w:line="240" w:lineRule="auto"/>
     </w:pPr>
     <w:rPr>
+      <w:rFonts w:eastAsia="黑体"/>
       <w:color w:themeColor="text1" w:val="000000"/>
     </w:rPr>
     <w:tblPr>
@@ -8731,7 +9203,7 @@
     </w:tblPr>
     <w:tblStylePr w:type="firstRow">
       <w:rPr>
-        <w:rFonts w:asciiTheme="majorHAnsi" w:cstheme="majorBidi" w:eastAsiaTheme="majorEastAsia" w:hAnsiTheme="majorHAnsi"/>
+        <w:rFonts w:asciiTheme="majorHAnsi" w:cstheme="majorBidi" w:hAnsiTheme="majorHAnsi" w:eastAsia="黑体"/>
       </w:rPr>
       <w:tblPr/>
       <w:tcPr>
@@ -8743,6 +9215,7 @@
     </w:tblStylePr>
     <w:tblStylePr w:type="lastRow">
       <w:rPr>
+        <w:rFonts w:eastAsia="黑体"/>
         <w:b/>
         <w:bCs/>
         <w:color w:themeColor="text2" w:val="1F497D"/>
@@ -8757,12 +9230,14 @@
     </w:tblStylePr>
     <w:tblStylePr w:type="firstCol">
       <w:rPr>
+        <w:rFonts w:eastAsia="黑体"/>
         <w:b/>
         <w:bCs/>
       </w:rPr>
     </w:tblStylePr>
     <w:tblStylePr w:type="lastCol">
       <w:rPr>
+        <w:rFonts w:eastAsia="黑体"/>
         <w:b/>
         <w:bCs/>
       </w:rPr>
@@ -8796,7 +9271,7 @@
       <w:spacing w:after="0" w:line="240" w:lineRule="auto"/>
     </w:pPr>
     <w:rPr>
-      <w:rFonts w:asciiTheme="majorHAnsi" w:cstheme="majorBidi" w:eastAsiaTheme="majorEastAsia" w:hAnsiTheme="majorHAnsi"/>
+      <w:rFonts w:asciiTheme="majorHAnsi" w:cstheme="majorBidi" w:hAnsiTheme="majorHAnsi" w:eastAsia="黑体"/>
       <w:color w:themeColor="text1" w:val="000000"/>
     </w:rPr>
     <w:tblPr>
@@ -8818,6 +9293,7 @@
     </w:tblPr>
     <w:tblStylePr w:type="firstRow">
       <w:rPr>
+        <w:rFonts w:eastAsia="黑体"/>
         <w:sz w:val="24"/>
         <w:szCs w:val="24"/>
       </w:rPr>
@@ -8924,7 +9400,7 @@
       <w:spacing w:after="0" w:line="240" w:lineRule="auto"/>
     </w:pPr>
     <w:rPr>
-      <w:rFonts w:asciiTheme="majorHAnsi" w:cstheme="majorBidi" w:eastAsiaTheme="majorEastAsia" w:hAnsiTheme="majorHAnsi"/>
+      <w:rFonts w:asciiTheme="majorHAnsi" w:cstheme="majorBidi" w:hAnsiTheme="majorHAnsi" w:eastAsia="黑体"/>
       <w:color w:themeColor="text1" w:val="000000"/>
     </w:rPr>
     <w:tblPr>
@@ -8946,6 +9422,7 @@
     </w:tblPr>
     <w:tblStylePr w:type="firstRow">
       <w:rPr>
+        <w:rFonts w:eastAsia="黑体"/>
         <w:sz w:val="24"/>
         <w:szCs w:val="24"/>
       </w:rPr>
@@ -9052,7 +9529,7 @@
       <w:spacing w:after="0" w:line="240" w:lineRule="auto"/>
     </w:pPr>
     <w:rPr>
-      <w:rFonts w:asciiTheme="majorHAnsi" w:cstheme="majorBidi" w:eastAsiaTheme="majorEastAsia" w:hAnsiTheme="majorHAnsi"/>
+      <w:rFonts w:asciiTheme="majorHAnsi" w:cstheme="majorBidi" w:hAnsiTheme="majorHAnsi" w:eastAsia="黑体"/>
       <w:color w:themeColor="text1" w:val="000000"/>
     </w:rPr>
     <w:tblPr>
@@ -9074,6 +9551,7 @@
     </w:tblPr>
     <w:tblStylePr w:type="firstRow">
       <w:rPr>
+        <w:rFonts w:eastAsia="黑体"/>
         <w:sz w:val="24"/>
         <w:szCs w:val="24"/>
       </w:rPr>
@@ -9180,7 +9658,7 @@
       <w:spacing w:after="0" w:line="240" w:lineRule="auto"/>
     </w:pPr>
     <w:rPr>
-      <w:rFonts w:asciiTheme="majorHAnsi" w:cstheme="majorBidi" w:eastAsiaTheme="majorEastAsia" w:hAnsiTheme="majorHAnsi"/>
+      <w:rFonts w:asciiTheme="majorHAnsi" w:cstheme="majorBidi" w:hAnsiTheme="majorHAnsi" w:eastAsia="黑体"/>
       <w:color w:themeColor="text1" w:val="000000"/>
     </w:rPr>
     <w:tblPr>
@@ -9202,6 +9680,7 @@
     </w:tblPr>
     <w:tblStylePr w:type="firstRow">
       <w:rPr>
+        <w:rFonts w:eastAsia="黑体"/>
         <w:sz w:val="24"/>
         <w:szCs w:val="24"/>
       </w:rPr>
@@ -9308,7 +9787,7 @@
       <w:spacing w:after="0" w:line="240" w:lineRule="auto"/>
     </w:pPr>
     <w:rPr>
-      <w:rFonts w:asciiTheme="majorHAnsi" w:cstheme="majorBidi" w:eastAsiaTheme="majorEastAsia" w:hAnsiTheme="majorHAnsi"/>
+      <w:rFonts w:asciiTheme="majorHAnsi" w:cstheme="majorBidi" w:hAnsiTheme="majorHAnsi" w:eastAsia="黑体"/>
       <w:color w:themeColor="text1" w:val="000000"/>
     </w:rPr>
     <w:tblPr>
@@ -9330,6 +9809,7 @@
     </w:tblPr>
     <w:tblStylePr w:type="firstRow">
       <w:rPr>
+        <w:rFonts w:eastAsia="黑体"/>
         <w:sz w:val="24"/>
         <w:szCs w:val="24"/>
       </w:rPr>
@@ -9436,7 +9916,7 @@
       <w:spacing w:after="0" w:line="240" w:lineRule="auto"/>
     </w:pPr>
     <w:rPr>
-      <w:rFonts w:asciiTheme="majorHAnsi" w:cstheme="majorBidi" w:eastAsiaTheme="majorEastAsia" w:hAnsiTheme="majorHAnsi"/>
+      <w:rFonts w:asciiTheme="majorHAnsi" w:cstheme="majorBidi" w:hAnsiTheme="majorHAnsi" w:eastAsia="黑体"/>
       <w:color w:themeColor="text1" w:val="000000"/>
     </w:rPr>
     <w:tblPr>
@@ -9458,6 +9938,7 @@
     </w:tblPr>
     <w:tblStylePr w:type="firstRow">
       <w:rPr>
+        <w:rFonts w:eastAsia="黑体"/>
         <w:sz w:val="24"/>
         <w:szCs w:val="24"/>
       </w:rPr>
@@ -9564,7 +10045,7 @@
       <w:spacing w:after="0" w:line="240" w:lineRule="auto"/>
     </w:pPr>
     <w:rPr>
-      <w:rFonts w:asciiTheme="majorHAnsi" w:cstheme="majorBidi" w:eastAsiaTheme="majorEastAsia" w:hAnsiTheme="majorHAnsi"/>
+      <w:rFonts w:asciiTheme="majorHAnsi" w:cstheme="majorBidi" w:hAnsiTheme="majorHAnsi" w:eastAsia="黑体"/>
       <w:color w:themeColor="text1" w:val="000000"/>
     </w:rPr>
     <w:tblPr>
@@ -9586,6 +10067,7 @@
     </w:tblPr>
     <w:tblStylePr w:type="firstRow">
       <w:rPr>
+        <w:rFonts w:eastAsia="黑体"/>
         <w:sz w:val="24"/>
         <w:szCs w:val="24"/>
       </w:rPr>
@@ -9715,12 +10197,14 @@
     </w:tcPr>
     <w:tblStylePr w:type="firstRow">
       <w:rPr>
+        <w:rFonts w:eastAsia="黑体"/>
         <w:b/>
         <w:bCs/>
       </w:rPr>
     </w:tblStylePr>
     <w:tblStylePr w:type="lastRow">
       <w:rPr>
+        <w:rFonts w:eastAsia="黑体"/>
         <w:b/>
         <w:bCs/>
       </w:rPr>
@@ -9733,12 +10217,14 @@
     </w:tblStylePr>
     <w:tblStylePr w:type="firstCol">
       <w:rPr>
+        <w:rFonts w:eastAsia="黑体"/>
         <w:b/>
         <w:bCs/>
       </w:rPr>
     </w:tblStylePr>
     <w:tblStylePr w:type="lastCol">
       <w:rPr>
+        <w:rFonts w:eastAsia="黑体"/>
         <w:b/>
         <w:bCs/>
       </w:rPr>
@@ -9788,12 +10274,14 @@
     </w:tcPr>
     <w:tblStylePr w:type="firstRow">
       <w:rPr>
+        <w:rFonts w:eastAsia="黑体"/>
         <w:b/>
         <w:bCs/>
       </w:rPr>
     </w:tblStylePr>
     <w:tblStylePr w:type="lastRow">
       <w:rPr>
+        <w:rFonts w:eastAsia="黑体"/>
         <w:b/>
         <w:bCs/>
       </w:rPr>
@@ -9806,12 +10294,14 @@
     </w:tblStylePr>
     <w:tblStylePr w:type="firstCol">
       <w:rPr>
+        <w:rFonts w:eastAsia="黑体"/>
         <w:b/>
         <w:bCs/>
       </w:rPr>
     </w:tblStylePr>
     <w:tblStylePr w:type="lastCol">
       <w:rPr>
+        <w:rFonts w:eastAsia="黑体"/>
         <w:b/>
         <w:bCs/>
       </w:rPr>
@@ -9861,12 +10351,14 @@
     </w:tcPr>
     <w:tblStylePr w:type="firstRow">
       <w:rPr>
+        <w:rFonts w:eastAsia="黑体"/>
         <w:b/>
         <w:bCs/>
       </w:rPr>
     </w:tblStylePr>
     <w:tblStylePr w:type="lastRow">
       <w:rPr>
+        <w:rFonts w:eastAsia="黑体"/>
         <w:b/>
         <w:bCs/>
       </w:rPr>
@@ -9879,12 +10371,14 @@
     </w:tblStylePr>
     <w:tblStylePr w:type="firstCol">
       <w:rPr>
+        <w:rFonts w:eastAsia="黑体"/>
         <w:b/>
         <w:bCs/>
       </w:rPr>
     </w:tblStylePr>
     <w:tblStylePr w:type="lastCol">
       <w:rPr>
+        <w:rFonts w:eastAsia="黑体"/>
         <w:b/>
         <w:bCs/>
       </w:rPr>
@@ -9934,12 +10428,14 @@
     </w:tcPr>
     <w:tblStylePr w:type="firstRow">
       <w:rPr>
+        <w:rFonts w:eastAsia="黑体"/>
         <w:b/>
         <w:bCs/>
       </w:rPr>
     </w:tblStylePr>
     <w:tblStylePr w:type="lastRow">
       <w:rPr>
+        <w:rFonts w:eastAsia="黑体"/>
         <w:b/>
         <w:bCs/>
       </w:rPr>
@@ -9952,12 +10448,14 @@
     </w:tblStylePr>
     <w:tblStylePr w:type="firstCol">
       <w:rPr>
+        <w:rFonts w:eastAsia="黑体"/>
         <w:b/>
         <w:bCs/>
       </w:rPr>
     </w:tblStylePr>
     <w:tblStylePr w:type="lastCol">
       <w:rPr>
+        <w:rFonts w:eastAsia="黑体"/>
         <w:b/>
         <w:bCs/>
       </w:rPr>
@@ -10007,12 +10505,14 @@
     </w:tcPr>
     <w:tblStylePr w:type="firstRow">
       <w:rPr>
+        <w:rFonts w:eastAsia="黑体"/>
         <w:b/>
         <w:bCs/>
       </w:rPr>
     </w:tblStylePr>
     <w:tblStylePr w:type="lastRow">
       <w:rPr>
+        <w:rFonts w:eastAsia="黑体"/>
         <w:b/>
         <w:bCs/>
       </w:rPr>
@@ -10025,12 +10525,14 @@
     </w:tblStylePr>
     <w:tblStylePr w:type="firstCol">
       <w:rPr>
+        <w:rFonts w:eastAsia="黑体"/>
         <w:b/>
         <w:bCs/>
       </w:rPr>
     </w:tblStylePr>
     <w:tblStylePr w:type="lastCol">
       <w:rPr>
+        <w:rFonts w:eastAsia="黑体"/>
         <w:b/>
         <w:bCs/>
       </w:rPr>
@@ -10080,12 +10582,14 @@
     </w:tcPr>
     <w:tblStylePr w:type="firstRow">
       <w:rPr>
+        <w:rFonts w:eastAsia="黑体"/>
         <w:b/>
         <w:bCs/>
       </w:rPr>
     </w:tblStylePr>
     <w:tblStylePr w:type="lastRow">
       <w:rPr>
+        <w:rFonts w:eastAsia="黑体"/>
         <w:b/>
         <w:bCs/>
       </w:rPr>
@@ -10098,12 +10602,14 @@
     </w:tblStylePr>
     <w:tblStylePr w:type="firstCol">
       <w:rPr>
+        <w:rFonts w:eastAsia="黑体"/>
         <w:b/>
         <w:bCs/>
       </w:rPr>
     </w:tblStylePr>
     <w:tblStylePr w:type="lastCol">
       <w:rPr>
+        <w:rFonts w:eastAsia="黑体"/>
         <w:b/>
         <w:bCs/>
       </w:rPr>
@@ -10153,12 +10659,14 @@
     </w:tcPr>
     <w:tblStylePr w:type="firstRow">
       <w:rPr>
+        <w:rFonts w:eastAsia="黑体"/>
         <w:b/>
         <w:bCs/>
       </w:rPr>
     </w:tblStylePr>
     <w:tblStylePr w:type="lastRow">
       <w:rPr>
+        <w:rFonts w:eastAsia="黑体"/>
         <w:b/>
         <w:bCs/>
       </w:rPr>
@@ -10171,12 +10679,14 @@
     </w:tblStylePr>
     <w:tblStylePr w:type="firstCol">
       <w:rPr>
+        <w:rFonts w:eastAsia="黑体"/>
         <w:b/>
         <w:bCs/>
       </w:rPr>
     </w:tblStylePr>
     <w:tblStylePr w:type="lastCol">
       <w:rPr>
+        <w:rFonts w:eastAsia="黑体"/>
         <w:b/>
         <w:bCs/>
       </w:rPr>
@@ -10203,7 +10713,7 @@
       <w:spacing w:after="0" w:line="240" w:lineRule="auto"/>
     </w:pPr>
     <w:rPr>
-      <w:rFonts w:asciiTheme="majorHAnsi" w:cstheme="majorBidi" w:eastAsiaTheme="majorEastAsia" w:hAnsiTheme="majorHAnsi"/>
+      <w:rFonts w:asciiTheme="majorHAnsi" w:cstheme="majorBidi" w:hAnsiTheme="majorHAnsi" w:eastAsia="黑体"/>
       <w:color w:themeColor="text1" w:val="000000"/>
     </w:rPr>
     <w:tblPr>
@@ -10230,6 +10740,7 @@
     </w:tcPr>
     <w:tblStylePr w:type="firstRow">
       <w:rPr>
+        <w:rFonts w:eastAsia="黑体"/>
         <w:b/>
         <w:bCs/>
         <w:color w:themeColor="text1" w:val="000000"/>
@@ -10241,6 +10752,7 @@
     </w:tblStylePr>
     <w:tblStylePr w:type="lastRow">
       <w:rPr>
+        <w:rFonts w:eastAsia="黑体"/>
         <w:b/>
         <w:bCs/>
         <w:color w:themeColor="text1" w:val="000000"/>
@@ -10260,6 +10772,7 @@
     </w:tblStylePr>
     <w:tblStylePr w:type="firstCol">
       <w:rPr>
+        <w:rFonts w:eastAsia="黑体"/>
         <w:b/>
         <w:bCs/>
         <w:color w:themeColor="text1" w:val="000000"/>
@@ -10279,6 +10792,7 @@
     </w:tblStylePr>
     <w:tblStylePr w:type="lastCol">
       <w:rPr>
+        <w:rFonts w:eastAsia="黑体"/>
         <w:b w:val="0"/>
         <w:bCs w:val="0"/>
         <w:color w:themeColor="text1" w:val="000000"/>
@@ -10328,7 +10842,7 @@
       <w:spacing w:after="0" w:line="240" w:lineRule="auto"/>
     </w:pPr>
     <w:rPr>
-      <w:rFonts w:asciiTheme="majorHAnsi" w:cstheme="majorBidi" w:eastAsiaTheme="majorEastAsia" w:hAnsiTheme="majorHAnsi"/>
+      <w:rFonts w:asciiTheme="majorHAnsi" w:cstheme="majorBidi" w:hAnsiTheme="majorHAnsi" w:eastAsia="黑体"/>
       <w:color w:themeColor="text1" w:val="000000"/>
     </w:rPr>
     <w:tblPr>
@@ -10355,6 +10869,7 @@
     </w:tcPr>
     <w:tblStylePr w:type="firstRow">
       <w:rPr>
+        <w:rFonts w:eastAsia="黑体"/>
         <w:b/>
         <w:bCs/>
         <w:color w:themeColor="text1" w:val="000000"/>
@@ -10366,6 +10881,7 @@
     </w:tblStylePr>
     <w:tblStylePr w:type="lastRow">
       <w:rPr>
+        <w:rFonts w:eastAsia="黑体"/>
         <w:b/>
         <w:bCs/>
         <w:color w:themeColor="text1" w:val="000000"/>
@@ -10385,6 +10901,7 @@
     </w:tblStylePr>
     <w:tblStylePr w:type="firstCol">
       <w:rPr>
+        <w:rFonts w:eastAsia="黑体"/>
         <w:b/>
         <w:bCs/>
         <w:color w:themeColor="text1" w:val="000000"/>
@@ -10404,6 +10921,7 @@
     </w:tblStylePr>
     <w:tblStylePr w:type="lastCol">
       <w:rPr>
+        <w:rFonts w:eastAsia="黑体"/>
         <w:b w:val="0"/>
         <w:bCs w:val="0"/>
         <w:color w:themeColor="text1" w:val="000000"/>
@@ -10453,7 +10971,7 @@
       <w:spacing w:after="0" w:line="240" w:lineRule="auto"/>
     </w:pPr>
     <w:rPr>
-      <w:rFonts w:asciiTheme="majorHAnsi" w:cstheme="majorBidi" w:eastAsiaTheme="majorEastAsia" w:hAnsiTheme="majorHAnsi"/>
+      <w:rFonts w:asciiTheme="majorHAnsi" w:cstheme="majorBidi" w:hAnsiTheme="majorHAnsi" w:eastAsia="黑体"/>
       <w:color w:themeColor="text1" w:val="000000"/>
     </w:rPr>
     <w:tblPr>
@@ -10480,6 +10998,7 @@
     </w:tcPr>
     <w:tblStylePr w:type="firstRow">
       <w:rPr>
+        <w:rFonts w:eastAsia="黑体"/>
         <w:b/>
         <w:bCs/>
         <w:color w:themeColor="text1" w:val="000000"/>
@@ -10491,6 +11010,7 @@
     </w:tblStylePr>
     <w:tblStylePr w:type="lastRow">
       <w:rPr>
+        <w:rFonts w:eastAsia="黑体"/>
         <w:b/>
         <w:bCs/>
         <w:color w:themeColor="text1" w:val="000000"/>
@@ -10510,6 +11030,7 @@
     </w:tblStylePr>
     <w:tblStylePr w:type="firstCol">
       <w:rPr>
+        <w:rFonts w:eastAsia="黑体"/>
         <w:b/>
         <w:bCs/>
         <w:color w:themeColor="text1" w:val="000000"/>
@@ -10529,6 +11050,7 @@
     </w:tblStylePr>
     <w:tblStylePr w:type="lastCol">
       <w:rPr>
+        <w:rFonts w:eastAsia="黑体"/>
         <w:b w:val="0"/>
         <w:bCs w:val="0"/>
         <w:color w:themeColor="text1" w:val="000000"/>
@@ -10578,7 +11100,7 @@
       <w:spacing w:after="0" w:line="240" w:lineRule="auto"/>
     </w:pPr>
     <w:rPr>
-      <w:rFonts w:asciiTheme="majorHAnsi" w:cstheme="majorBidi" w:eastAsiaTheme="majorEastAsia" w:hAnsiTheme="majorHAnsi"/>
+      <w:rFonts w:asciiTheme="majorHAnsi" w:cstheme="majorBidi" w:hAnsiTheme="majorHAnsi" w:eastAsia="黑体"/>
       <w:color w:themeColor="text1" w:val="000000"/>
     </w:rPr>
     <w:tblPr>
@@ -10605,6 +11127,7 @@
     </w:tcPr>
     <w:tblStylePr w:type="firstRow">
       <w:rPr>
+        <w:rFonts w:eastAsia="黑体"/>
         <w:b/>
         <w:bCs/>
         <w:color w:themeColor="text1" w:val="000000"/>
@@ -10616,6 +11139,7 @@
     </w:tblStylePr>
     <w:tblStylePr w:type="lastRow">
       <w:rPr>
+        <w:rFonts w:eastAsia="黑体"/>
         <w:b/>
         <w:bCs/>
         <w:color w:themeColor="text1" w:val="000000"/>
@@ -10635,6 +11159,7 @@
     </w:tblStylePr>
     <w:tblStylePr w:type="firstCol">
       <w:rPr>
+        <w:rFonts w:eastAsia="黑体"/>
         <w:b/>
         <w:bCs/>
         <w:color w:themeColor="text1" w:val="000000"/>
@@ -10654,6 +11179,7 @@
     </w:tblStylePr>
     <w:tblStylePr w:type="lastCol">
       <w:rPr>
+        <w:rFonts w:eastAsia="黑体"/>
         <w:b w:val="0"/>
         <w:bCs w:val="0"/>
         <w:color w:themeColor="text1" w:val="000000"/>
@@ -10703,7 +11229,7 @@
       <w:spacing w:after="0" w:line="240" w:lineRule="auto"/>
     </w:pPr>
     <w:rPr>
-      <w:rFonts w:asciiTheme="majorHAnsi" w:cstheme="majorBidi" w:eastAsiaTheme="majorEastAsia" w:hAnsiTheme="majorHAnsi"/>
+      <w:rFonts w:asciiTheme="majorHAnsi" w:cstheme="majorBidi" w:hAnsiTheme="majorHAnsi" w:eastAsia="黑体"/>
       <w:color w:themeColor="text1" w:val="000000"/>
     </w:rPr>
     <w:tblPr>
@@ -10730,6 +11256,7 @@
     </w:tcPr>
     <w:tblStylePr w:type="firstRow">
       <w:rPr>
+        <w:rFonts w:eastAsia="黑体"/>
         <w:b/>
         <w:bCs/>
         <w:color w:themeColor="text1" w:val="000000"/>
@@ -10741,6 +11268,7 @@
     </w:tblStylePr>
     <w:tblStylePr w:type="lastRow">
       <w:rPr>
+        <w:rFonts w:eastAsia="黑体"/>
         <w:b/>
         <w:bCs/>
         <w:color w:themeColor="text1" w:val="000000"/>
@@ -10760,6 +11288,7 @@
     </w:tblStylePr>
     <w:tblStylePr w:type="firstCol">
       <w:rPr>
+        <w:rFonts w:eastAsia="黑体"/>
         <w:b/>
         <w:bCs/>
         <w:color w:themeColor="text1" w:val="000000"/>
@@ -10779,6 +11308,7 @@
     </w:tblStylePr>
     <w:tblStylePr w:type="lastCol">
       <w:rPr>
+        <w:rFonts w:eastAsia="黑体"/>
         <w:b w:val="0"/>
         <w:bCs w:val="0"/>
         <w:color w:themeColor="text1" w:val="000000"/>
@@ -10828,7 +11358,7 @@
       <w:spacing w:after="0" w:line="240" w:lineRule="auto"/>
     </w:pPr>
     <w:rPr>
-      <w:rFonts w:asciiTheme="majorHAnsi" w:cstheme="majorBidi" w:eastAsiaTheme="majorEastAsia" w:hAnsiTheme="majorHAnsi"/>
+      <w:rFonts w:asciiTheme="majorHAnsi" w:cstheme="majorBidi" w:hAnsiTheme="majorHAnsi" w:eastAsia="黑体"/>
       <w:color w:themeColor="text1" w:val="000000"/>
     </w:rPr>
     <w:tblPr>
@@ -10855,6 +11385,7 @@
     </w:tcPr>
     <w:tblStylePr w:type="firstRow">
       <w:rPr>
+        <w:rFonts w:eastAsia="黑体"/>
         <w:b/>
         <w:bCs/>
         <w:color w:themeColor="text1" w:val="000000"/>
@@ -10866,6 +11397,7 @@
     </w:tblStylePr>
     <w:tblStylePr w:type="lastRow">
       <w:rPr>
+        <w:rFonts w:eastAsia="黑体"/>
         <w:b/>
         <w:bCs/>
         <w:color w:themeColor="text1" w:val="000000"/>
@@ -10885,6 +11417,7 @@
     </w:tblStylePr>
     <w:tblStylePr w:type="firstCol">
       <w:rPr>
+        <w:rFonts w:eastAsia="黑体"/>
         <w:b/>
         <w:bCs/>
         <w:color w:themeColor="text1" w:val="000000"/>
@@ -10904,6 +11437,7 @@
     </w:tblStylePr>
     <w:tblStylePr w:type="lastCol">
       <w:rPr>
+        <w:rFonts w:eastAsia="黑体"/>
         <w:b w:val="0"/>
         <w:bCs w:val="0"/>
         <w:color w:themeColor="text1" w:val="000000"/>
@@ -10953,7 +11487,7 @@
       <w:spacing w:after="0" w:line="240" w:lineRule="auto"/>
     </w:pPr>
     <w:rPr>
-      <w:rFonts w:asciiTheme="majorHAnsi" w:cstheme="majorBidi" w:eastAsiaTheme="majorEastAsia" w:hAnsiTheme="majorHAnsi"/>
+      <w:rFonts w:asciiTheme="majorHAnsi" w:cstheme="majorBidi" w:hAnsiTheme="majorHAnsi" w:eastAsia="黑体"/>
       <w:color w:themeColor="text1" w:val="000000"/>
     </w:rPr>
     <w:tblPr>
@@ -10980,6 +11514,7 @@
     </w:tcPr>
     <w:tblStylePr w:type="firstRow">
       <w:rPr>
+        <w:rFonts w:eastAsia="黑体"/>
         <w:b/>
         <w:bCs/>
         <w:color w:themeColor="text1" w:val="000000"/>
@@ -10991,6 +11526,7 @@
     </w:tblStylePr>
     <w:tblStylePr w:type="lastRow">
       <w:rPr>
+        <w:rFonts w:eastAsia="黑体"/>
         <w:b/>
         <w:bCs/>
         <w:color w:themeColor="text1" w:val="000000"/>
@@ -11010,6 +11546,7 @@
     </w:tblStylePr>
     <w:tblStylePr w:type="firstCol">
       <w:rPr>
+        <w:rFonts w:eastAsia="黑体"/>
         <w:b/>
         <w:bCs/>
         <w:color w:themeColor="text1" w:val="000000"/>
@@ -11029,6 +11566,7 @@
     </w:tblStylePr>
     <w:tblStylePr w:type="lastCol">
       <w:rPr>
+        <w:rFonts w:eastAsia="黑体"/>
         <w:b w:val="0"/>
         <w:bCs w:val="0"/>
         <w:color w:themeColor="text1" w:val="000000"/>
@@ -11101,6 +11639,7 @@
     </w:tcPr>
     <w:tblStylePr w:type="firstRow">
       <w:rPr>
+        <w:rFonts w:eastAsia="黑体"/>
         <w:b/>
         <w:bCs/>
         <w:i w:val="0"/>
@@ -11122,6 +11661,7 @@
     </w:tblStylePr>
     <w:tblStylePr w:type="lastRow">
       <w:rPr>
+        <w:rFonts w:eastAsia="黑体"/>
         <w:b/>
         <w:bCs/>
         <w:i w:val="0"/>
@@ -11143,6 +11683,7 @@
     </w:tblStylePr>
     <w:tblStylePr w:type="firstCol">
       <w:rPr>
+        <w:rFonts w:eastAsia="黑体"/>
         <w:b/>
         <w:bCs/>
         <w:i w:val="0"/>
@@ -11162,6 +11703,7 @@
     </w:tblStylePr>
     <w:tblStylePr w:type="lastCol">
       <w:rPr>
+        <w:rFonts w:eastAsia="黑体"/>
         <w:b/>
         <w:bCs/>
         <w:i w:val="0"/>
@@ -11242,6 +11784,7 @@
     </w:tcPr>
     <w:tblStylePr w:type="firstRow">
       <w:rPr>
+        <w:rFonts w:eastAsia="黑体"/>
         <w:b/>
         <w:bCs/>
         <w:i w:val="0"/>
@@ -11263,6 +11806,7 @@
     </w:tblStylePr>
     <w:tblStylePr w:type="lastRow">
       <w:rPr>
+        <w:rFonts w:eastAsia="黑体"/>
         <w:b/>
         <w:bCs/>
         <w:i w:val="0"/>
@@ -11284,6 +11828,7 @@
     </w:tblStylePr>
     <w:tblStylePr w:type="firstCol">
       <w:rPr>
+        <w:rFonts w:eastAsia="黑体"/>
         <w:b/>
         <w:bCs/>
         <w:i w:val="0"/>
@@ -11303,6 +11848,7 @@
     </w:tblStylePr>
     <w:tblStylePr w:type="lastCol">
       <w:rPr>
+        <w:rFonts w:eastAsia="黑体"/>
         <w:b/>
         <w:bCs/>
         <w:i w:val="0"/>
@@ -11383,6 +11929,7 @@
     </w:tcPr>
     <w:tblStylePr w:type="firstRow">
       <w:rPr>
+        <w:rFonts w:eastAsia="黑体"/>
         <w:b/>
         <w:bCs/>
         <w:i w:val="0"/>
@@ -11404,6 +11951,7 @@
     </w:tblStylePr>
     <w:tblStylePr w:type="lastRow">
       <w:rPr>
+        <w:rFonts w:eastAsia="黑体"/>
         <w:b/>
         <w:bCs/>
         <w:i w:val="0"/>
@@ -11425,6 +11973,7 @@
     </w:tblStylePr>
     <w:tblStylePr w:type="firstCol">
       <w:rPr>
+        <w:rFonts w:eastAsia="黑体"/>
         <w:b/>
         <w:bCs/>
         <w:i w:val="0"/>
@@ -11444,6 +11993,7 @@
     </w:tblStylePr>
     <w:tblStylePr w:type="lastCol">
       <w:rPr>
+        <w:rFonts w:eastAsia="黑体"/>
         <w:b/>
         <w:bCs/>
         <w:i w:val="0"/>
@@ -11524,6 +12074,7 @@
     </w:tcPr>
     <w:tblStylePr w:type="firstRow">
       <w:rPr>
+        <w:rFonts w:eastAsia="黑体"/>
         <w:b/>
         <w:bCs/>
         <w:i w:val="0"/>
@@ -11545,6 +12096,7 @@
     </w:tblStylePr>
     <w:tblStylePr w:type="lastRow">
       <w:rPr>
+        <w:rFonts w:eastAsia="黑体"/>
         <w:b/>
         <w:bCs/>
         <w:i w:val="0"/>
@@ -11566,6 +12118,7 @@
     </w:tblStylePr>
     <w:tblStylePr w:type="firstCol">
       <w:rPr>
+        <w:rFonts w:eastAsia="黑体"/>
         <w:b/>
         <w:bCs/>
         <w:i w:val="0"/>
@@ -11585,6 +12138,7 @@
     </w:tblStylePr>
     <w:tblStylePr w:type="lastCol">
       <w:rPr>
+        <w:rFonts w:eastAsia="黑体"/>
         <w:b/>
         <w:bCs/>
         <w:i w:val="0"/>
@@ -11665,6 +12219,7 @@
     </w:tcPr>
     <w:tblStylePr w:type="firstRow">
       <w:rPr>
+        <w:rFonts w:eastAsia="黑体"/>
         <w:b/>
         <w:bCs/>
         <w:i w:val="0"/>
@@ -11686,6 +12241,7 @@
     </w:tblStylePr>
     <w:tblStylePr w:type="lastRow">
       <w:rPr>
+        <w:rFonts w:eastAsia="黑体"/>
         <w:b/>
         <w:bCs/>
         <w:i w:val="0"/>
@@ -11707,6 +12263,7 @@
     </w:tblStylePr>
     <w:tblStylePr w:type="firstCol">
       <w:rPr>
+        <w:rFonts w:eastAsia="黑体"/>
         <w:b/>
         <w:bCs/>
         <w:i w:val="0"/>
@@ -11726,6 +12283,7 @@
     </w:tblStylePr>
     <w:tblStylePr w:type="lastCol">
       <w:rPr>
+        <w:rFonts w:eastAsia="黑体"/>
         <w:b/>
         <w:bCs/>
         <w:i w:val="0"/>
@@ -11806,6 +12364,7 @@
     </w:tcPr>
     <w:tblStylePr w:type="firstRow">
       <w:rPr>
+        <w:rFonts w:eastAsia="黑体"/>
         <w:b/>
         <w:bCs/>
         <w:i w:val="0"/>
@@ -11827,6 +12386,7 @@
     </w:tblStylePr>
     <w:tblStylePr w:type="lastRow">
       <w:rPr>
+        <w:rFonts w:eastAsia="黑体"/>
         <w:b/>
         <w:bCs/>
         <w:i w:val="0"/>
@@ -11848,6 +12408,7 @@
     </w:tblStylePr>
     <w:tblStylePr w:type="firstCol">
       <w:rPr>
+        <w:rFonts w:eastAsia="黑体"/>
         <w:b/>
         <w:bCs/>
         <w:i w:val="0"/>
@@ -11867,6 +12428,7 @@
     </w:tblStylePr>
     <w:tblStylePr w:type="lastCol">
       <w:rPr>
+        <w:rFonts w:eastAsia="黑体"/>
         <w:b/>
         <w:bCs/>
         <w:i w:val="0"/>
@@ -11947,6 +12509,7 @@
     </w:tcPr>
     <w:tblStylePr w:type="firstRow">
       <w:rPr>
+        <w:rFonts w:eastAsia="黑体"/>
         <w:b/>
         <w:bCs/>
         <w:i w:val="0"/>
@@ -11968,6 +12531,7 @@
     </w:tblStylePr>
     <w:tblStylePr w:type="lastRow">
       <w:rPr>
+        <w:rFonts w:eastAsia="黑体"/>
         <w:b/>
         <w:bCs/>
         <w:i w:val="0"/>
@@ -11989,6 +12553,7 @@
     </w:tblStylePr>
     <w:tblStylePr w:type="firstCol">
       <w:rPr>
+        <w:rFonts w:eastAsia="黑体"/>
         <w:b/>
         <w:bCs/>
         <w:i w:val="0"/>
@@ -12008,6 +12573,7 @@
     </w:tblStylePr>
     <w:tblStylePr w:type="lastCol">
       <w:rPr>
+        <w:rFonts w:eastAsia="黑体"/>
         <w:b/>
         <w:bCs/>
         <w:i w:val="0"/>
@@ -12065,6 +12631,7 @@
       <w:spacing w:after="0" w:line="240" w:lineRule="auto"/>
     </w:pPr>
     <w:rPr>
+      <w:rFonts w:eastAsia="黑体"/>
       <w:color w:themeColor="background1" w:val="FFFFFF"/>
     </w:rPr>
     <w:tblPr>
@@ -12083,6 +12650,7 @@
     </w:tcPr>
     <w:tblStylePr w:type="firstRow">
       <w:rPr>
+        <w:rFonts w:eastAsia="黑体"/>
         <w:b/>
         <w:bCs/>
       </w:rPr>
@@ -12179,6 +12747,7 @@
       <w:spacing w:after="0" w:line="240" w:lineRule="auto"/>
     </w:pPr>
     <w:rPr>
+      <w:rFonts w:eastAsia="黑体"/>
       <w:color w:themeColor="background1" w:val="FFFFFF"/>
     </w:rPr>
     <w:tblPr>
@@ -12197,6 +12766,7 @@
     </w:tcPr>
     <w:tblStylePr w:type="firstRow">
       <w:rPr>
+        <w:rFonts w:eastAsia="黑体"/>
         <w:b/>
         <w:bCs/>
       </w:rPr>
@@ -12293,6 +12863,7 @@
       <w:spacing w:after="0" w:line="240" w:lineRule="auto"/>
     </w:pPr>
     <w:rPr>
+      <w:rFonts w:eastAsia="黑体"/>
       <w:color w:themeColor="background1" w:val="FFFFFF"/>
     </w:rPr>
     <w:tblPr>
@@ -12311,6 +12882,7 @@
     </w:tcPr>
     <w:tblStylePr w:type="firstRow">
       <w:rPr>
+        <w:rFonts w:eastAsia="黑体"/>
         <w:b/>
         <w:bCs/>
       </w:rPr>
@@ -12407,6 +12979,7 @@
       <w:spacing w:after="0" w:line="240" w:lineRule="auto"/>
     </w:pPr>
     <w:rPr>
+      <w:rFonts w:eastAsia="黑体"/>
       <w:color w:themeColor="background1" w:val="FFFFFF"/>
     </w:rPr>
     <w:tblPr>
@@ -12425,6 +12998,7 @@
     </w:tcPr>
     <w:tblStylePr w:type="firstRow">
       <w:rPr>
+        <w:rFonts w:eastAsia="黑体"/>
         <w:b/>
         <w:bCs/>
       </w:rPr>
@@ -12521,6 +13095,7 @@
       <w:spacing w:after="0" w:line="240" w:lineRule="auto"/>
     </w:pPr>
     <w:rPr>
+      <w:rFonts w:eastAsia="黑体"/>
       <w:color w:themeColor="background1" w:val="FFFFFF"/>
     </w:rPr>
     <w:tblPr>
@@ -12539,6 +13114,7 @@
     </w:tcPr>
     <w:tblStylePr w:type="firstRow">
       <w:rPr>
+        <w:rFonts w:eastAsia="黑体"/>
         <w:b/>
         <w:bCs/>
       </w:rPr>
@@ -12635,6 +13211,7 @@
       <w:spacing w:after="0" w:line="240" w:lineRule="auto"/>
     </w:pPr>
     <w:rPr>
+      <w:rFonts w:eastAsia="黑体"/>
       <w:color w:themeColor="background1" w:val="FFFFFF"/>
     </w:rPr>
     <w:tblPr>
@@ -12653,6 +13230,7 @@
     </w:tcPr>
     <w:tblStylePr w:type="firstRow">
       <w:rPr>
+        <w:rFonts w:eastAsia="黑体"/>
         <w:b/>
         <w:bCs/>
       </w:rPr>
@@ -12749,6 +13327,7 @@
       <w:spacing w:after="0" w:line="240" w:lineRule="auto"/>
     </w:pPr>
     <w:rPr>
+      <w:rFonts w:eastAsia="黑体"/>
       <w:color w:themeColor="background1" w:val="FFFFFF"/>
     </w:rPr>
     <w:tblPr>
@@ -12767,6 +13346,7 @@
     </w:tcPr>
     <w:tblStylePr w:type="firstRow">
       <w:rPr>
+        <w:rFonts w:eastAsia="黑体"/>
         <w:b/>
         <w:bCs/>
       </w:rPr>
@@ -12863,6 +13443,7 @@
       <w:spacing w:after="0" w:line="240" w:lineRule="auto"/>
     </w:pPr>
     <w:rPr>
+      <w:rFonts w:eastAsia="黑体"/>
       <w:color w:themeColor="text1" w:val="000000"/>
     </w:rPr>
     <w:tblPr>
@@ -12889,6 +13470,7 @@
     </w:tcPr>
     <w:tblStylePr w:type="firstRow">
       <w:rPr>
+        <w:rFonts w:eastAsia="黑体"/>
         <w:b/>
         <w:bCs/>
       </w:rPr>
@@ -12907,6 +13489,7 @@
     </w:tblStylePr>
     <w:tblStylePr w:type="lastRow">
       <w:rPr>
+        <w:rFonts w:eastAsia="黑体"/>
         <w:b/>
         <w:bCs/>
         <w:color w:themeColor="background1" w:val="FFFFFF"/>
@@ -12921,6 +13504,7 @@
     </w:tblStylePr>
     <w:tblStylePr w:type="firstCol">
       <w:rPr>
+        <w:rFonts w:eastAsia="黑体"/>
         <w:color w:themeColor="background1" w:val="FFFFFF"/>
       </w:rPr>
       <w:tblPr/>
@@ -12938,6 +13522,7 @@
     </w:tblStylePr>
     <w:tblStylePr w:type="lastCol">
       <w:rPr>
+        <w:rFonts w:eastAsia="黑体"/>
         <w:color w:themeColor="background1" w:val="FFFFFF"/>
       </w:rPr>
       <w:tblPr/>
@@ -12967,11 +13552,13 @@
     </w:tblStylePr>
     <w:tblStylePr w:type="neCell">
       <w:rPr>
+        <w:rFonts w:eastAsia="黑体"/>
         <w:color w:themeColor="text1" w:val="000000"/>
       </w:rPr>
     </w:tblStylePr>
     <w:tblStylePr w:type="nwCell">
       <w:rPr>
+        <w:rFonts w:eastAsia="黑体"/>
         <w:color w:themeColor="text1" w:val="000000"/>
       </w:rPr>
     </w:tblStylePr>
@@ -12985,6 +13572,7 @@
       <w:spacing w:after="0" w:line="240" w:lineRule="auto"/>
     </w:pPr>
     <w:rPr>
+      <w:rFonts w:eastAsia="黑体"/>
       <w:color w:themeColor="text1" w:val="000000"/>
     </w:rPr>
     <w:tblPr>
@@ -13011,6 +13599,7 @@
     </w:tcPr>
     <w:tblStylePr w:type="firstRow">
       <w:rPr>
+        <w:rFonts w:eastAsia="黑体"/>
         <w:b/>
         <w:bCs/>
       </w:rPr>
@@ -13029,6 +13618,7 @@
     </w:tblStylePr>
     <w:tblStylePr w:type="lastRow">
       <w:rPr>
+        <w:rFonts w:eastAsia="黑体"/>
         <w:b/>
         <w:bCs/>
         <w:color w:themeColor="background1" w:val="FFFFFF"/>
@@ -13043,6 +13633,7 @@
     </w:tblStylePr>
     <w:tblStylePr w:type="firstCol">
       <w:rPr>
+        <w:rFonts w:eastAsia="黑体"/>
         <w:color w:themeColor="background1" w:val="FFFFFF"/>
       </w:rPr>
       <w:tblPr/>
@@ -13060,6 +13651,7 @@
     </w:tblStylePr>
     <w:tblStylePr w:type="lastCol">
       <w:rPr>
+        <w:rFonts w:eastAsia="黑体"/>
         <w:color w:themeColor="background1" w:val="FFFFFF"/>
       </w:rPr>
       <w:tblPr/>
@@ -13089,11 +13681,13 @@
     </w:tblStylePr>
     <w:tblStylePr w:type="neCell">
       <w:rPr>
+        <w:rFonts w:eastAsia="黑体"/>
         <w:color w:themeColor="text1" w:val="000000"/>
       </w:rPr>
     </w:tblStylePr>
     <w:tblStylePr w:type="nwCell">
       <w:rPr>
+        <w:rFonts w:eastAsia="黑体"/>
         <w:color w:themeColor="text1" w:val="000000"/>
       </w:rPr>
     </w:tblStylePr>
@@ -13107,6 +13701,7 @@
       <w:spacing w:after="0" w:line="240" w:lineRule="auto"/>
     </w:pPr>
     <w:rPr>
+      <w:rFonts w:eastAsia="黑体"/>
       <w:color w:themeColor="text1" w:val="000000"/>
     </w:rPr>
     <w:tblPr>
@@ -13133,6 +13728,7 @@
     </w:tcPr>
     <w:tblStylePr w:type="firstRow">
       <w:rPr>
+        <w:rFonts w:eastAsia="黑体"/>
         <w:b/>
         <w:bCs/>
       </w:rPr>
@@ -13151,6 +13747,7 @@
     </w:tblStylePr>
     <w:tblStylePr w:type="lastRow">
       <w:rPr>
+        <w:rFonts w:eastAsia="黑体"/>
         <w:b/>
         <w:bCs/>
         <w:color w:themeColor="background1" w:val="FFFFFF"/>
@@ -13165,6 +13762,7 @@
     </w:tblStylePr>
     <w:tblStylePr w:type="firstCol">
       <w:rPr>
+        <w:rFonts w:eastAsia="黑体"/>
         <w:color w:themeColor="background1" w:val="FFFFFF"/>
       </w:rPr>
       <w:tblPr/>
@@ -13182,6 +13780,7 @@
     </w:tblStylePr>
     <w:tblStylePr w:type="lastCol">
       <w:rPr>
+        <w:rFonts w:eastAsia="黑体"/>
         <w:color w:themeColor="background1" w:val="FFFFFF"/>
       </w:rPr>
       <w:tblPr/>
@@ -13211,11 +13810,13 @@
     </w:tblStylePr>
     <w:tblStylePr w:type="neCell">
       <w:rPr>
+        <w:rFonts w:eastAsia="黑体"/>
         <w:color w:themeColor="text1" w:val="000000"/>
       </w:rPr>
     </w:tblStylePr>
     <w:tblStylePr w:type="nwCell">
       <w:rPr>
+        <w:rFonts w:eastAsia="黑体"/>
         <w:color w:themeColor="text1" w:val="000000"/>
       </w:rPr>
     </w:tblStylePr>
@@ -13229,6 +13830,7 @@
       <w:spacing w:after="0" w:line="240" w:lineRule="auto"/>
     </w:pPr>
     <w:rPr>
+      <w:rFonts w:eastAsia="黑体"/>
       <w:color w:themeColor="text1" w:val="000000"/>
     </w:rPr>
     <w:tblPr>
@@ -13255,6 +13857,7 @@
     </w:tcPr>
     <w:tblStylePr w:type="firstRow">
       <w:rPr>
+        <w:rFonts w:eastAsia="黑体"/>
         <w:b/>
         <w:bCs/>
       </w:rPr>
@@ -13273,6 +13876,7 @@
     </w:tblStylePr>
     <w:tblStylePr w:type="lastRow">
       <w:rPr>
+        <w:rFonts w:eastAsia="黑体"/>
         <w:b/>
         <w:bCs/>
         <w:color w:themeColor="background1" w:val="FFFFFF"/>
@@ -13287,6 +13891,7 @@
     </w:tblStylePr>
     <w:tblStylePr w:type="firstCol">
       <w:rPr>
+        <w:rFonts w:eastAsia="黑体"/>
         <w:color w:themeColor="background1" w:val="FFFFFF"/>
       </w:rPr>
       <w:tblPr/>
@@ -13304,6 +13909,7 @@
     </w:tblStylePr>
     <w:tblStylePr w:type="lastCol">
       <w:rPr>
+        <w:rFonts w:eastAsia="黑体"/>
         <w:color w:themeColor="background1" w:val="FFFFFF"/>
       </w:rPr>
       <w:tblPr/>
@@ -13341,6 +13947,7 @@
       <w:spacing w:after="0" w:line="240" w:lineRule="auto"/>
     </w:pPr>
     <w:rPr>
+      <w:rFonts w:eastAsia="黑体"/>
       <w:color w:themeColor="text1" w:val="000000"/>
     </w:rPr>
     <w:tblPr>
@@ -13367,6 +13974,7 @@
     </w:tcPr>
     <w:tblStylePr w:type="firstRow">
       <w:rPr>
+        <w:rFonts w:eastAsia="黑体"/>
         <w:b/>
         <w:bCs/>
       </w:rPr>
@@ -13385,6 +13993,7 @@
     </w:tblStylePr>
     <w:tblStylePr w:type="lastRow">
       <w:rPr>
+        <w:rFonts w:eastAsia="黑体"/>
         <w:b/>
         <w:bCs/>
         <w:color w:themeColor="background1" w:val="FFFFFF"/>
@@ -13399,6 +14008,7 @@
     </w:tblStylePr>
     <w:tblStylePr w:type="firstCol">
       <w:rPr>
+        <w:rFonts w:eastAsia="黑体"/>
         <w:color w:themeColor="background1" w:val="FFFFFF"/>
       </w:rPr>
       <w:tblPr/>
@@ -13416,6 +14026,7 @@
     </w:tblStylePr>
     <w:tblStylePr w:type="lastCol">
       <w:rPr>
+        <w:rFonts w:eastAsia="黑体"/>
         <w:color w:themeColor="background1" w:val="FFFFFF"/>
       </w:rPr>
       <w:tblPr/>
@@ -13445,11 +14056,13 @@
     </w:tblStylePr>
     <w:tblStylePr w:type="neCell">
       <w:rPr>
+        <w:rFonts w:eastAsia="黑体"/>
         <w:color w:themeColor="text1" w:val="000000"/>
       </w:rPr>
     </w:tblStylePr>
     <w:tblStylePr w:type="nwCell">
       <w:rPr>
+        <w:rFonts w:eastAsia="黑体"/>
         <w:color w:themeColor="text1" w:val="000000"/>
       </w:rPr>
     </w:tblStylePr>
@@ -13463,6 +14076,7 @@
       <w:spacing w:after="0" w:line="240" w:lineRule="auto"/>
     </w:pPr>
     <w:rPr>
+      <w:rFonts w:eastAsia="黑体"/>
       <w:color w:themeColor="text1" w:val="000000"/>
     </w:rPr>
     <w:tblPr>
@@ -13489,6 +14103,7 @@
     </w:tcPr>
     <w:tblStylePr w:type="firstRow">
       <w:rPr>
+        <w:rFonts w:eastAsia="黑体"/>
         <w:b/>
         <w:bCs/>
       </w:rPr>
@@ -13507,6 +14122,7 @@
     </w:tblStylePr>
     <w:tblStylePr w:type="lastRow">
       <w:rPr>
+        <w:rFonts w:eastAsia="黑体"/>
         <w:b/>
         <w:bCs/>
         <w:color w:themeColor="background1" w:val="FFFFFF"/>
@@ -13521,6 +14137,7 @@
     </w:tblStylePr>
     <w:tblStylePr w:type="firstCol">
       <w:rPr>
+        <w:rFonts w:eastAsia="黑体"/>
         <w:color w:themeColor="background1" w:val="FFFFFF"/>
       </w:rPr>
       <w:tblPr/>
@@ -13538,6 +14155,7 @@
     </w:tblStylePr>
     <w:tblStylePr w:type="lastCol">
       <w:rPr>
+        <w:rFonts w:eastAsia="黑体"/>
         <w:color w:themeColor="background1" w:val="FFFFFF"/>
       </w:rPr>
       <w:tblPr/>
@@ -13567,11 +14185,13 @@
     </w:tblStylePr>
     <w:tblStylePr w:type="neCell">
       <w:rPr>
+        <w:rFonts w:eastAsia="黑体"/>
         <w:color w:themeColor="text1" w:val="000000"/>
       </w:rPr>
     </w:tblStylePr>
     <w:tblStylePr w:type="nwCell">
       <w:rPr>
+        <w:rFonts w:eastAsia="黑体"/>
         <w:color w:themeColor="text1" w:val="000000"/>
       </w:rPr>
     </w:tblStylePr>
@@ -13585,6 +14205,7 @@
       <w:spacing w:after="0" w:line="240" w:lineRule="auto"/>
     </w:pPr>
     <w:rPr>
+      <w:rFonts w:eastAsia="黑体"/>
       <w:color w:themeColor="text1" w:val="000000"/>
     </w:rPr>
     <w:tblPr>
@@ -13611,6 +14232,7 @@
     </w:tcPr>
     <w:tblStylePr w:type="firstRow">
       <w:rPr>
+        <w:rFonts w:eastAsia="黑体"/>
         <w:b/>
         <w:bCs/>
       </w:rPr>
@@ -13629,6 +14251,7 @@
     </w:tblStylePr>
     <w:tblStylePr w:type="lastRow">
       <w:rPr>
+        <w:rFonts w:eastAsia="黑体"/>
         <w:b/>
         <w:bCs/>
         <w:color w:themeColor="background1" w:val="FFFFFF"/>
@@ -13643,6 +14266,7 @@
     </w:tblStylePr>
     <w:tblStylePr w:type="firstCol">
       <w:rPr>
+        <w:rFonts w:eastAsia="黑体"/>
         <w:color w:themeColor="background1" w:val="FFFFFF"/>
       </w:rPr>
       <w:tblPr/>
@@ -13660,6 +14284,7 @@
     </w:tblStylePr>
     <w:tblStylePr w:type="lastCol">
       <w:rPr>
+        <w:rFonts w:eastAsia="黑体"/>
         <w:color w:themeColor="background1" w:val="FFFFFF"/>
       </w:rPr>
       <w:tblPr/>
@@ -13689,11 +14314,13 @@
     </w:tblStylePr>
     <w:tblStylePr w:type="neCell">
       <w:rPr>
+        <w:rFonts w:eastAsia="黑体"/>
         <w:color w:themeColor="text1" w:val="000000"/>
       </w:rPr>
     </w:tblStylePr>
     <w:tblStylePr w:type="nwCell">
       <w:rPr>
+        <w:rFonts w:eastAsia="黑体"/>
         <w:color w:themeColor="text1" w:val="000000"/>
       </w:rPr>
     </w:tblStylePr>
@@ -13707,6 +14334,7 @@
       <w:spacing w:after="0" w:line="240" w:lineRule="auto"/>
     </w:pPr>
     <w:rPr>
+      <w:rFonts w:eastAsia="黑体"/>
       <w:color w:themeColor="text1" w:val="000000"/>
     </w:rPr>
     <w:tblPr>
@@ -13725,6 +14353,7 @@
     </w:tcPr>
     <w:tblStylePr w:type="firstRow">
       <w:rPr>
+        <w:rFonts w:eastAsia="黑体"/>
         <w:b/>
         <w:bCs/>
         <w:color w:themeColor="background1" w:val="FFFFFF"/>
@@ -13739,6 +14368,7 @@
     </w:tblStylePr>
     <w:tblStylePr w:type="lastRow">
       <w:rPr>
+        <w:rFonts w:eastAsia="黑体"/>
         <w:b/>
         <w:bCs/>
         <w:color w:themeColor="accent2" w:themeShade="CC" w:val="9E3A38"/>
@@ -13753,12 +14383,14 @@
     </w:tblStylePr>
     <w:tblStylePr w:type="firstCol">
       <w:rPr>
+        <w:rFonts w:eastAsia="黑体"/>
         <w:b/>
         <w:bCs/>
       </w:rPr>
     </w:tblStylePr>
     <w:tblStylePr w:type="lastCol">
       <w:rPr>
+        <w:rFonts w:eastAsia="黑体"/>
         <w:b/>
         <w:bCs/>
       </w:rPr>
@@ -13793,6 +14425,7 @@
       <w:spacing w:after="0" w:line="240" w:lineRule="auto"/>
     </w:pPr>
     <w:rPr>
+      <w:rFonts w:eastAsia="黑体"/>
       <w:color w:themeColor="text1" w:val="000000"/>
     </w:rPr>
     <w:tblPr>
@@ -13811,6 +14444,7 @@
     </w:tcPr>
     <w:tblStylePr w:type="firstRow">
       <w:rPr>
+        <w:rFonts w:eastAsia="黑体"/>
         <w:b/>
         <w:bCs/>
         <w:color w:themeColor="background1" w:val="FFFFFF"/>
@@ -13825,6 +14459,7 @@
     </w:tblStylePr>
     <w:tblStylePr w:type="lastRow">
       <w:rPr>
+        <w:rFonts w:eastAsia="黑体"/>
         <w:b/>
         <w:bCs/>
         <w:color w:themeColor="accent2" w:themeShade="CC" w:val="9E3A38"/>
@@ -13839,12 +14474,14 @@
     </w:tblStylePr>
     <w:tblStylePr w:type="firstCol">
       <w:rPr>
+        <w:rFonts w:eastAsia="黑体"/>
         <w:b/>
         <w:bCs/>
       </w:rPr>
     </w:tblStylePr>
     <w:tblStylePr w:type="lastCol">
       <w:rPr>
+        <w:rFonts w:eastAsia="黑体"/>
         <w:b/>
         <w:bCs/>
       </w:rPr>
@@ -13879,6 +14516,7 @@
       <w:spacing w:after="0" w:line="240" w:lineRule="auto"/>
     </w:pPr>
     <w:rPr>
+      <w:rFonts w:eastAsia="黑体"/>
       <w:color w:themeColor="text1" w:val="000000"/>
     </w:rPr>
     <w:tblPr>
@@ -13897,6 +14535,7 @@
     </w:tcPr>
     <w:tblStylePr w:type="firstRow">
       <w:rPr>
+        <w:rFonts w:eastAsia="黑体"/>
         <w:b/>
         <w:bCs/>
         <w:color w:themeColor="background1" w:val="FFFFFF"/>
@@ -13911,6 +14550,7 @@
     </w:tblStylePr>
     <w:tblStylePr w:type="lastRow">
       <w:rPr>
+        <w:rFonts w:eastAsia="黑体"/>
         <w:b/>
         <w:bCs/>
         <w:color w:themeColor="accent2" w:themeShade="CC" w:val="9E3A38"/>
@@ -13925,12 +14565,14 @@
     </w:tblStylePr>
     <w:tblStylePr w:type="firstCol">
       <w:rPr>
+        <w:rFonts w:eastAsia="黑体"/>
         <w:b/>
         <w:bCs/>
       </w:rPr>
     </w:tblStylePr>
     <w:tblStylePr w:type="lastCol">
       <w:rPr>
+        <w:rFonts w:eastAsia="黑体"/>
         <w:b/>
         <w:bCs/>
       </w:rPr>
@@ -13965,6 +14607,7 @@
       <w:spacing w:after="0" w:line="240" w:lineRule="auto"/>
     </w:pPr>
     <w:rPr>
+      <w:rFonts w:eastAsia="黑体"/>
       <w:color w:themeColor="text1" w:val="000000"/>
     </w:rPr>
     <w:tblPr>
@@ -13983,6 +14626,7 @@
     </w:tcPr>
     <w:tblStylePr w:type="firstRow">
       <w:rPr>
+        <w:rFonts w:eastAsia="黑体"/>
         <w:b/>
         <w:bCs/>
         <w:color w:themeColor="background1" w:val="FFFFFF"/>
@@ -13997,6 +14641,7 @@
     </w:tblStylePr>
     <w:tblStylePr w:type="lastRow">
       <w:rPr>
+        <w:rFonts w:eastAsia="黑体"/>
         <w:b/>
         <w:bCs/>
         <w:color w:themeColor="accent4" w:themeShade="CC" w:val="664E82"/>
@@ -14011,12 +14656,14 @@
     </w:tblStylePr>
     <w:tblStylePr w:type="firstCol">
       <w:rPr>
+        <w:rFonts w:eastAsia="黑体"/>
         <w:b/>
         <w:bCs/>
       </w:rPr>
     </w:tblStylePr>
     <w:tblStylePr w:type="lastCol">
       <w:rPr>
+        <w:rFonts w:eastAsia="黑体"/>
         <w:b/>
         <w:bCs/>
       </w:rPr>
@@ -14051,6 +14698,7 @@
       <w:spacing w:after="0" w:line="240" w:lineRule="auto"/>
     </w:pPr>
     <w:rPr>
+      <w:rFonts w:eastAsia="黑体"/>
       <w:color w:themeColor="text1" w:val="000000"/>
     </w:rPr>
     <w:tblPr>
@@ -14069,6 +14717,7 @@
     </w:tcPr>
     <w:tblStylePr w:type="firstRow">
       <w:rPr>
+        <w:rFonts w:eastAsia="黑体"/>
         <w:b/>
         <w:bCs/>
         <w:color w:themeColor="background1" w:val="FFFFFF"/>
@@ -14083,6 +14732,7 @@
     </w:tblStylePr>
     <w:tblStylePr w:type="lastRow">
       <w:rPr>
+        <w:rFonts w:eastAsia="黑体"/>
         <w:b/>
         <w:bCs/>
         <w:color w:themeColor="accent3" w:themeShade="CC" w:val="7E9C40"/>
@@ -14097,12 +14747,14 @@
     </w:tblStylePr>
     <w:tblStylePr w:type="firstCol">
       <w:rPr>
+        <w:rFonts w:eastAsia="黑体"/>
         <w:b/>
         <w:bCs/>
       </w:rPr>
     </w:tblStylePr>
     <w:tblStylePr w:type="lastCol">
       <w:rPr>
+        <w:rFonts w:eastAsia="黑体"/>
         <w:b/>
         <w:bCs/>
       </w:rPr>
@@ -14137,6 +14789,7 @@
       <w:spacing w:after="0" w:line="240" w:lineRule="auto"/>
     </w:pPr>
     <w:rPr>
+      <w:rFonts w:eastAsia="黑体"/>
       <w:color w:themeColor="text1" w:val="000000"/>
     </w:rPr>
     <w:tblPr>
@@ -14155,6 +14808,7 @@
     </w:tcPr>
     <w:tblStylePr w:type="firstRow">
       <w:rPr>
+        <w:rFonts w:eastAsia="黑体"/>
         <w:b/>
         <w:bCs/>
         <w:color w:themeColor="background1" w:val="FFFFFF"/>
@@ -14169,6 +14823,7 @@
     </w:tblStylePr>
     <w:tblStylePr w:type="lastRow">
       <w:rPr>
+        <w:rFonts w:eastAsia="黑体"/>
         <w:b/>
         <w:bCs/>
         <w:color w:themeColor="accent6" w:themeShade="CC" w:val="F2730A"/>
@@ -14183,12 +14838,14 @@
     </w:tblStylePr>
     <w:tblStylePr w:type="firstCol">
       <w:rPr>
+        <w:rFonts w:eastAsia="黑体"/>
         <w:b/>
         <w:bCs/>
       </w:rPr>
     </w:tblStylePr>
     <w:tblStylePr w:type="lastCol">
       <w:rPr>
+        <w:rFonts w:eastAsia="黑体"/>
         <w:b/>
         <w:bCs/>
       </w:rPr>
@@ -14223,6 +14880,7 @@
       <w:spacing w:after="0" w:line="240" w:lineRule="auto"/>
     </w:pPr>
     <w:rPr>
+      <w:rFonts w:eastAsia="黑体"/>
       <w:color w:themeColor="text1" w:val="000000"/>
     </w:rPr>
     <w:tblPr>
@@ -14241,6 +14899,7 @@
     </w:tcPr>
     <w:tblStylePr w:type="firstRow">
       <w:rPr>
+        <w:rFonts w:eastAsia="黑体"/>
         <w:b/>
         <w:bCs/>
         <w:color w:themeColor="background1" w:val="FFFFFF"/>
@@ -14255,6 +14914,7 @@
     </w:tblStylePr>
     <w:tblStylePr w:type="lastRow">
       <w:rPr>
+        <w:rFonts w:eastAsia="黑体"/>
         <w:b/>
         <w:bCs/>
         <w:color w:themeColor="accent5" w:themeShade="CC" w:val="348DA5"/>
@@ -14269,12 +14929,14 @@
     </w:tblStylePr>
     <w:tblStylePr w:type="firstCol">
       <w:rPr>
+        <w:rFonts w:eastAsia="黑体"/>
         <w:b/>
         <w:bCs/>
       </w:rPr>
     </w:tblStylePr>
     <w:tblStylePr w:type="lastCol">
       <w:rPr>
+        <w:rFonts w:eastAsia="黑体"/>
         <w:b/>
         <w:bCs/>
       </w:rPr>
@@ -14309,6 +14971,7 @@
       <w:spacing w:after="0" w:line="240" w:lineRule="auto"/>
     </w:pPr>
     <w:rPr>
+      <w:rFonts w:eastAsia="黑体"/>
       <w:color w:themeColor="text1" w:val="000000"/>
     </w:rPr>
     <w:tblPr>
@@ -14330,6 +14993,7 @@
     </w:tcPr>
     <w:tblStylePr w:type="firstRow">
       <w:rPr>
+        <w:rFonts w:eastAsia="黑体"/>
         <w:b/>
         <w:bCs/>
       </w:rPr>
@@ -14340,6 +15004,7 @@
     </w:tblStylePr>
     <w:tblStylePr w:type="lastRow">
       <w:rPr>
+        <w:rFonts w:eastAsia="黑体"/>
         <w:b/>
         <w:bCs/>
         <w:color w:themeColor="text1" w:val="000000"/>
@@ -14351,6 +15016,7 @@
     </w:tblStylePr>
     <w:tblStylePr w:type="firstCol">
       <w:rPr>
+        <w:rFonts w:eastAsia="黑体"/>
         <w:color w:themeColor="background1" w:val="FFFFFF"/>
       </w:rPr>
       <w:tblPr/>
@@ -14360,6 +15026,7 @@
     </w:tblStylePr>
     <w:tblStylePr w:type="lastCol">
       <w:rPr>
+        <w:rFonts w:eastAsia="黑体"/>
         <w:color w:themeColor="background1" w:val="FFFFFF"/>
       </w:rPr>
       <w:tblPr/>
@@ -14389,6 +15056,7 @@
       <w:spacing w:after="0" w:line="240" w:lineRule="auto"/>
     </w:pPr>
     <w:rPr>
+      <w:rFonts w:eastAsia="黑体"/>
       <w:color w:themeColor="text1" w:val="000000"/>
     </w:rPr>
     <w:tblPr>
@@ -14410,6 +15078,7 @@
     </w:tcPr>
     <w:tblStylePr w:type="firstRow">
       <w:rPr>
+        <w:rFonts w:eastAsia="黑体"/>
         <w:b/>
         <w:bCs/>
       </w:rPr>
@@ -14420,6 +15089,7 @@
     </w:tblStylePr>
     <w:tblStylePr w:type="lastRow">
       <w:rPr>
+        <w:rFonts w:eastAsia="黑体"/>
         <w:b/>
         <w:bCs/>
         <w:color w:themeColor="text1" w:val="000000"/>
@@ -14431,6 +15101,7 @@
     </w:tblStylePr>
     <w:tblStylePr w:type="firstCol">
       <w:rPr>
+        <w:rFonts w:eastAsia="黑体"/>
         <w:color w:themeColor="background1" w:val="FFFFFF"/>
       </w:rPr>
       <w:tblPr/>
@@ -14440,6 +15111,7 @@
     </w:tblStylePr>
     <w:tblStylePr w:type="lastCol">
       <w:rPr>
+        <w:rFonts w:eastAsia="黑体"/>
         <w:color w:themeColor="background1" w:val="FFFFFF"/>
       </w:rPr>
       <w:tblPr/>
@@ -14469,6 +15141,7 @@
       <w:spacing w:after="0" w:line="240" w:lineRule="auto"/>
     </w:pPr>
     <w:rPr>
+      <w:rFonts w:eastAsia="黑体"/>
       <w:color w:themeColor="text1" w:val="000000"/>
     </w:rPr>
     <w:tblPr>
@@ -14490,6 +15163,7 @@
     </w:tcPr>
     <w:tblStylePr w:type="firstRow">
       <w:rPr>
+        <w:rFonts w:eastAsia="黑体"/>
         <w:b/>
         <w:bCs/>
       </w:rPr>
@@ -14500,6 +15174,7 @@
     </w:tblStylePr>
     <w:tblStylePr w:type="lastRow">
       <w:rPr>
+        <w:rFonts w:eastAsia="黑体"/>
         <w:b/>
         <w:bCs/>
         <w:color w:themeColor="text1" w:val="000000"/>
@@ -14511,6 +15186,7 @@
     </w:tblStylePr>
     <w:tblStylePr w:type="firstCol">
       <w:rPr>
+        <w:rFonts w:eastAsia="黑体"/>
         <w:color w:themeColor="background1" w:val="FFFFFF"/>
       </w:rPr>
       <w:tblPr/>
@@ -14520,6 +15196,7 @@
     </w:tblStylePr>
     <w:tblStylePr w:type="lastCol">
       <w:rPr>
+        <w:rFonts w:eastAsia="黑体"/>
         <w:color w:themeColor="background1" w:val="FFFFFF"/>
       </w:rPr>
       <w:tblPr/>
@@ -14549,6 +15226,7 @@
       <w:spacing w:after="0" w:line="240" w:lineRule="auto"/>
     </w:pPr>
     <w:rPr>
+      <w:rFonts w:eastAsia="黑体"/>
       <w:color w:themeColor="text1" w:val="000000"/>
     </w:rPr>
     <w:tblPr>
@@ -14570,6 +15248,7 @@
     </w:tcPr>
     <w:tblStylePr w:type="firstRow">
       <w:rPr>
+        <w:rFonts w:eastAsia="黑体"/>
         <w:b/>
         <w:bCs/>
       </w:rPr>
@@ -14580,6 +15259,7 @@
     </w:tblStylePr>
     <w:tblStylePr w:type="lastRow">
       <w:rPr>
+        <w:rFonts w:eastAsia="黑体"/>
         <w:b/>
         <w:bCs/>
         <w:color w:themeColor="text1" w:val="000000"/>
@@ -14591,6 +15271,7 @@
     </w:tblStylePr>
     <w:tblStylePr w:type="firstCol">
       <w:rPr>
+        <w:rFonts w:eastAsia="黑体"/>
         <w:color w:themeColor="background1" w:val="FFFFFF"/>
       </w:rPr>
       <w:tblPr/>
@@ -14600,6 +15281,7 @@
     </w:tblStylePr>
     <w:tblStylePr w:type="lastCol">
       <w:rPr>
+        <w:rFonts w:eastAsia="黑体"/>
         <w:color w:themeColor="background1" w:val="FFFFFF"/>
       </w:rPr>
       <w:tblPr/>
@@ -14629,6 +15311,7 @@
       <w:spacing w:after="0" w:line="240" w:lineRule="auto"/>
     </w:pPr>
     <w:rPr>
+      <w:rFonts w:eastAsia="黑体"/>
       <w:color w:themeColor="text1" w:val="000000"/>
     </w:rPr>
     <w:tblPr>
@@ -14650,6 +15333,7 @@
     </w:tcPr>
     <w:tblStylePr w:type="firstRow">
       <w:rPr>
+        <w:rFonts w:eastAsia="黑体"/>
         <w:b/>
         <w:bCs/>
       </w:rPr>
@@ -14660,6 +15344,7 @@
     </w:tblStylePr>
     <w:tblStylePr w:type="lastRow">
       <w:rPr>
+        <w:rFonts w:eastAsia="黑体"/>
         <w:b/>
         <w:bCs/>
         <w:color w:themeColor="text1" w:val="000000"/>
@@ -14671,6 +15356,7 @@
     </w:tblStylePr>
     <w:tblStylePr w:type="firstCol">
       <w:rPr>
+        <w:rFonts w:eastAsia="黑体"/>
         <w:color w:themeColor="background1" w:val="FFFFFF"/>
       </w:rPr>
       <w:tblPr/>
@@ -14680,6 +15366,7 @@
     </w:tblStylePr>
     <w:tblStylePr w:type="lastCol">
       <w:rPr>
+        <w:rFonts w:eastAsia="黑体"/>
         <w:color w:themeColor="background1" w:val="FFFFFF"/>
       </w:rPr>
       <w:tblPr/>
@@ -14709,6 +15396,7 @@
       <w:spacing w:after="0" w:line="240" w:lineRule="auto"/>
     </w:pPr>
     <w:rPr>
+      <w:rFonts w:eastAsia="黑体"/>
       <w:color w:themeColor="text1" w:val="000000"/>
     </w:rPr>
     <w:tblPr>
@@ -14730,6 +15418,7 @@
     </w:tcPr>
     <w:tblStylePr w:type="firstRow">
       <w:rPr>
+        <w:rFonts w:eastAsia="黑体"/>
         <w:b/>
         <w:bCs/>
       </w:rPr>
@@ -14740,6 +15429,7 @@
     </w:tblStylePr>
     <w:tblStylePr w:type="lastRow">
       <w:rPr>
+        <w:rFonts w:eastAsia="黑体"/>
         <w:b/>
         <w:bCs/>
         <w:color w:themeColor="text1" w:val="000000"/>
@@ -14751,6 +15441,7 @@
     </w:tblStylePr>
     <w:tblStylePr w:type="firstCol">
       <w:rPr>
+        <w:rFonts w:eastAsia="黑体"/>
         <w:color w:themeColor="background1" w:val="FFFFFF"/>
       </w:rPr>
       <w:tblPr/>
@@ -14760,6 +15451,7 @@
     </w:tblStylePr>
     <w:tblStylePr w:type="lastCol">
       <w:rPr>
+        <w:rFonts w:eastAsia="黑体"/>
         <w:color w:themeColor="background1" w:val="FFFFFF"/>
       </w:rPr>
       <w:tblPr/>
@@ -14789,6 +15481,7 @@
       <w:spacing w:after="0" w:line="240" w:lineRule="auto"/>
     </w:pPr>
     <w:rPr>
+      <w:rFonts w:eastAsia="黑体"/>
       <w:color w:themeColor="text1" w:val="000000"/>
     </w:rPr>
     <w:tblPr>
@@ -14810,6 +15503,7 @@
     </w:tcPr>
     <w:tblStylePr w:type="firstRow">
       <w:rPr>
+        <w:rFonts w:eastAsia="黑体"/>
         <w:b/>
         <w:bCs/>
       </w:rPr>
@@ -14820,6 +15514,7 @@
     </w:tblStylePr>
     <w:tblStylePr w:type="lastRow">
       <w:rPr>
+        <w:rFonts w:eastAsia="黑体"/>
         <w:b/>
         <w:bCs/>
         <w:color w:themeColor="text1" w:val="000000"/>
@@ -14831,6 +15526,7 @@
     </w:tblStylePr>
     <w:tblStylePr w:type="firstCol">
       <w:rPr>
+        <w:rFonts w:eastAsia="黑体"/>
         <w:color w:themeColor="background1" w:val="FFFFFF"/>
       </w:rPr>
       <w:tblPr/>
@@ -14840,6 +15536,7 @@
     </w:tblStylePr>
     <w:tblStylePr w:type="lastCol">
       <w:rPr>
+        <w:rFonts w:eastAsia="黑体"/>
         <w:color w:themeColor="background1" w:val="FFFFFF"/>
       </w:rPr>
       <w:tblPr/>
@@ -14872,6 +15569,7 @@
     <w:name w:val="KeywordTok"/>
     <w:basedOn w:val="VerbatimChar"/>
     <w:rPr>
+      <w:rFonts w:eastAsia="黑体"/>
       <w:b/>
       <w:color w:val="007020"/>
     </w:rPr>
@@ -14880,6 +15578,7 @@
     <w:name w:val="DataTypeTok"/>
     <w:basedOn w:val="VerbatimChar"/>
     <w:rPr>
+      <w:rFonts w:eastAsia="黑体"/>
       <w:color w:val="902000"/>
     </w:rPr>
   </w:style>
@@ -14887,6 +15586,7 @@
     <w:name w:val="DecValTok"/>
     <w:basedOn w:val="VerbatimChar"/>
     <w:rPr>
+      <w:rFonts w:eastAsia="黑体"/>
       <w:color w:val="40a070"/>
     </w:rPr>
   </w:style>
@@ -14894,6 +15594,7 @@
     <w:name w:val="BaseNTok"/>
     <w:basedOn w:val="VerbatimChar"/>
     <w:rPr>
+      <w:rFonts w:eastAsia="黑体"/>
       <w:color w:val="40a070"/>
     </w:rPr>
   </w:style>
@@ -14901,6 +15602,7 @@
     <w:name w:val="FloatTok"/>
     <w:basedOn w:val="VerbatimChar"/>
     <w:rPr>
+      <w:rFonts w:eastAsia="黑体"/>
       <w:color w:val="40a070"/>
     </w:rPr>
   </w:style>
@@ -14908,6 +15610,7 @@
     <w:name w:val="ConstantTok"/>
     <w:basedOn w:val="VerbatimChar"/>
     <w:rPr>
+      <w:rFonts w:eastAsia="黑体"/>
       <w:color w:val="880000"/>
     </w:rPr>
   </w:style>
@@ -14915,6 +15618,7 @@
     <w:name w:val="CharTok"/>
     <w:basedOn w:val="VerbatimChar"/>
     <w:rPr>
+      <w:rFonts w:eastAsia="黑体"/>
       <w:color w:val="4070a0"/>
     </w:rPr>
   </w:style>
@@ -14922,6 +15626,7 @@
     <w:name w:val="SpecialCharTok"/>
     <w:basedOn w:val="VerbatimChar"/>
     <w:rPr>
+      <w:rFonts w:eastAsia="黑体"/>
       <w:color w:val="4070a0"/>
     </w:rPr>
   </w:style>
@@ -14929,6 +15634,7 @@
     <w:name w:val="StringTok"/>
     <w:basedOn w:val="VerbatimChar"/>
     <w:rPr>
+      <w:rFonts w:eastAsia="黑体"/>
       <w:color w:val="4070a0"/>
     </w:rPr>
   </w:style>
@@ -14936,6 +15642,7 @@
     <w:name w:val="VerbatimStringTok"/>
     <w:basedOn w:val="VerbatimChar"/>
     <w:rPr>
+      <w:rFonts w:eastAsia="黑体"/>
       <w:color w:val="4070a0"/>
     </w:rPr>
   </w:style>
@@ -14943,6 +15650,7 @@
     <w:name w:val="SpecialStringTok"/>
     <w:basedOn w:val="VerbatimChar"/>
     <w:rPr>
+      <w:rFonts w:eastAsia="黑体"/>
       <w:color w:val="bb6688"/>
     </w:rPr>
   </w:style>
@@ -14950,6 +15658,7 @@
     <w:name w:val="ImportTok"/>
     <w:basedOn w:val="VerbatimChar"/>
     <w:rPr>
+      <w:rFonts w:eastAsia="黑体"/>
       <w:b/>
       <w:color w:val="008000"/>
     </w:rPr>
@@ -14958,6 +15667,7 @@
     <w:name w:val="CommentTok"/>
     <w:basedOn w:val="VerbatimChar"/>
     <w:rPr>
+      <w:rFonts w:eastAsia="黑体"/>
       <w:i/>
       <w:color w:val="60a0b0"/>
     </w:rPr>
@@ -14966,6 +15676,7 @@
     <w:name w:val="DocumentationTok"/>
     <w:basedOn w:val="VerbatimChar"/>
     <w:rPr>
+      <w:rFonts w:eastAsia="黑体"/>
       <w:i/>
       <w:color w:val="ba2121"/>
     </w:rPr>
@@ -14974,6 +15685,7 @@
     <w:name w:val="AnnotationTok"/>
     <w:basedOn w:val="VerbatimChar"/>
     <w:rPr>
+      <w:rFonts w:eastAsia="黑体"/>
       <w:b/>
       <w:i/>
       <w:color w:val="60a0b0"/>
@@ -14983,6 +15695,7 @@
     <w:name w:val="CommentVarTok"/>
     <w:basedOn w:val="VerbatimChar"/>
     <w:rPr>
+      <w:rFonts w:eastAsia="黑体"/>
       <w:b/>
       <w:i/>
       <w:color w:val="60a0b0"/>
@@ -14992,6 +15705,7 @@
     <w:name w:val="OtherTok"/>
     <w:basedOn w:val="VerbatimChar"/>
     <w:rPr>
+      <w:rFonts w:eastAsia="黑体"/>
       <w:color w:val="007020"/>
     </w:rPr>
   </w:style>
@@ -14999,6 +15713,7 @@
     <w:name w:val="FunctionTok"/>
     <w:basedOn w:val="VerbatimChar"/>
     <w:rPr>
+      <w:rFonts w:eastAsia="黑体"/>
       <w:color w:val="06287e"/>
     </w:rPr>
   </w:style>
@@ -15006,6 +15721,7 @@
     <w:name w:val="VariableTok"/>
     <w:basedOn w:val="VerbatimChar"/>
     <w:rPr>
+      <w:rFonts w:eastAsia="黑体"/>
       <w:color w:val="19177c"/>
     </w:rPr>
   </w:style>
@@ -15013,6 +15729,7 @@
     <w:name w:val="ControlFlowTok"/>
     <w:basedOn w:val="VerbatimChar"/>
     <w:rPr>
+      <w:rFonts w:eastAsia="黑体"/>
       <w:b/>
       <w:color w:val="007020"/>
     </w:rPr>
@@ -15021,6 +15738,7 @@
     <w:name w:val="OperatorTok"/>
     <w:basedOn w:val="VerbatimChar"/>
     <w:rPr>
+      <w:rFonts w:eastAsia="黑体"/>
       <w:color w:val="666666"/>
     </w:rPr>
   </w:style>
@@ -15028,18 +15746,22 @@
     <w:name w:val="BuiltInTok"/>
     <w:basedOn w:val="VerbatimChar"/>
     <w:rPr>
+      <w:rFonts w:eastAsia="黑体"/>
       <w:color w:val="008000"/>
     </w:rPr>
   </w:style>
   <w:style w:type="character" w:customStyle="1" w:styleId="ExtensionTok">
     <w:name w:val="ExtensionTok"/>
     <w:basedOn w:val="VerbatimChar"/>
-    <w:rPr/>
+    <w:rPr>
+      <w:rFonts w:eastAsia="黑体"/>
+    </w:rPr>
   </w:style>
   <w:style w:type="character" w:customStyle="1" w:styleId="PreprocessorTok">
     <w:name w:val="PreprocessorTok"/>
     <w:basedOn w:val="VerbatimChar"/>
     <w:rPr>
+      <w:rFonts w:eastAsia="黑体"/>
       <w:color w:val="bc7a00"/>
     </w:rPr>
   </w:style>
@@ -15047,18 +15769,22 @@
     <w:name w:val="AttributeTok"/>
     <w:basedOn w:val="VerbatimChar"/>
     <w:rPr>
+      <w:rFonts w:eastAsia="黑体"/>
       <w:color w:val="7d9029"/>
     </w:rPr>
   </w:style>
   <w:style w:type="character" w:customStyle="1" w:styleId="RegionMarkerTok">
     <w:name w:val="RegionMarkerTok"/>
     <w:basedOn w:val="VerbatimChar"/>
-    <w:rPr/>
+    <w:rPr>
+      <w:rFonts w:eastAsia="黑体"/>
+    </w:rPr>
   </w:style>
   <w:style w:type="character" w:customStyle="1" w:styleId="InformationTok">
     <w:name w:val="InformationTok"/>
     <w:basedOn w:val="VerbatimChar"/>
     <w:rPr>
+      <w:rFonts w:eastAsia="黑体"/>
       <w:b/>
       <w:i/>
       <w:color w:val="60a0b0"/>
@@ -15068,6 +15794,7 @@
     <w:name w:val="WarningTok"/>
     <w:basedOn w:val="VerbatimChar"/>
     <w:rPr>
+      <w:rFonts w:eastAsia="黑体"/>
       <w:b/>
       <w:i/>
       <w:color w:val="60a0b0"/>
@@ -15077,6 +15804,7 @@
     <w:name w:val="AlertTok"/>
     <w:basedOn w:val="VerbatimChar"/>
     <w:rPr>
+      <w:rFonts w:eastAsia="黑体"/>
       <w:b/>
       <w:color w:val="ff0000"/>
     </w:rPr>
@@ -15085,6 +15813,7 @@
     <w:name w:val="ErrorTok"/>
     <w:basedOn w:val="VerbatimChar"/>
     <w:rPr>
+      <w:rFonts w:eastAsia="黑体"/>
       <w:b/>
       <w:color w:val="ff0000"/>
     </w:rPr>
@@ -15092,7 +15821,9 @@
   <w:style w:type="character" w:customStyle="1" w:styleId="NormalTok">
     <w:name w:val="NormalTok"/>
     <w:basedOn w:val="VerbatimChar"/>
-    <w:rPr/>
+    <w:rPr>
+      <w:rFonts w:eastAsia="黑体"/>
+    </w:rPr>
   </w:style>
 </w:styles>
 </file>
@@ -15141,12 +15872,12 @@
     <a:fontScheme name="Office">
       <a:majorFont>
         <a:latin typeface="Calibri"/>
-        <a:ea typeface=""/>
+        <a:ea typeface="黑体"/>
         <a:cs typeface=""/>
         <a:font script="Jpan" typeface="ＭＳ ゴシック"/>
         <a:font script="Hang" typeface="맑은 고딕"/>
-        <a:font script="Hans" typeface="宋体"/>
-        <a:font script="Hant" typeface="新細明體"/>
+        <a:font script="Hans" typeface="黑体"/>
+        <a:font script="Hant" typeface="黑体"/>
         <a:font script="Arab" typeface="Times New Roman"/>
         <a:font script="Hebr" typeface="Times New Roman"/>
         <a:font script="Thai" typeface="Angsana New"/>
@@ -15176,12 +15907,12 @@
       </a:majorFont>
       <a:minorFont>
         <a:latin typeface="Cambria"/>
-        <a:ea typeface=""/>
+        <a:ea typeface="黑体"/>
         <a:cs typeface=""/>
         <a:font script="Jpan" typeface="ＭＳ 明朝"/>
         <a:font script="Hang" typeface="맑은 고딕"/>
-        <a:font script="Hans" typeface="宋体"/>
-        <a:font script="Hant" typeface="新細明體"/>
+        <a:font script="Hans" typeface="黑体"/>
+        <a:font script="Hant" typeface="黑体"/>
         <a:font script="Arab" typeface="Arial"/>
         <a:font script="Hebr" typeface="Arial"/>
         <a:font script="Thai" typeface="Cordia New"/>

--- a/07-驱动电路/02-LED驱动/PWM调光电路/PWM调光电路.docx
+++ b/07-驱动电路/02-LED驱动/PWM调光电路/PWM调光电路.docx
@@ -2801,7 +2801,7 @@
           <w:color w:val="555555"/>
           <w:sz w:val="21"/>
         </w:rPr>
-        <w:t>材料收集者：杜文杰，WX手机：19519196569，QQ:3478827729</w:t>
+        <w:t>材料收集者：杜文杰，微信/手机：19519196569，QQ:3478827729</w:t>
       </w:r>
     </w:p>
     <w:sectPr>
